--- a/毕业论文/毕业论文终版.docx
+++ b/毕业论文/毕业论文终版.docx
@@ -5110,8 +5110,8 @@
         </w:rPr>
       </w:pPr>
       <w:bookmarkStart w:id="6" w:name="_Toc31710"/>
-      <w:bookmarkStart w:id="7" w:name="_Toc134820418"/>
-      <w:bookmarkStart w:id="8" w:name="_Toc134820362"/>
+      <w:bookmarkStart w:id="7" w:name="_Toc134820362"/>
+      <w:bookmarkStart w:id="8" w:name="_Toc134820418"/>
       <w:r>
         <w:rPr>
           <w:rFonts w:eastAsia="黑体" w:cs="Arial"/>
@@ -5232,8 +5232,8 @@
           <w:sz w:val="30"/>
         </w:rPr>
       </w:pPr>
-      <w:bookmarkStart w:id="11" w:name="_Toc5951"/>
-      <w:bookmarkStart w:id="12" w:name="_Toc8392"/>
+      <w:bookmarkStart w:id="11" w:name="_Toc8392"/>
+      <w:bookmarkStart w:id="12" w:name="_Toc5951"/>
       <w:r>
         <w:rPr>
           <w:rFonts w:ascii="Times New Roman" w:hAnsi="Times New Roman"/>
@@ -5338,14 +5338,14 @@
           <w:kern w:val="0"/>
         </w:rPr>
       </w:pPr>
-      <w:bookmarkStart w:id="13" w:name="_Toc134820421"/>
-      <w:bookmarkStart w:id="14" w:name="_Toc134820365"/>
-      <w:bookmarkStart w:id="15" w:name="_Toc13114"/>
-      <w:bookmarkStart w:id="16" w:name="_Toc23390"/>
-      <w:bookmarkStart w:id="17" w:name="_Toc29792_WPSOffice_Level1"/>
-      <w:bookmarkStart w:id="18" w:name="_Toc15158"/>
-      <w:bookmarkStart w:id="19" w:name="_Toc5699_WPSOffice_Level1"/>
-      <w:bookmarkStart w:id="20" w:name="_Toc15736"/>
+      <w:bookmarkStart w:id="13" w:name="_Toc134820365"/>
+      <w:bookmarkStart w:id="14" w:name="_Toc23390"/>
+      <w:bookmarkStart w:id="15" w:name="_Toc134820421"/>
+      <w:bookmarkStart w:id="16" w:name="_Toc13114"/>
+      <w:bookmarkStart w:id="17" w:name="_Toc15158"/>
+      <w:bookmarkStart w:id="18" w:name="_Toc5699_WPSOffice_Level1"/>
+      <w:bookmarkStart w:id="19" w:name="_Toc15736"/>
+      <w:bookmarkStart w:id="20" w:name="_Toc29792_WPSOffice_Level1"/>
       <w:r>
         <w:rPr>
           <w:rFonts w:ascii="Times New Roman" w:hAnsi="Times New Roman"/>
@@ -5386,9 +5386,9 @@
       </w:pPr>
       <w:bookmarkStart w:id="21" w:name="_Toc22220"/>
       <w:bookmarkStart w:id="22" w:name="_Toc17530"/>
-      <w:bookmarkStart w:id="23" w:name="_Toc134820366"/>
-      <w:bookmarkStart w:id="24" w:name="_Toc134820422"/>
-      <w:bookmarkStart w:id="25" w:name="_Toc21861"/>
+      <w:bookmarkStart w:id="23" w:name="_Toc134820422"/>
+      <w:bookmarkStart w:id="24" w:name="_Toc21861"/>
+      <w:bookmarkStart w:id="25" w:name="_Toc134820366"/>
       <w:r>
         <w:rPr>
           <w:rFonts w:ascii="Times New Roman" w:hAnsi="Times New Roman"/>
@@ -5467,11 +5467,11 @@
           <w:szCs w:val="24"/>
         </w:rPr>
       </w:pPr>
-      <w:bookmarkStart w:id="26" w:name="_Toc134820423"/>
+      <w:bookmarkStart w:id="26" w:name="_Toc20911"/>
       <w:bookmarkStart w:id="27" w:name="_Toc2450"/>
       <w:bookmarkStart w:id="28" w:name="_Toc134820367"/>
-      <w:bookmarkStart w:id="29" w:name="_Toc20911"/>
-      <w:bookmarkStart w:id="30" w:name="_Toc9926"/>
+      <w:bookmarkStart w:id="29" w:name="_Toc9926"/>
+      <w:bookmarkStart w:id="30" w:name="_Toc134820423"/>
       <w:r>
         <w:rPr>
           <w:rFonts w:ascii="Times New Roman" w:hAnsi="Times New Roman"/>
@@ -5496,9 +5496,9 @@
           <w:rFonts w:ascii="Times New Roman" w:hAnsi="Times New Roman"/>
         </w:rPr>
       </w:pPr>
-      <w:bookmarkStart w:id="31" w:name="_Toc134820368"/>
-      <w:bookmarkStart w:id="32" w:name="_Toc134820424"/>
-      <w:bookmarkStart w:id="33" w:name="_Toc27490"/>
+      <w:bookmarkStart w:id="31" w:name="_Toc134820424"/>
+      <w:bookmarkStart w:id="32" w:name="_Toc27490"/>
+      <w:bookmarkStart w:id="33" w:name="_Toc134820368"/>
       <w:r>
         <w:rPr>
           <w:rFonts w:ascii="Times New Roman" w:hAnsi="Times New Roman"/>
@@ -5553,8 +5553,8 @@
           <w:szCs w:val="24"/>
         </w:rPr>
       </w:pPr>
-      <w:bookmarkStart w:id="34" w:name="_Toc25368"/>
-      <w:bookmarkStart w:id="35" w:name="_Toc26477"/>
+      <w:bookmarkStart w:id="34" w:name="_Toc26477"/>
+      <w:bookmarkStart w:id="35" w:name="_Toc25368"/>
       <w:r>
         <w:rPr>
           <w:rFonts w:ascii="Times New Roman" w:hAnsi="Times New Roman"/>
@@ -5579,9 +5579,9 @@
           <w:rFonts w:ascii="Times New Roman" w:hAnsi="Times New Roman"/>
         </w:rPr>
       </w:pPr>
-      <w:bookmarkStart w:id="36" w:name="_Toc134820369"/>
-      <w:bookmarkStart w:id="37" w:name="_Toc134820425"/>
-      <w:bookmarkStart w:id="38" w:name="_Toc18820"/>
+      <w:bookmarkStart w:id="36" w:name="_Toc134820425"/>
+      <w:bookmarkStart w:id="37" w:name="_Toc18820"/>
+      <w:bookmarkStart w:id="38" w:name="_Toc134820369"/>
       <w:r>
         <w:rPr>
           <w:rFonts w:ascii="Times New Roman" w:hAnsi="Times New Roman"/>
@@ -5676,9 +5676,9 @@
           <w:rFonts w:ascii="Times New Roman" w:hAnsi="Times New Roman"/>
         </w:rPr>
       </w:pPr>
-      <w:bookmarkStart w:id="41" w:name="_Toc134820426"/>
-      <w:bookmarkStart w:id="42" w:name="_Toc134820370"/>
-      <w:bookmarkStart w:id="43" w:name="_Toc8159"/>
+      <w:bookmarkStart w:id="41" w:name="_Toc134820370"/>
+      <w:bookmarkStart w:id="42" w:name="_Toc8159"/>
+      <w:bookmarkStart w:id="43" w:name="_Toc134820426"/>
       <w:r>
         <w:rPr>
           <w:rFonts w:ascii="Times New Roman" w:hAnsi="Times New Roman"/>
@@ -5871,11 +5871,11 @@
           <w:kern w:val="0"/>
         </w:rPr>
       </w:pPr>
-      <w:bookmarkStart w:id="47" w:name="_Toc24209"/>
-      <w:bookmarkStart w:id="48" w:name="_Toc134820371"/>
-      <w:bookmarkStart w:id="49" w:name="_Toc13112"/>
-      <w:bookmarkStart w:id="50" w:name="_Toc134820427"/>
-      <w:bookmarkStart w:id="51" w:name="_Toc3920"/>
+      <w:bookmarkStart w:id="47" w:name="_Toc134820371"/>
+      <w:bookmarkStart w:id="48" w:name="_Toc13112"/>
+      <w:bookmarkStart w:id="49" w:name="_Toc24209"/>
+      <w:bookmarkStart w:id="50" w:name="_Toc3920"/>
+      <w:bookmarkStart w:id="51" w:name="_Toc134820427"/>
       <w:r>
         <w:rPr>
           <w:rFonts w:ascii="Times New Roman" w:hAnsi="Times New Roman"/>
@@ -5911,12 +5911,12 @@
           <w:szCs w:val="24"/>
         </w:rPr>
       </w:pPr>
-      <w:bookmarkStart w:id="52" w:name="_Toc15331"/>
+      <w:bookmarkStart w:id="52" w:name="_Toc134820428"/>
       <w:bookmarkStart w:id="53" w:name="_Toc17222"/>
-      <w:bookmarkStart w:id="54" w:name="_Toc1064"/>
-      <w:bookmarkStart w:id="55" w:name="_Toc23727_WPSOffice_Level2"/>
-      <w:bookmarkStart w:id="56" w:name="_Toc31494"/>
-      <w:bookmarkStart w:id="57" w:name="_Toc134820428"/>
+      <w:bookmarkStart w:id="54" w:name="_Toc23727_WPSOffice_Level2"/>
+      <w:bookmarkStart w:id="55" w:name="_Toc1064"/>
+      <w:bookmarkStart w:id="56" w:name="_Toc15331"/>
+      <w:bookmarkStart w:id="57" w:name="_Toc31494"/>
       <w:bookmarkStart w:id="58" w:name="_Toc134820372"/>
       <w:r>
         <w:rPr>
@@ -6013,13 +6013,13 @@
           <w:szCs w:val="24"/>
         </w:rPr>
       </w:pPr>
-      <w:bookmarkStart w:id="59" w:name="_Toc2363_WPSOffice_Level2"/>
-      <w:bookmarkStart w:id="60" w:name="_Toc134820373"/>
-      <w:bookmarkStart w:id="61" w:name="_Toc7999"/>
-      <w:bookmarkStart w:id="62" w:name="_Toc134820429"/>
-      <w:bookmarkStart w:id="63" w:name="_Toc2031"/>
-      <w:bookmarkStart w:id="64" w:name="_Toc1455"/>
-      <w:bookmarkStart w:id="65" w:name="_Toc17469"/>
+      <w:bookmarkStart w:id="59" w:name="_Toc134820429"/>
+      <w:bookmarkStart w:id="60" w:name="_Toc2031"/>
+      <w:bookmarkStart w:id="61" w:name="_Toc1455"/>
+      <w:bookmarkStart w:id="62" w:name="_Toc17469"/>
+      <w:bookmarkStart w:id="63" w:name="_Toc134820373"/>
+      <w:bookmarkStart w:id="64" w:name="_Toc2363_WPSOffice_Level2"/>
+      <w:bookmarkStart w:id="65" w:name="_Toc7999"/>
       <w:r>
         <w:rPr>
           <w:rFonts w:ascii="Times New Roman" w:hAnsi="Times New Roman"/>
@@ -6115,13 +6115,13 @@
           <w:szCs w:val="24"/>
         </w:rPr>
       </w:pPr>
-      <w:bookmarkStart w:id="66" w:name="_Toc19782"/>
-      <w:bookmarkStart w:id="67" w:name="_Toc32068"/>
+      <w:bookmarkStart w:id="66" w:name="_Toc26482_WPSOffice_Level2"/>
+      <w:bookmarkStart w:id="67" w:name="_Toc27641"/>
       <w:bookmarkStart w:id="68" w:name="_Toc10000"/>
-      <w:bookmarkStart w:id="69" w:name="_Toc27641"/>
-      <w:bookmarkStart w:id="70" w:name="_Toc134820430"/>
-      <w:bookmarkStart w:id="71" w:name="_Toc134820374"/>
-      <w:bookmarkStart w:id="72" w:name="_Toc26482_WPSOffice_Level2"/>
+      <w:bookmarkStart w:id="69" w:name="_Toc134820374"/>
+      <w:bookmarkStart w:id="70" w:name="_Toc19782"/>
+      <w:bookmarkStart w:id="71" w:name="_Toc32068"/>
+      <w:bookmarkStart w:id="72" w:name="_Toc134820430"/>
       <w:r>
         <w:rPr>
           <w:rFonts w:ascii="Times New Roman" w:hAnsi="Times New Roman"/>
@@ -6261,9 +6261,9 @@
           <w:rFonts w:ascii="Times New Roman" w:hAnsi="Times New Roman"/>
         </w:rPr>
       </w:pPr>
-      <w:bookmarkStart w:id="76" w:name="_Toc134820431"/>
-      <w:bookmarkStart w:id="77" w:name="_Toc24465"/>
-      <w:bookmarkStart w:id="78" w:name="_Toc134820375"/>
+      <w:bookmarkStart w:id="76" w:name="_Toc134820375"/>
+      <w:bookmarkStart w:id="77" w:name="_Toc134820431"/>
+      <w:bookmarkStart w:id="78" w:name="_Toc24465"/>
       <w:bookmarkStart w:id="79" w:name="_Toc7866"/>
       <w:r>
         <w:rPr>
@@ -6331,8 +6331,8 @@
           <w:szCs w:val="24"/>
         </w:rPr>
       </w:pPr>
-      <w:bookmarkStart w:id="81" w:name="_Toc3334"/>
-      <w:bookmarkStart w:id="82" w:name="_Toc7586"/>
+      <w:bookmarkStart w:id="81" w:name="_Toc7586"/>
+      <w:bookmarkStart w:id="82" w:name="_Toc3334"/>
       <w:r>
         <w:rPr>
           <w:rFonts w:ascii="Times New Roman" w:hAnsi="Times New Roman"/>
@@ -6479,8 +6479,8 @@
           <w:kern w:val="0"/>
         </w:rPr>
       </w:pPr>
-      <w:bookmarkStart w:id="86" w:name="_Toc5949"/>
-      <w:bookmarkStart w:id="87" w:name="_Toc8560"/>
+      <w:bookmarkStart w:id="86" w:name="_Toc8560"/>
+      <w:bookmarkStart w:id="87" w:name="_Toc5949"/>
       <w:r>
         <w:rPr>
           <w:rFonts w:hint="eastAsia" w:ascii="Times New Roman" w:hAnsi="Times New Roman"/>
@@ -6519,11 +6519,11 @@
           <w:szCs w:val="24"/>
         </w:rPr>
       </w:pPr>
-      <w:bookmarkStart w:id="88" w:name="_Toc13164"/>
-      <w:bookmarkStart w:id="89" w:name="_Toc134820377"/>
-      <w:bookmarkStart w:id="90" w:name="_Toc134820433"/>
-      <w:bookmarkStart w:id="91" w:name="_Toc25491"/>
-      <w:bookmarkStart w:id="92" w:name="_Toc5591"/>
+      <w:bookmarkStart w:id="88" w:name="_Toc134820377"/>
+      <w:bookmarkStart w:id="89" w:name="_Toc134820433"/>
+      <w:bookmarkStart w:id="90" w:name="_Toc13164"/>
+      <w:bookmarkStart w:id="91" w:name="_Toc5591"/>
+      <w:bookmarkStart w:id="92" w:name="_Toc25491"/>
       <w:r>
         <w:rPr>
           <w:rFonts w:hint="eastAsia" w:ascii="Times New Roman" w:hAnsi="Times New Roman" w:eastAsia="黑体"/>
@@ -6692,13 +6692,13 @@
           <w:szCs w:val="24"/>
         </w:rPr>
       </w:pPr>
-      <w:bookmarkStart w:id="96" w:name="_Toc134820381"/>
-      <w:bookmarkStart w:id="97" w:name="_Toc134820437"/>
-      <w:bookmarkStart w:id="98" w:name="_Toc18007"/>
-      <w:bookmarkStart w:id="99" w:name="_Toc23603_WPSOffice_Level2"/>
-      <w:bookmarkStart w:id="100" w:name="_Toc8642"/>
-      <w:bookmarkStart w:id="101" w:name="_Toc32695"/>
-      <w:bookmarkStart w:id="102" w:name="_Toc17268"/>
+      <w:bookmarkStart w:id="96" w:name="_Toc134820437"/>
+      <w:bookmarkStart w:id="97" w:name="_Toc18007"/>
+      <w:bookmarkStart w:id="98" w:name="_Toc134820381"/>
+      <w:bookmarkStart w:id="99" w:name="_Toc8642"/>
+      <w:bookmarkStart w:id="100" w:name="_Toc32695"/>
+      <w:bookmarkStart w:id="101" w:name="_Toc17268"/>
+      <w:bookmarkStart w:id="102" w:name="_Toc23603_WPSOffice_Level2"/>
       <w:r>
         <w:rPr>
           <w:rFonts w:hint="eastAsia" w:ascii="Times New Roman" w:hAnsi="Times New Roman" w:eastAsia="黑体"/>
@@ -6905,8 +6905,8 @@
           <w:szCs w:val="32"/>
         </w:rPr>
       </w:pPr>
-      <w:bookmarkStart w:id="106" w:name="_Toc31178"/>
-      <w:bookmarkStart w:id="107" w:name="_Toc134820439"/>
+      <w:bookmarkStart w:id="106" w:name="_Toc134820439"/>
+      <w:bookmarkStart w:id="107" w:name="_Toc31178"/>
       <w:bookmarkStart w:id="108" w:name="_Toc134820383"/>
       <w:r>
         <w:rPr>
@@ -6977,9 +6977,9 @@
           <w:szCs w:val="32"/>
         </w:rPr>
       </w:pPr>
-      <w:bookmarkStart w:id="109" w:name="_Toc134820440"/>
+      <w:bookmarkStart w:id="109" w:name="_Toc19570"/>
       <w:bookmarkStart w:id="110" w:name="_Toc134820384"/>
-      <w:bookmarkStart w:id="111" w:name="_Toc19570"/>
+      <w:bookmarkStart w:id="111" w:name="_Toc134820440"/>
       <w:r>
         <w:rPr>
           <w:rFonts w:eastAsia="黑体" w:cs="黑体"/>
@@ -7034,8 +7034,8 @@
           <w:szCs w:val="32"/>
         </w:rPr>
       </w:pPr>
-      <w:bookmarkStart w:id="112" w:name="_Toc134820385"/>
-      <w:bookmarkStart w:id="113" w:name="_Toc23467"/>
+      <w:bookmarkStart w:id="112" w:name="_Toc23467"/>
+      <w:bookmarkStart w:id="113" w:name="_Toc134820385"/>
       <w:bookmarkStart w:id="114" w:name="_Toc134820441"/>
       <w:r>
         <w:rPr>
@@ -7161,13 +7161,13 @@
           <w:szCs w:val="24"/>
         </w:rPr>
       </w:pPr>
-      <w:bookmarkStart w:id="118" w:name="_Toc134820443"/>
-      <w:bookmarkStart w:id="119" w:name="_Toc35"/>
-      <w:bookmarkStart w:id="120" w:name="_Toc8590"/>
-      <w:bookmarkStart w:id="121" w:name="_Toc6934"/>
-      <w:bookmarkStart w:id="122" w:name="_Toc134820387"/>
-      <w:bookmarkStart w:id="123" w:name="_Toc20885_WPSOffice_Level2"/>
-      <w:bookmarkStart w:id="124" w:name="_Toc32595"/>
+      <w:bookmarkStart w:id="118" w:name="_Toc134820387"/>
+      <w:bookmarkStart w:id="119" w:name="_Toc20885_WPSOffice_Level2"/>
+      <w:bookmarkStart w:id="120" w:name="_Toc6934"/>
+      <w:bookmarkStart w:id="121" w:name="_Toc8590"/>
+      <w:bookmarkStart w:id="122" w:name="_Toc35"/>
+      <w:bookmarkStart w:id="123" w:name="_Toc32595"/>
+      <w:bookmarkStart w:id="124" w:name="_Toc134820443"/>
       <w:r>
         <w:rPr>
           <w:rFonts w:hint="eastAsia" w:ascii="Times New Roman" w:hAnsi="Times New Roman" w:eastAsia="黑体"/>
@@ -7414,9 +7414,9 @@
           <w:rFonts w:ascii="Times New Roman" w:hAnsi="Times New Roman"/>
         </w:rPr>
       </w:pPr>
-      <w:bookmarkStart w:id="125" w:name="_Toc10479"/>
+      <w:bookmarkStart w:id="125" w:name="_Toc134820388"/>
       <w:bookmarkStart w:id="126" w:name="_Toc134820444"/>
-      <w:bookmarkStart w:id="127" w:name="_Toc134820388"/>
+      <w:bookmarkStart w:id="127" w:name="_Toc10479"/>
       <w:bookmarkStart w:id="128" w:name="_Toc16238"/>
       <w:bookmarkStart w:id="129" w:name="_Toc32178"/>
       <w:r>
@@ -7467,8 +7467,8 @@
           <w:szCs w:val="24"/>
         </w:rPr>
       </w:pPr>
-      <w:bookmarkStart w:id="130" w:name="_Toc26897"/>
-      <w:bookmarkStart w:id="131" w:name="_Toc2466"/>
+      <w:bookmarkStart w:id="130" w:name="_Toc2466"/>
+      <w:bookmarkStart w:id="131" w:name="_Toc26897"/>
       <w:r>
         <w:rPr>
           <w:rFonts w:hint="eastAsia" w:ascii="Times New Roman" w:hAnsi="Times New Roman" w:eastAsia="黑体"/>
@@ -7524,11 +7524,11 @@
           <w:szCs w:val="24"/>
         </w:rPr>
       </w:pPr>
-      <w:bookmarkStart w:id="132" w:name="_Toc31249"/>
-      <w:bookmarkStart w:id="133" w:name="_Toc134820445"/>
+      <w:bookmarkStart w:id="132" w:name="_Toc134820389"/>
+      <w:bookmarkStart w:id="133" w:name="_Toc32081"/>
       <w:bookmarkStart w:id="134" w:name="_Toc8217"/>
-      <w:bookmarkStart w:id="135" w:name="_Toc32081"/>
-      <w:bookmarkStart w:id="136" w:name="_Toc134820389"/>
+      <w:bookmarkStart w:id="135" w:name="_Toc134820445"/>
+      <w:bookmarkStart w:id="136" w:name="_Toc31249"/>
       <w:r>
         <w:rPr>
           <w:rFonts w:hint="eastAsia" w:ascii="Times New Roman" w:hAnsi="Times New Roman" w:eastAsia="黑体"/>
@@ -7977,9 +7977,9 @@
       <w:r>
         <w:drawing>
           <wp:inline distT="0" distB="0" distL="114300" distR="114300">
-            <wp:extent cx="3004820" cy="2195830"/>
-            <wp:effectExtent l="0" t="0" r="12700" b="13970"/>
-            <wp:docPr id="2" name="图片 1"/>
+            <wp:extent cx="3105785" cy="2231390"/>
+            <wp:effectExtent l="0" t="0" r="3175" b="8890"/>
+            <wp:docPr id="9" name="图片 2"/>
             <wp:cNvGraphicFramePr>
               <a:graphicFrameLocks xmlns:a="http://schemas.openxmlformats.org/drawingml/2006/main" noChangeAspect="1"/>
             </wp:cNvGraphicFramePr>
@@ -7987,7 +7987,7 @@
               <a:graphicData uri="http://schemas.openxmlformats.org/drawingml/2006/picture">
                 <pic:pic xmlns:pic="http://schemas.openxmlformats.org/drawingml/2006/picture">
                   <pic:nvPicPr>
-                    <pic:cNvPr id="2" name="图片 1"/>
+                    <pic:cNvPr id="9" name="图片 2"/>
                     <pic:cNvPicPr>
                       <a:picLocks noChangeAspect="1"/>
                     </pic:cNvPicPr>
@@ -8001,7 +8001,7 @@
                   <pic:spPr>
                     <a:xfrm>
                       <a:off x="0" y="0"/>
-                      <a:ext cx="3004820" cy="2195830"/>
+                      <a:ext cx="3105785" cy="2231390"/>
                     </a:xfrm>
                     <a:prstGeom prst="rect">
                       <a:avLst/>
@@ -8122,9 +8122,9 @@
       <w:r>
         <w:drawing>
           <wp:inline distT="0" distB="0" distL="114300" distR="114300">
-            <wp:extent cx="3358515" cy="2614930"/>
-            <wp:effectExtent l="0" t="0" r="9525" b="6350"/>
-            <wp:docPr id="3" name="图片 2"/>
+            <wp:extent cx="3286125" cy="2421255"/>
+            <wp:effectExtent l="0" t="0" r="5715" b="1905"/>
+            <wp:docPr id="11" name="图片 3"/>
             <wp:cNvGraphicFramePr>
               <a:graphicFrameLocks xmlns:a="http://schemas.openxmlformats.org/drawingml/2006/main" noChangeAspect="1"/>
             </wp:cNvGraphicFramePr>
@@ -8132,7 +8132,7 @@
               <a:graphicData uri="http://schemas.openxmlformats.org/drawingml/2006/picture">
                 <pic:pic xmlns:pic="http://schemas.openxmlformats.org/drawingml/2006/picture">
                   <pic:nvPicPr>
-                    <pic:cNvPr id="3" name="图片 2"/>
+                    <pic:cNvPr id="11" name="图片 3"/>
                     <pic:cNvPicPr>
                       <a:picLocks noChangeAspect="1"/>
                     </pic:cNvPicPr>
@@ -8146,7 +8146,7 @@
                   <pic:spPr>
                     <a:xfrm>
                       <a:off x="0" y="0"/>
-                      <a:ext cx="3358515" cy="2614930"/>
+                      <a:ext cx="3286125" cy="2421255"/>
                     </a:xfrm>
                     <a:prstGeom prst="rect">
                       <a:avLst/>
@@ -8264,9 +8264,9 @@
       <w:r>
         <w:drawing>
           <wp:inline distT="0" distB="0" distL="114300" distR="114300">
-            <wp:extent cx="3326765" cy="2492375"/>
-            <wp:effectExtent l="0" t="0" r="10795" b="6985"/>
-            <wp:docPr id="4" name="图片 3"/>
+            <wp:extent cx="3419475" cy="2475230"/>
+            <wp:effectExtent l="0" t="0" r="9525" b="8890"/>
+            <wp:docPr id="23" name="图片 4"/>
             <wp:cNvGraphicFramePr>
               <a:graphicFrameLocks xmlns:a="http://schemas.openxmlformats.org/drawingml/2006/main" noChangeAspect="1"/>
             </wp:cNvGraphicFramePr>
@@ -8274,7 +8274,7 @@
               <a:graphicData uri="http://schemas.openxmlformats.org/drawingml/2006/picture">
                 <pic:pic xmlns:pic="http://schemas.openxmlformats.org/drawingml/2006/picture">
                   <pic:nvPicPr>
-                    <pic:cNvPr id="4" name="图片 3"/>
+                    <pic:cNvPr id="23" name="图片 4"/>
                     <pic:cNvPicPr>
                       <a:picLocks noChangeAspect="1"/>
                     </pic:cNvPicPr>
@@ -8288,7 +8288,7 @@
                   <pic:spPr>
                     <a:xfrm>
                       <a:off x="0" y="0"/>
-                      <a:ext cx="3326765" cy="2492375"/>
+                      <a:ext cx="3419475" cy="2475230"/>
                     </a:xfrm>
                     <a:prstGeom prst="rect">
                       <a:avLst/>
@@ -8319,7 +8319,24 @@
           <w:sz w:val="21"/>
           <w:szCs w:val="21"/>
         </w:rPr>
-        <w:t>图4-3 联系人申请ER图</w:t>
+        <w:t>图4-3 联系人申请</w:t>
+      </w:r>
+      <w:r>
+        <w:rPr>
+          <w:rFonts w:hint="eastAsia" w:eastAsia="黑体" w:cs="黑体"/>
+          <w:sz w:val="21"/>
+          <w:szCs w:val="21"/>
+          <w:lang w:val="en-US" w:eastAsia="zh-CN"/>
+        </w:rPr>
+        <w:t>实体属性</w:t>
+      </w:r>
+      <w:r>
+        <w:rPr>
+          <w:rFonts w:hint="eastAsia" w:eastAsia="黑体" w:cs="黑体"/>
+          <w:sz w:val="21"/>
+          <w:szCs w:val="21"/>
+        </w:rPr>
+        <w:t>图</w:t>
       </w:r>
     </w:p>
     <w:p>
@@ -8392,9 +8409,9 @@
       <w:r>
         <w:drawing>
           <wp:inline distT="0" distB="0" distL="114300" distR="114300">
-            <wp:extent cx="3416300" cy="2517140"/>
-            <wp:effectExtent l="0" t="0" r="12700" b="12700"/>
-            <wp:docPr id="5" name="图片 4"/>
+            <wp:extent cx="2980690" cy="2099310"/>
+            <wp:effectExtent l="0" t="0" r="6350" b="3810"/>
+            <wp:docPr id="24" name="图片 5"/>
             <wp:cNvGraphicFramePr>
               <a:graphicFrameLocks xmlns:a="http://schemas.openxmlformats.org/drawingml/2006/main" noChangeAspect="1"/>
             </wp:cNvGraphicFramePr>
@@ -8402,7 +8419,7 @@
               <a:graphicData uri="http://schemas.openxmlformats.org/drawingml/2006/picture">
                 <pic:pic xmlns:pic="http://schemas.openxmlformats.org/drawingml/2006/picture">
                   <pic:nvPicPr>
-                    <pic:cNvPr id="5" name="图片 4"/>
+                    <pic:cNvPr id="24" name="图片 5"/>
                     <pic:cNvPicPr>
                       <a:picLocks noChangeAspect="1"/>
                     </pic:cNvPicPr>
@@ -8416,7 +8433,7 @@
                   <pic:spPr>
                     <a:xfrm>
                       <a:off x="0" y="0"/>
-                      <a:ext cx="3416300" cy="2517140"/>
+                      <a:ext cx="2980690" cy="2099310"/>
                     </a:xfrm>
                     <a:prstGeom prst="rect">
                       <a:avLst/>
@@ -8525,6 +8542,8 @@
         </w:rPr>
         <w:t>：</w:t>
       </w:r>
+      <w:bookmarkStart w:id="187" w:name="_GoBack"/>
+      <w:bookmarkEnd w:id="187"/>
     </w:p>
     <w:p>
       <w:pPr>
@@ -8534,9 +8553,9 @@
       <w:r>
         <w:drawing>
           <wp:inline distT="0" distB="0" distL="114300" distR="114300">
-            <wp:extent cx="3201035" cy="2349500"/>
-            <wp:effectExtent l="0" t="0" r="14605" b="12700"/>
-            <wp:docPr id="6" name="图片 5"/>
+            <wp:extent cx="3145155" cy="2260600"/>
+            <wp:effectExtent l="0" t="0" r="9525" b="10160"/>
+            <wp:docPr id="8" name="图片 1"/>
             <wp:cNvGraphicFramePr>
               <a:graphicFrameLocks xmlns:a="http://schemas.openxmlformats.org/drawingml/2006/main" noChangeAspect="1"/>
             </wp:cNvGraphicFramePr>
@@ -8544,7 +8563,7 @@
               <a:graphicData uri="http://schemas.openxmlformats.org/drawingml/2006/picture">
                 <pic:pic xmlns:pic="http://schemas.openxmlformats.org/drawingml/2006/picture">
                   <pic:nvPicPr>
-                    <pic:cNvPr id="6" name="图片 5"/>
+                    <pic:cNvPr id="8" name="图片 1"/>
                     <pic:cNvPicPr>
                       <a:picLocks noChangeAspect="1"/>
                     </pic:cNvPicPr>
@@ -8558,7 +8577,7 @@
                   <pic:spPr>
                     <a:xfrm>
                       <a:off x="0" y="0"/>
-                      <a:ext cx="3201035" cy="2349500"/>
+                      <a:ext cx="3145155" cy="2260600"/>
                     </a:xfrm>
                     <a:prstGeom prst="rect">
                       <a:avLst/>
@@ -9884,12 +9903,6 @@
             <w:insideH w:val="single" w:color="auto" w:sz="4" w:space="0"/>
             <w:insideV w:val="single" w:color="auto" w:sz="4" w:space="0"/>
           </w:tblBorders>
-          <w:tblCellMar>
-            <w:top w:w="0" w:type="dxa"/>
-            <w:left w:w="108" w:type="dxa"/>
-            <w:bottom w:w="0" w:type="dxa"/>
-            <w:right w:w="108" w:type="dxa"/>
-          </w:tblCellMar>
         </w:tblPrEx>
         <w:trPr>
           <w:trHeight w:val="90" w:hRule="atLeast"/>
@@ -16558,8 +16571,8 @@
         </w:rPr>
       </w:pPr>
       <w:bookmarkStart w:id="142" w:name="_Toc134820449"/>
-      <w:bookmarkStart w:id="143" w:name="_Toc15598"/>
-      <w:bookmarkStart w:id="144" w:name="_Toc134820393"/>
+      <w:bookmarkStart w:id="143" w:name="_Toc134820393"/>
+      <w:bookmarkStart w:id="144" w:name="_Toc15598"/>
       <w:r>
         <w:rPr>
           <w:b/>
@@ -16588,9 +16601,9 @@
       </w:pPr>
       <w:bookmarkStart w:id="145" w:name="_Toc10267"/>
       <w:bookmarkStart w:id="146" w:name="_Toc10561"/>
-      <w:bookmarkStart w:id="147" w:name="_Toc23855"/>
+      <w:bookmarkStart w:id="147" w:name="_Toc134820461"/>
       <w:bookmarkStart w:id="148" w:name="_Toc134820405"/>
-      <w:bookmarkStart w:id="149" w:name="_Toc134820461"/>
+      <w:bookmarkStart w:id="149" w:name="_Toc23855"/>
       <w:r>
         <w:rPr>
           <w:rFonts w:ascii="Times New Roman" w:hAnsi="Times New Roman"/>
@@ -19434,8 +19447,8 @@
           <w:szCs w:val="24"/>
         </w:rPr>
       </w:pPr>
-      <w:bookmarkStart w:id="155" w:name="_Toc24337"/>
-      <w:bookmarkStart w:id="156" w:name="_Toc15577"/>
+      <w:bookmarkStart w:id="155" w:name="_Toc15577"/>
+      <w:bookmarkStart w:id="156" w:name="_Toc24337"/>
       <w:r>
         <w:rPr>
           <w:rFonts w:hint="eastAsia" w:ascii="Times New Roman" w:hAnsi="Times New Roman"/>
@@ -19481,8 +19494,6 @@
         </w:rPr>
         <w:t>如图5-7所示</w:t>
       </w:r>
-      <w:bookmarkStart w:id="187" w:name="_GoBack"/>
-      <w:bookmarkEnd w:id="187"/>
       <w:r>
         <w:rPr>
           <w:rFonts w:hint="eastAsia"/>
@@ -19740,11 +19751,11 @@
           <w:szCs w:val="24"/>
         </w:rPr>
       </w:pPr>
-      <w:bookmarkStart w:id="159" w:name="_Toc134820406"/>
-      <w:bookmarkStart w:id="160" w:name="_Toc14937"/>
-      <w:bookmarkStart w:id="161" w:name="_Toc24075"/>
-      <w:bookmarkStart w:id="162" w:name="_Toc134820462"/>
-      <w:bookmarkStart w:id="163" w:name="_Toc23136"/>
+      <w:bookmarkStart w:id="159" w:name="_Toc134820462"/>
+      <w:bookmarkStart w:id="160" w:name="_Toc134820406"/>
+      <w:bookmarkStart w:id="161" w:name="_Toc23136"/>
+      <w:bookmarkStart w:id="162" w:name="_Toc24075"/>
+      <w:bookmarkStart w:id="163" w:name="_Toc14937"/>
       <w:r>
         <w:rPr>
           <w:rFonts w:ascii="Times New Roman" w:hAnsi="Times New Roman"/>
@@ -21465,9 +21476,9 @@
               </w:rPr>
             </w:pPr>
             <w:bookmarkStart w:id="165" w:name="_Toc8595"/>
-            <w:bookmarkStart w:id="166" w:name="_Toc1754"/>
+            <w:bookmarkStart w:id="166" w:name="_Toc134820463"/>
             <w:bookmarkStart w:id="167" w:name="_Toc134820407"/>
-            <w:bookmarkStart w:id="168" w:name="_Toc134820463"/>
+            <w:bookmarkStart w:id="168" w:name="_Toc1754"/>
             <w:r>
               <w:rPr>
                 <w:rFonts w:hint="eastAsia"/>
@@ -21913,11 +21924,11 @@
           <w:kern w:val="0"/>
         </w:rPr>
       </w:pPr>
-      <w:bookmarkStart w:id="172" w:name="_Toc27978"/>
-      <w:bookmarkStart w:id="173" w:name="_Toc30145"/>
-      <w:bookmarkStart w:id="174" w:name="_Toc134820408"/>
-      <w:bookmarkStart w:id="175" w:name="_Toc31813"/>
-      <w:bookmarkStart w:id="176" w:name="_Toc134820464"/>
+      <w:bookmarkStart w:id="172" w:name="_Toc31813"/>
+      <w:bookmarkStart w:id="173" w:name="_Toc134820464"/>
+      <w:bookmarkStart w:id="174" w:name="_Toc27978"/>
+      <w:bookmarkStart w:id="175" w:name="_Toc134820408"/>
+      <w:bookmarkStart w:id="176" w:name="_Toc30145"/>
       <w:r>
         <w:rPr>
           <w:rFonts w:ascii="Times New Roman" w:hAnsi="Times New Roman"/>
@@ -21996,11 +22007,11 @@
           <w:kern w:val="0"/>
         </w:rPr>
       </w:pPr>
-      <w:bookmarkStart w:id="177" w:name="_Toc134820465"/>
-      <w:bookmarkStart w:id="178" w:name="_Toc14483"/>
-      <w:bookmarkStart w:id="179" w:name="_Toc27818"/>
-      <w:bookmarkStart w:id="180" w:name="_Toc8761"/>
-      <w:bookmarkStart w:id="181" w:name="_Toc134820409"/>
+      <w:bookmarkStart w:id="177" w:name="_Toc14483"/>
+      <w:bookmarkStart w:id="178" w:name="_Toc134820409"/>
+      <w:bookmarkStart w:id="179" w:name="_Toc8761"/>
+      <w:bookmarkStart w:id="180" w:name="_Toc134820465"/>
+      <w:bookmarkStart w:id="181" w:name="_Toc27818"/>
       <w:r>
         <w:rPr>
           <w:rFonts w:ascii="Times New Roman" w:hAnsi="Times New Roman"/>
@@ -22389,10 +22400,10 @@
           <w:rFonts w:ascii="Times New Roman" w:hAnsi="Times New Roman"/>
         </w:rPr>
       </w:pPr>
-      <w:bookmarkStart w:id="182" w:name="_Toc134820466"/>
+      <w:bookmarkStart w:id="182" w:name="_Toc134820410"/>
       <w:bookmarkStart w:id="183" w:name="_Toc11900"/>
-      <w:bookmarkStart w:id="184" w:name="_Toc3571"/>
-      <w:bookmarkStart w:id="185" w:name="_Toc134820410"/>
+      <w:bookmarkStart w:id="184" w:name="_Toc134820466"/>
+      <w:bookmarkStart w:id="185" w:name="_Toc3571"/>
       <w:r>
         <w:rPr>
           <w:rFonts w:hint="eastAsia" w:ascii="Times New Roman" w:hAnsi="Times New Roman"/>

--- a/毕业论文/毕业论文终版.docx
+++ b/毕业论文/毕业论文终版.docx
@@ -8542,8 +8542,6 @@
         </w:rPr>
         <w:t>：</w:t>
       </w:r>
-      <w:bookmarkStart w:id="187" w:name="_GoBack"/>
-      <w:bookmarkEnd w:id="187"/>
     </w:p>
     <w:p>
       <w:pPr>
@@ -8731,9 +8729,9 @@
         </w:rPr>
         <w:drawing>
           <wp:inline distT="0" distB="0" distL="114300" distR="114300">
-            <wp:extent cx="3799205" cy="3550285"/>
-            <wp:effectExtent l="0" t="0" r="10795" b="635"/>
-            <wp:docPr id="7" name="图片 7" descr="曾续缘ER图"/>
+            <wp:extent cx="4060825" cy="2985770"/>
+            <wp:effectExtent l="0" t="0" r="8255" b="1270"/>
+            <wp:docPr id="25" name="图片 25" descr="曾续缘ER图"/>
             <wp:cNvGraphicFramePr>
               <a:graphicFrameLocks xmlns:a="http://schemas.openxmlformats.org/drawingml/2006/main" noChangeAspect="1"/>
             </wp:cNvGraphicFramePr>
@@ -8741,7 +8739,7 @@
               <a:graphicData uri="http://schemas.openxmlformats.org/drawingml/2006/picture">
                 <pic:pic xmlns:pic="http://schemas.openxmlformats.org/drawingml/2006/picture">
                   <pic:nvPicPr>
-                    <pic:cNvPr id="7" name="图片 7" descr="曾续缘ER图"/>
+                    <pic:cNvPr id="25" name="图片 25" descr="曾续缘ER图"/>
                     <pic:cNvPicPr>
                       <a:picLocks noChangeAspect="1"/>
                     </pic:cNvPicPr>
@@ -8755,7 +8753,7 @@
                   <pic:spPr>
                     <a:xfrm>
                       <a:off x="0" y="0"/>
-                      <a:ext cx="3799205" cy="3550285"/>
+                      <a:ext cx="4060825" cy="2985770"/>
                     </a:xfrm>
                     <a:prstGeom prst="rect">
                       <a:avLst/>
@@ -8767,6 +8765,8 @@
           </wp:inline>
         </w:drawing>
       </w:r>
+      <w:bookmarkStart w:id="187" w:name="_GoBack"/>
+      <w:bookmarkEnd w:id="187"/>
     </w:p>
     <w:p>
       <w:pPr>
@@ -9903,6 +9903,12 @@
             <w:insideH w:val="single" w:color="auto" w:sz="4" w:space="0"/>
             <w:insideV w:val="single" w:color="auto" w:sz="4" w:space="0"/>
           </w:tblBorders>
+          <w:tblCellMar>
+            <w:top w:w="0" w:type="dxa"/>
+            <w:left w:w="108" w:type="dxa"/>
+            <w:bottom w:w="0" w:type="dxa"/>
+            <w:right w:w="108" w:type="dxa"/>
+          </w:tblCellMar>
         </w:tblPrEx>
         <w:trPr>
           <w:trHeight w:val="90" w:hRule="atLeast"/>

--- a/毕业论文/毕业论文终版.docx
+++ b/毕业论文/毕业论文终版.docx
@@ -858,14 +858,50 @@
           <w:sz w:val="30"/>
           <w:szCs w:val="30"/>
         </w:rPr>
-        <w:t xml:space="preserve">                作者签名：   </w:t>
-      </w:r>
-      <w:r>
-        <w:rPr>
-          <w:sz w:val="30"/>
-          <w:szCs w:val="30"/>
-        </w:rPr>
-        <w:t xml:space="preserve">   </w:t>
+        <w:t xml:space="preserve">                作者签名：  </w:t>
+      </w:r>
+      <w:r>
+        <w:drawing>
+          <wp:inline distT="0" distB="0" distL="114300" distR="114300">
+            <wp:extent cx="678180" cy="338455"/>
+            <wp:effectExtent l="0" t="0" r="7620" b="12065"/>
+            <wp:docPr id="32" name="图片 6"/>
+            <wp:cNvGraphicFramePr>
+              <a:graphicFrameLocks xmlns:a="http://schemas.openxmlformats.org/drawingml/2006/main" noChangeAspect="1"/>
+            </wp:cNvGraphicFramePr>
+            <a:graphic xmlns:a="http://schemas.openxmlformats.org/drawingml/2006/main">
+              <a:graphicData uri="http://schemas.openxmlformats.org/drawingml/2006/picture">
+                <pic:pic xmlns:pic="http://schemas.openxmlformats.org/drawingml/2006/picture">
+                  <pic:nvPicPr>
+                    <pic:cNvPr id="32" name="图片 6"/>
+                    <pic:cNvPicPr>
+                      <a:picLocks noChangeAspect="1"/>
+                    </pic:cNvPicPr>
+                  </pic:nvPicPr>
+                  <pic:blipFill>
+                    <a:blip r:embed="rId21"/>
+                    <a:stretch>
+                      <a:fillRect/>
+                    </a:stretch>
+                  </pic:blipFill>
+                  <pic:spPr>
+                    <a:xfrm>
+                      <a:off x="0" y="0"/>
+                      <a:ext cx="678180" cy="338455"/>
+                    </a:xfrm>
+                    <a:prstGeom prst="rect">
+                      <a:avLst/>
+                    </a:prstGeom>
+                    <a:noFill/>
+                    <a:ln>
+                      <a:noFill/>
+                    </a:ln>
+                  </pic:spPr>
+                </pic:pic>
+              </a:graphicData>
+            </a:graphic>
+          </wp:inline>
+        </w:drawing>
       </w:r>
       <w:r>
         <w:rPr>
@@ -873,7 +909,32 @@
           <w:sz w:val="30"/>
           <w:szCs w:val="30"/>
         </w:rPr>
-        <w:t xml:space="preserve">   2025 年   月   日 </w:t>
+        <w:t xml:space="preserve"> </w:t>
+      </w:r>
+      <w:r>
+        <w:rPr>
+          <w:sz w:val="30"/>
+          <w:szCs w:val="30"/>
+        </w:rPr>
+        <w:t xml:space="preserve">   </w:t>
+      </w:r>
+      <w:r>
+        <w:rPr>
+          <w:rFonts w:hint="eastAsia"/>
+          <w:sz w:val="30"/>
+          <w:szCs w:val="30"/>
+        </w:rPr>
+        <w:t xml:space="preserve"> 2025 年  </w:t>
+      </w:r>
+      <w:bookmarkStart w:id="187" w:name="_GoBack"/>
+      <w:bookmarkEnd w:id="187"/>
+      <w:r>
+        <w:rPr>
+          <w:rFonts w:hint="eastAsia"/>
+          <w:sz w:val="30"/>
+          <w:szCs w:val="30"/>
+        </w:rPr>
+        <w:t xml:space="preserve"> 月   日 </w:t>
       </w:r>
     </w:p>
     <w:p>
@@ -900,6 +961,49 @@
           <w:sz w:val="30"/>
           <w:szCs w:val="30"/>
         </w:rPr>
+        <w:drawing>
+          <wp:inline distT="0" distB="0" distL="114300" distR="114300">
+            <wp:extent cx="781050" cy="447675"/>
+            <wp:effectExtent l="0" t="0" r="11430" b="9525"/>
+            <wp:docPr id="29" name="图片 29" descr="微信图片_20250515202305_61"/>
+            <wp:cNvGraphicFramePr>
+              <a:graphicFrameLocks xmlns:a="http://schemas.openxmlformats.org/drawingml/2006/main" noChangeAspect="1"/>
+            </wp:cNvGraphicFramePr>
+            <a:graphic xmlns:a="http://schemas.openxmlformats.org/drawingml/2006/main">
+              <a:graphicData uri="http://schemas.openxmlformats.org/drawingml/2006/picture">
+                <pic:pic xmlns:pic="http://schemas.openxmlformats.org/drawingml/2006/picture">
+                  <pic:nvPicPr>
+                    <pic:cNvPr id="29" name="图片 29" descr="微信图片_20250515202305_61"/>
+                    <pic:cNvPicPr>
+                      <a:picLocks noChangeAspect="1"/>
+                    </pic:cNvPicPr>
+                  </pic:nvPicPr>
+                  <pic:blipFill>
+                    <a:blip r:embed="rId22"/>
+                    <a:stretch>
+                      <a:fillRect/>
+                    </a:stretch>
+                  </pic:blipFill>
+                  <pic:spPr>
+                    <a:xfrm>
+                      <a:off x="0" y="0"/>
+                      <a:ext cx="781050" cy="447675"/>
+                    </a:xfrm>
+                    <a:prstGeom prst="rect">
+                      <a:avLst/>
+                    </a:prstGeom>
+                  </pic:spPr>
+                </pic:pic>
+              </a:graphicData>
+            </a:graphic>
+          </wp:inline>
+        </w:drawing>
+      </w:r>
+      <w:r>
+        <w:rPr>
+          <w:sz w:val="30"/>
+          <w:szCs w:val="30"/>
+        </w:rPr>
         <w:t xml:space="preserve">  </w:t>
       </w:r>
       <w:r>
@@ -908,22 +1012,7 @@
           <w:sz w:val="30"/>
           <w:szCs w:val="30"/>
         </w:rPr>
-        <w:t xml:space="preserve">   </w:t>
-      </w:r>
-      <w:r>
-        <w:rPr>
-          <w:sz w:val="30"/>
-          <w:szCs w:val="30"/>
-        </w:rPr>
-        <w:t xml:space="preserve"> </w:t>
-      </w:r>
-      <w:r>
-        <w:rPr>
-          <w:rFonts w:hint="eastAsia"/>
-          <w:sz w:val="30"/>
-          <w:szCs w:val="30"/>
-        </w:rPr>
-        <w:t xml:space="preserve">  2025 年   月   日</w:t>
+        <w:t xml:space="preserve">   2025 年   月   日</w:t>
       </w:r>
     </w:p>
     <w:p>
@@ -6392,7 +6481,7 @@
                     </pic:cNvPicPr>
                   </pic:nvPicPr>
                   <pic:blipFill>
-                    <a:blip r:embed="rId21"/>
+                    <a:blip r:embed="rId23"/>
                     <a:stretch>
                       <a:fillRect/>
                     </a:stretch>
@@ -7259,7 +7348,7 @@
                     </pic:cNvPicPr>
                   </pic:nvPicPr>
                   <pic:blipFill>
-                    <a:blip r:embed="rId22"/>
+                    <a:blip r:embed="rId24"/>
                     <a:srcRect l="14785" t="23564" r="16804" b="27435"/>
                     <a:stretch>
                       <a:fillRect/>
@@ -7993,7 +8082,7 @@
                     </pic:cNvPicPr>
                   </pic:nvPicPr>
                   <pic:blipFill>
-                    <a:blip r:embed="rId23"/>
+                    <a:blip r:embed="rId25"/>
                     <a:stretch>
                       <a:fillRect/>
                     </a:stretch>
@@ -8138,7 +8227,7 @@
                     </pic:cNvPicPr>
                   </pic:nvPicPr>
                   <pic:blipFill>
-                    <a:blip r:embed="rId24"/>
+                    <a:blip r:embed="rId26"/>
                     <a:stretch>
                       <a:fillRect/>
                     </a:stretch>
@@ -8280,7 +8369,7 @@
                     </pic:cNvPicPr>
                   </pic:nvPicPr>
                   <pic:blipFill>
-                    <a:blip r:embed="rId25"/>
+                    <a:blip r:embed="rId27"/>
                     <a:stretch>
                       <a:fillRect/>
                     </a:stretch>
@@ -8425,7 +8514,7 @@
                     </pic:cNvPicPr>
                   </pic:nvPicPr>
                   <pic:blipFill>
-                    <a:blip r:embed="rId26"/>
+                    <a:blip r:embed="rId28"/>
                     <a:stretch>
                       <a:fillRect/>
                     </a:stretch>
@@ -8567,7 +8656,7 @@
                     </pic:cNvPicPr>
                   </pic:nvPicPr>
                   <pic:blipFill>
-                    <a:blip r:embed="rId27"/>
+                    <a:blip r:embed="rId29"/>
                     <a:stretch>
                       <a:fillRect/>
                     </a:stretch>
@@ -8745,7 +8834,7 @@
                     </pic:cNvPicPr>
                   </pic:nvPicPr>
                   <pic:blipFill>
-                    <a:blip r:embed="rId28"/>
+                    <a:blip r:embed="rId30"/>
                     <a:stretch>
                       <a:fillRect/>
                     </a:stretch>
@@ -8765,8 +8854,6 @@
           </wp:inline>
         </w:drawing>
       </w:r>
-      <w:bookmarkStart w:id="187" w:name="_GoBack"/>
-      <w:bookmarkEnd w:id="187"/>
     </w:p>
     <w:p>
       <w:pPr>
@@ -8865,8 +8952,19 @@
     </w:p>
     <w:p>
       <w:pPr>
+        <w:pStyle w:val="13"/>
+        <w:rPr>
+          <w:rFonts w:ascii="Times New Roman" w:hAnsi="Times New Roman"/>
+        </w:rPr>
+      </w:pPr>
+    </w:p>
+    <w:p>
+      <w:pPr>
         <w:ind w:firstLine="0" w:firstLineChars="0"/>
         <w:jc w:val="center"/>
+        <w:rPr>
+          <w:rFonts w:ascii="Times New Roman" w:hAnsi="Times New Roman"/>
+        </w:rPr>
       </w:pPr>
       <w:r>
         <w:rPr>
@@ -13855,7 +13953,7 @@
         </w:tc>
         <w:tc>
           <w:tcPr>
-            <w:tcW w:w="0" w:type="auto"/>
+            <w:tcW w:w="636" w:type="dxa"/>
             <w:shd w:val="clear" w:color="auto" w:fill="CCCCCC"/>
           </w:tcPr>
           <w:p>
@@ -13880,7 +13978,7 @@
         </w:tc>
         <w:tc>
           <w:tcPr>
-            <w:tcW w:w="0" w:type="auto"/>
+            <w:tcW w:w="905" w:type="dxa"/>
             <w:shd w:val="clear" w:color="auto" w:fill="CCCCCC"/>
           </w:tcPr>
           <w:p>
@@ -13905,7 +14003,7 @@
         </w:tc>
         <w:tc>
           <w:tcPr>
-            <w:tcW w:w="0" w:type="auto"/>
+            <w:tcW w:w="1266" w:type="dxa"/>
             <w:shd w:val="clear" w:color="auto" w:fill="CCCCCC"/>
           </w:tcPr>
           <w:p>
@@ -13930,7 +14028,7 @@
         </w:tc>
         <w:tc>
           <w:tcPr>
-            <w:tcW w:w="0" w:type="auto"/>
+            <w:tcW w:w="1266" w:type="dxa"/>
             <w:shd w:val="clear" w:color="auto" w:fill="CCCCCC"/>
             <w:vAlign w:val="center"/>
           </w:tcPr>
@@ -14027,24 +14125,24 @@
         </w:tc>
         <w:tc>
           <w:tcPr>
-            <w:tcW w:w="0" w:type="auto"/>
-            <w:shd w:val="clear" w:color="auto" w:fill="auto"/>
-          </w:tcPr>
-          <w:p>
-            <w:pPr>
-              <w:spacing w:line="240" w:lineRule="auto"/>
-              <w:ind w:firstLine="0" w:firstLineChars="0"/>
-              <w:jc w:val="center"/>
-              <w:rPr>
-                <w:sz w:val="21"/>
-                <w:szCs w:val="21"/>
-              </w:rPr>
-            </w:pPr>
-          </w:p>
-        </w:tc>
-        <w:tc>
-          <w:tcPr>
-            <w:tcW w:w="0" w:type="auto"/>
+            <w:tcW w:w="636" w:type="dxa"/>
+            <w:shd w:val="clear" w:color="auto" w:fill="auto"/>
+          </w:tcPr>
+          <w:p>
+            <w:pPr>
+              <w:spacing w:line="240" w:lineRule="auto"/>
+              <w:ind w:firstLine="0" w:firstLineChars="0"/>
+              <w:jc w:val="center"/>
+              <w:rPr>
+                <w:sz w:val="21"/>
+                <w:szCs w:val="21"/>
+              </w:rPr>
+            </w:pPr>
+          </w:p>
+        </w:tc>
+        <w:tc>
+          <w:tcPr>
+            <w:tcW w:w="905" w:type="dxa"/>
             <w:shd w:val="clear" w:color="auto" w:fill="auto"/>
           </w:tcPr>
           <w:p>
@@ -14069,7 +14167,7 @@
         </w:tc>
         <w:tc>
           <w:tcPr>
-            <w:tcW w:w="0" w:type="auto"/>
+            <w:tcW w:w="1266" w:type="dxa"/>
             <w:shd w:val="clear" w:color="auto" w:fill="auto"/>
           </w:tcPr>
           <w:p>
@@ -14094,7 +14192,7 @@
         </w:tc>
         <w:tc>
           <w:tcPr>
-            <w:tcW w:w="0" w:type="auto"/>
+            <w:tcW w:w="1266" w:type="dxa"/>
             <w:shd w:val="clear" w:color="auto" w:fill="auto"/>
           </w:tcPr>
           <w:p>
@@ -14189,7 +14287,7 @@
         </w:tc>
         <w:tc>
           <w:tcPr>
-            <w:tcW w:w="0" w:type="auto"/>
+            <w:tcW w:w="636" w:type="dxa"/>
             <w:shd w:val="clear" w:color="auto" w:fill="auto"/>
           </w:tcPr>
           <w:p>
@@ -14214,24 +14312,24 @@
         </w:tc>
         <w:tc>
           <w:tcPr>
-            <w:tcW w:w="0" w:type="auto"/>
-            <w:shd w:val="clear" w:color="auto" w:fill="auto"/>
-          </w:tcPr>
-          <w:p>
-            <w:pPr>
-              <w:spacing w:line="240" w:lineRule="auto"/>
-              <w:ind w:firstLine="0" w:firstLineChars="0"/>
-              <w:jc w:val="center"/>
-              <w:rPr>
-                <w:sz w:val="21"/>
-                <w:szCs w:val="21"/>
-              </w:rPr>
-            </w:pPr>
-          </w:p>
-        </w:tc>
-        <w:tc>
-          <w:tcPr>
-            <w:tcW w:w="0" w:type="auto"/>
+            <w:tcW w:w="905" w:type="dxa"/>
+            <w:shd w:val="clear" w:color="auto" w:fill="auto"/>
+          </w:tcPr>
+          <w:p>
+            <w:pPr>
+              <w:spacing w:line="240" w:lineRule="auto"/>
+              <w:ind w:firstLine="0" w:firstLineChars="0"/>
+              <w:jc w:val="center"/>
+              <w:rPr>
+                <w:sz w:val="21"/>
+                <w:szCs w:val="21"/>
+              </w:rPr>
+            </w:pPr>
+          </w:p>
+        </w:tc>
+        <w:tc>
+          <w:tcPr>
+            <w:tcW w:w="1266" w:type="dxa"/>
             <w:shd w:val="clear" w:color="auto" w:fill="auto"/>
           </w:tcPr>
           <w:p>
@@ -14256,7 +14354,7 @@
         </w:tc>
         <w:tc>
           <w:tcPr>
-            <w:tcW w:w="0" w:type="auto"/>
+            <w:tcW w:w="1266" w:type="dxa"/>
             <w:shd w:val="clear" w:color="auto" w:fill="auto"/>
           </w:tcPr>
           <w:p>
@@ -14352,7 +14450,7 @@
         </w:tc>
         <w:tc>
           <w:tcPr>
-            <w:tcW w:w="0" w:type="auto"/>
+            <w:tcW w:w="636" w:type="dxa"/>
             <w:shd w:val="clear" w:color="auto" w:fill="auto"/>
           </w:tcPr>
           <w:p>
@@ -14377,24 +14475,24 @@
         </w:tc>
         <w:tc>
           <w:tcPr>
-            <w:tcW w:w="0" w:type="auto"/>
-            <w:shd w:val="clear" w:color="auto" w:fill="auto"/>
-          </w:tcPr>
-          <w:p>
-            <w:pPr>
-              <w:spacing w:line="240" w:lineRule="auto"/>
-              <w:ind w:firstLine="0" w:firstLineChars="0"/>
-              <w:jc w:val="center"/>
-              <w:rPr>
-                <w:sz w:val="21"/>
-                <w:szCs w:val="21"/>
-              </w:rPr>
-            </w:pPr>
-          </w:p>
-        </w:tc>
-        <w:tc>
-          <w:tcPr>
-            <w:tcW w:w="0" w:type="auto"/>
+            <w:tcW w:w="905" w:type="dxa"/>
+            <w:shd w:val="clear" w:color="auto" w:fill="auto"/>
+          </w:tcPr>
+          <w:p>
+            <w:pPr>
+              <w:spacing w:line="240" w:lineRule="auto"/>
+              <w:ind w:firstLine="0" w:firstLineChars="0"/>
+              <w:jc w:val="center"/>
+              <w:rPr>
+                <w:sz w:val="21"/>
+                <w:szCs w:val="21"/>
+              </w:rPr>
+            </w:pPr>
+          </w:p>
+        </w:tc>
+        <w:tc>
+          <w:tcPr>
+            <w:tcW w:w="1266" w:type="dxa"/>
             <w:shd w:val="clear" w:color="auto" w:fill="auto"/>
           </w:tcPr>
           <w:p>
@@ -14419,7 +14517,7 @@
         </w:tc>
         <w:tc>
           <w:tcPr>
-            <w:tcW w:w="0" w:type="auto"/>
+            <w:tcW w:w="1266" w:type="dxa"/>
             <w:shd w:val="clear" w:color="auto" w:fill="auto"/>
           </w:tcPr>
           <w:p>
@@ -14516,7 +14614,7 @@
         </w:tc>
         <w:tc>
           <w:tcPr>
-            <w:tcW w:w="0" w:type="auto"/>
+            <w:tcW w:w="636" w:type="dxa"/>
             <w:shd w:val="clear" w:color="auto" w:fill="auto"/>
           </w:tcPr>
           <w:p>
@@ -14541,24 +14639,24 @@
         </w:tc>
         <w:tc>
           <w:tcPr>
-            <w:tcW w:w="0" w:type="auto"/>
-            <w:shd w:val="clear" w:color="auto" w:fill="auto"/>
-          </w:tcPr>
-          <w:p>
-            <w:pPr>
-              <w:spacing w:line="240" w:lineRule="auto"/>
-              <w:ind w:firstLine="0" w:firstLineChars="0"/>
-              <w:jc w:val="center"/>
-              <w:rPr>
-                <w:sz w:val="21"/>
-                <w:szCs w:val="21"/>
-              </w:rPr>
-            </w:pPr>
-          </w:p>
-        </w:tc>
-        <w:tc>
-          <w:tcPr>
-            <w:tcW w:w="0" w:type="auto"/>
+            <w:tcW w:w="905" w:type="dxa"/>
+            <w:shd w:val="clear" w:color="auto" w:fill="auto"/>
+          </w:tcPr>
+          <w:p>
+            <w:pPr>
+              <w:spacing w:line="240" w:lineRule="auto"/>
+              <w:ind w:firstLine="0" w:firstLineChars="0"/>
+              <w:jc w:val="center"/>
+              <w:rPr>
+                <w:sz w:val="21"/>
+                <w:szCs w:val="21"/>
+              </w:rPr>
+            </w:pPr>
+          </w:p>
+        </w:tc>
+        <w:tc>
+          <w:tcPr>
+            <w:tcW w:w="1266" w:type="dxa"/>
             <w:shd w:val="clear" w:color="auto" w:fill="auto"/>
           </w:tcPr>
           <w:p>
@@ -14583,7 +14681,7 @@
         </w:tc>
         <w:tc>
           <w:tcPr>
-            <w:tcW w:w="0" w:type="auto"/>
+            <w:tcW w:w="1266" w:type="dxa"/>
             <w:shd w:val="clear" w:color="auto" w:fill="auto"/>
           </w:tcPr>
           <w:p>
@@ -14680,85 +14778,341 @@
         </w:tc>
         <w:tc>
           <w:tcPr>
+            <w:tcW w:w="636" w:type="dxa"/>
+            <w:shd w:val="clear" w:color="auto" w:fill="auto"/>
+          </w:tcPr>
+          <w:p>
+            <w:pPr>
+              <w:spacing w:line="240" w:lineRule="auto"/>
+              <w:ind w:firstLine="0" w:firstLineChars="0"/>
+              <w:jc w:val="center"/>
+              <w:rPr>
+                <w:sz w:val="21"/>
+                <w:szCs w:val="21"/>
+              </w:rPr>
+            </w:pPr>
+          </w:p>
+        </w:tc>
+        <w:tc>
+          <w:tcPr>
+            <w:tcW w:w="905" w:type="dxa"/>
+            <w:shd w:val="clear" w:color="auto" w:fill="auto"/>
+          </w:tcPr>
+          <w:p>
+            <w:pPr>
+              <w:spacing w:line="240" w:lineRule="auto"/>
+              <w:ind w:firstLine="0" w:firstLineChars="0"/>
+              <w:jc w:val="center"/>
+              <w:rPr>
+                <w:sz w:val="21"/>
+                <w:szCs w:val="21"/>
+              </w:rPr>
+            </w:pPr>
+          </w:p>
+        </w:tc>
+        <w:tc>
+          <w:tcPr>
+            <w:tcW w:w="1266" w:type="dxa"/>
+            <w:shd w:val="clear" w:color="auto" w:fill="auto"/>
+          </w:tcPr>
+          <w:p>
+            <w:pPr>
+              <w:spacing w:line="240" w:lineRule="auto"/>
+              <w:ind w:firstLine="0" w:firstLineChars="0"/>
+              <w:jc w:val="center"/>
+              <w:rPr>
+                <w:sz w:val="21"/>
+                <w:szCs w:val="21"/>
+              </w:rPr>
+            </w:pPr>
+            <w:r>
+              <w:rPr>
+                <w:rFonts w:hint="eastAsia"/>
+                <w:sz w:val="21"/>
+                <w:szCs w:val="21"/>
+              </w:rPr>
+              <w:t>not null</w:t>
+            </w:r>
+          </w:p>
+        </w:tc>
+        <w:tc>
+          <w:tcPr>
+            <w:tcW w:w="1266" w:type="dxa"/>
+            <w:shd w:val="clear" w:color="auto" w:fill="auto"/>
+          </w:tcPr>
+          <w:p>
+            <w:pPr>
+              <w:spacing w:line="240" w:lineRule="auto"/>
+              <w:ind w:firstLine="0" w:firstLineChars="0"/>
+              <w:jc w:val="center"/>
+              <w:rPr>
+                <w:sz w:val="21"/>
+                <w:szCs w:val="21"/>
+              </w:rPr>
+            </w:pPr>
+            <w:r>
+              <w:rPr>
+                <w:rFonts w:hint="eastAsia"/>
+                <w:sz w:val="21"/>
+                <w:szCs w:val="21"/>
+              </w:rPr>
+              <w:t>用户id</w:t>
+            </w:r>
+          </w:p>
+        </w:tc>
+      </w:tr>
+    </w:tbl>
+    <w:p>
+      <w:pPr>
+        <w:ind w:firstLine="0" w:firstLineChars="0"/>
+        <w:jc w:val="center"/>
+        <w:rPr>
+          <w:rFonts w:hint="eastAsia" w:eastAsia="黑体" w:cs="黑体"/>
+          <w:sz w:val="21"/>
+          <w:szCs w:val="21"/>
+        </w:rPr>
+      </w:pPr>
+      <w:r>
+        <w:rPr>
+          <w:rFonts w:hint="eastAsia" w:eastAsia="黑体" w:cs="黑体"/>
+          <w:sz w:val="21"/>
+          <w:szCs w:val="21"/>
+        </w:rPr>
+        <w:t>表4-</w:t>
+      </w:r>
+      <w:r>
+        <w:rPr>
+          <w:rFonts w:hint="eastAsia" w:eastAsia="黑体" w:cs="黑体"/>
+          <w:sz w:val="21"/>
+          <w:szCs w:val="21"/>
+          <w:lang w:val="en-US" w:eastAsia="zh-CN"/>
+        </w:rPr>
+        <w:t>6</w:t>
+      </w:r>
+      <w:r>
+        <w:rPr>
+          <w:rFonts w:hint="eastAsia" w:eastAsia="黑体" w:cs="黑体"/>
+          <w:sz w:val="21"/>
+          <w:szCs w:val="21"/>
+        </w:rPr>
+        <w:t xml:space="preserve"> 群组成员</w:t>
+      </w:r>
+      <w:r>
+        <w:rPr>
+          <w:rFonts w:hint="eastAsia" w:eastAsia="黑体" w:cs="黑体"/>
+          <w:sz w:val="21"/>
+          <w:szCs w:val="21"/>
+          <w:lang w:val="en-US" w:eastAsia="zh-CN"/>
+        </w:rPr>
+        <w:t>续</w:t>
+      </w:r>
+      <w:r>
+        <w:rPr>
+          <w:rFonts w:hint="eastAsia" w:eastAsia="黑体" w:cs="黑体"/>
+          <w:sz w:val="21"/>
+          <w:szCs w:val="21"/>
+        </w:rPr>
+        <w:t>表（groupmembers）</w:t>
+      </w:r>
+    </w:p>
+    <w:tbl>
+      <w:tblPr>
+        <w:tblStyle w:val="31"/>
+        <w:tblW w:w="0" w:type="auto"/>
+        <w:jc w:val="center"/>
+        <w:tblBorders>
+          <w:top w:val="single" w:color="auto" w:sz="4" w:space="0"/>
+          <w:left w:val="single" w:color="auto" w:sz="4" w:space="0"/>
+          <w:bottom w:val="single" w:color="auto" w:sz="4" w:space="0"/>
+          <w:right w:val="single" w:color="auto" w:sz="4" w:space="0"/>
+          <w:insideH w:val="single" w:color="auto" w:sz="4" w:space="0"/>
+          <w:insideV w:val="single" w:color="auto" w:sz="4" w:space="0"/>
+        </w:tblBorders>
+        <w:tblLayout w:type="autofit"/>
+        <w:tblCellMar>
+          <w:top w:w="0" w:type="dxa"/>
+          <w:left w:w="108" w:type="dxa"/>
+          <w:bottom w:w="0" w:type="dxa"/>
+          <w:right w:w="108" w:type="dxa"/>
+        </w:tblCellMar>
+      </w:tblPr>
+      <w:tblGrid>
+        <w:gridCol w:w="1656"/>
+        <w:gridCol w:w="1176"/>
+        <w:gridCol w:w="636"/>
+        <w:gridCol w:w="905"/>
+        <w:gridCol w:w="1266"/>
+        <w:gridCol w:w="1296"/>
+      </w:tblGrid>
+      <w:tr>
+        <w:tblPrEx>
+          <w:tblBorders>
+            <w:top w:val="single" w:color="auto" w:sz="4" w:space="0"/>
+            <w:left w:val="single" w:color="auto" w:sz="4" w:space="0"/>
+            <w:bottom w:val="single" w:color="auto" w:sz="4" w:space="0"/>
+            <w:right w:val="single" w:color="auto" w:sz="4" w:space="0"/>
+            <w:insideH w:val="single" w:color="auto" w:sz="4" w:space="0"/>
+            <w:insideV w:val="single" w:color="auto" w:sz="4" w:space="0"/>
+          </w:tblBorders>
+          <w:tblCellMar>
+            <w:top w:w="0" w:type="dxa"/>
+            <w:left w:w="108" w:type="dxa"/>
+            <w:bottom w:w="0" w:type="dxa"/>
+            <w:right w:w="108" w:type="dxa"/>
+          </w:tblCellMar>
+        </w:tblPrEx>
+        <w:trPr>
+          <w:trHeight w:val="90" w:hRule="atLeast"/>
+          <w:jc w:val="center"/>
+        </w:trPr>
+        <w:tc>
+          <w:tcPr>
+            <w:tcW w:w="1656" w:type="dxa"/>
+            <w:shd w:val="clear" w:color="auto" w:fill="CCCCCC"/>
+          </w:tcPr>
+          <w:p>
+            <w:pPr>
+              <w:spacing w:line="240" w:lineRule="auto"/>
+              <w:ind w:firstLine="0" w:firstLineChars="0"/>
+              <w:jc w:val="center"/>
+              <w:rPr>
+                <w:sz w:val="21"/>
+                <w:szCs w:val="21"/>
+              </w:rPr>
+            </w:pPr>
+            <w:r>
+              <w:rPr>
+                <w:rFonts w:hint="eastAsia"/>
+                <w:sz w:val="21"/>
+                <w:szCs w:val="21"/>
+              </w:rPr>
+              <w:t>字段名</w:t>
+            </w:r>
+          </w:p>
+        </w:tc>
+        <w:tc>
+          <w:tcPr>
+            <w:tcW w:w="1176" w:type="dxa"/>
+            <w:shd w:val="clear" w:color="auto" w:fill="CCCCCC"/>
+          </w:tcPr>
+          <w:p>
+            <w:pPr>
+              <w:spacing w:line="240" w:lineRule="auto"/>
+              <w:ind w:firstLine="0" w:firstLineChars="0"/>
+              <w:jc w:val="center"/>
+              <w:rPr>
+                <w:sz w:val="21"/>
+                <w:szCs w:val="21"/>
+              </w:rPr>
+            </w:pPr>
+            <w:r>
+              <w:rPr>
+                <w:rFonts w:hint="eastAsia"/>
+                <w:sz w:val="21"/>
+                <w:szCs w:val="21"/>
+              </w:rPr>
+              <w:t>字段类型</w:t>
+            </w:r>
+          </w:p>
+        </w:tc>
+        <w:tc>
+          <w:tcPr>
             <w:tcW w:w="0" w:type="auto"/>
-            <w:shd w:val="clear" w:color="auto" w:fill="auto"/>
-          </w:tcPr>
-          <w:p>
-            <w:pPr>
-              <w:spacing w:line="240" w:lineRule="auto"/>
-              <w:ind w:firstLine="0" w:firstLineChars="0"/>
-              <w:jc w:val="center"/>
-              <w:rPr>
-                <w:sz w:val="21"/>
-                <w:szCs w:val="21"/>
-              </w:rPr>
-            </w:pPr>
+            <w:shd w:val="clear" w:color="auto" w:fill="CCCCCC"/>
+          </w:tcPr>
+          <w:p>
+            <w:pPr>
+              <w:spacing w:line="240" w:lineRule="auto"/>
+              <w:ind w:firstLine="0" w:firstLineChars="0"/>
+              <w:jc w:val="center"/>
+              <w:rPr>
+                <w:sz w:val="21"/>
+                <w:szCs w:val="21"/>
+              </w:rPr>
+            </w:pPr>
+            <w:r>
+              <w:rPr>
+                <w:rFonts w:hint="eastAsia"/>
+                <w:sz w:val="21"/>
+                <w:szCs w:val="21"/>
+              </w:rPr>
+              <w:t>长度</w:t>
+            </w:r>
           </w:p>
         </w:tc>
         <w:tc>
           <w:tcPr>
             <w:tcW w:w="0" w:type="auto"/>
-            <w:shd w:val="clear" w:color="auto" w:fill="auto"/>
-          </w:tcPr>
-          <w:p>
-            <w:pPr>
-              <w:spacing w:line="240" w:lineRule="auto"/>
-              <w:ind w:firstLine="0" w:firstLineChars="0"/>
-              <w:jc w:val="center"/>
-              <w:rPr>
-                <w:sz w:val="21"/>
-                <w:szCs w:val="21"/>
-              </w:rPr>
-            </w:pPr>
+            <w:shd w:val="clear" w:color="auto" w:fill="CCCCCC"/>
+          </w:tcPr>
+          <w:p>
+            <w:pPr>
+              <w:spacing w:line="240" w:lineRule="auto"/>
+              <w:ind w:firstLine="0" w:firstLineChars="0"/>
+              <w:jc w:val="center"/>
+              <w:rPr>
+                <w:sz w:val="21"/>
+                <w:szCs w:val="21"/>
+              </w:rPr>
+            </w:pPr>
+            <w:r>
+              <w:rPr>
+                <w:rFonts w:hint="eastAsia"/>
+                <w:sz w:val="21"/>
+                <w:szCs w:val="21"/>
+              </w:rPr>
+              <w:t>主/外键</w:t>
+            </w:r>
           </w:p>
         </w:tc>
         <w:tc>
           <w:tcPr>
             <w:tcW w:w="0" w:type="auto"/>
-            <w:shd w:val="clear" w:color="auto" w:fill="auto"/>
-          </w:tcPr>
-          <w:p>
-            <w:pPr>
-              <w:spacing w:line="240" w:lineRule="auto"/>
-              <w:ind w:firstLine="0" w:firstLineChars="0"/>
-              <w:jc w:val="center"/>
-              <w:rPr>
-                <w:sz w:val="21"/>
-                <w:szCs w:val="21"/>
-              </w:rPr>
-            </w:pPr>
-            <w:r>
-              <w:rPr>
-                <w:rFonts w:hint="eastAsia"/>
-                <w:sz w:val="21"/>
-                <w:szCs w:val="21"/>
-              </w:rPr>
-              <w:t>not null</w:t>
+            <w:shd w:val="clear" w:color="auto" w:fill="CCCCCC"/>
+          </w:tcPr>
+          <w:p>
+            <w:pPr>
+              <w:spacing w:line="240" w:lineRule="auto"/>
+              <w:ind w:firstLine="0" w:firstLineChars="0"/>
+              <w:jc w:val="center"/>
+              <w:rPr>
+                <w:sz w:val="21"/>
+                <w:szCs w:val="21"/>
+              </w:rPr>
+            </w:pPr>
+            <w:r>
+              <w:rPr>
+                <w:rFonts w:hint="eastAsia"/>
+                <w:sz w:val="21"/>
+                <w:szCs w:val="21"/>
+              </w:rPr>
+              <w:t>字段值约束</w:t>
             </w:r>
           </w:p>
         </w:tc>
         <w:tc>
           <w:tcPr>
             <w:tcW w:w="0" w:type="auto"/>
-            <w:shd w:val="clear" w:color="auto" w:fill="auto"/>
-          </w:tcPr>
-          <w:p>
-            <w:pPr>
-              <w:spacing w:line="240" w:lineRule="auto"/>
-              <w:ind w:firstLine="0" w:firstLineChars="0"/>
-              <w:jc w:val="center"/>
-              <w:rPr>
-                <w:sz w:val="21"/>
-                <w:szCs w:val="21"/>
-              </w:rPr>
-            </w:pPr>
-            <w:r>
-              <w:rPr>
-                <w:rFonts w:hint="eastAsia"/>
-                <w:sz w:val="21"/>
-                <w:szCs w:val="21"/>
-              </w:rPr>
-              <w:t>用户id</w:t>
+            <w:shd w:val="clear" w:color="auto" w:fill="CCCCCC"/>
+            <w:vAlign w:val="center"/>
+          </w:tcPr>
+          <w:p>
+            <w:pPr>
+              <w:spacing w:line="240" w:lineRule="auto"/>
+              <w:ind w:firstLine="0" w:firstLineChars="0"/>
+              <w:jc w:val="center"/>
+              <w:rPr>
+                <w:sz w:val="21"/>
+                <w:szCs w:val="21"/>
+              </w:rPr>
+            </w:pPr>
+            <w:r>
+              <w:rPr>
+                <w:rFonts w:hint="eastAsia"/>
+                <w:sz w:val="21"/>
+                <w:szCs w:val="21"/>
+              </w:rPr>
+              <w:t>对应中文名</w:t>
             </w:r>
           </w:p>
         </w:tc>
@@ -14805,7 +15159,7 @@
                 <w:sz w:val="21"/>
                 <w:szCs w:val="21"/>
               </w:rPr>
-              <w:t>joinedTime</w:t>
+              <w:t>silence</w:t>
             </w:r>
           </w:p>
         </w:tc>
@@ -14830,7 +15184,7 @@
                 <w:sz w:val="21"/>
                 <w:szCs w:val="21"/>
               </w:rPr>
-              <w:t>bigint</w:t>
+              <w:t>tinyint</w:t>
             </w:r>
           </w:p>
         </w:tc>
@@ -14866,6 +15220,14 @@
                 <w:szCs w:val="21"/>
               </w:rPr>
             </w:pPr>
+            <w:r>
+              <w:rPr>
+                <w:rFonts w:hint="eastAsia"/>
+                <w:sz w:val="21"/>
+                <w:szCs w:val="21"/>
+              </w:rPr>
+              <w:t>F</w:t>
+            </w:r>
           </w:p>
         </w:tc>
         <w:tc>
@@ -14901,20 +15263,19 @@
           <w:p>
             <w:pPr>
               <w:spacing w:line="240" w:lineRule="auto"/>
-              <w:ind w:firstLine="0" w:firstLineChars="0"/>
-              <w:jc w:val="center"/>
-              <w:rPr>
-                <w:sz w:val="21"/>
-                <w:szCs w:val="21"/>
-              </w:rPr>
-            </w:pPr>
-            <w:r>
-              <w:rPr>
-                <w:rFonts w:hint="eastAsia"/>
-                <w:sz w:val="21"/>
-                <w:szCs w:val="21"/>
-              </w:rPr>
-              <w:t>加入时间</w:t>
+              <w:ind w:firstLine="210" w:firstLineChars="100"/>
+              <w:rPr>
+                <w:sz w:val="21"/>
+                <w:szCs w:val="21"/>
+              </w:rPr>
+            </w:pPr>
+            <w:r>
+              <w:rPr>
+                <w:rFonts w:hint="eastAsia"/>
+                <w:sz w:val="21"/>
+                <w:szCs w:val="21"/>
+              </w:rPr>
+              <w:t>是否禁言</w:t>
             </w:r>
           </w:p>
         </w:tc>
@@ -14961,7 +15322,7 @@
                 <w:sz w:val="21"/>
                 <w:szCs w:val="21"/>
               </w:rPr>
-              <w:t>silence</w:t>
+              <w:t>role</w:t>
             </w:r>
           </w:p>
         </w:tc>
@@ -14986,7 +15347,7 @@
                 <w:sz w:val="21"/>
                 <w:szCs w:val="21"/>
               </w:rPr>
-              <w:t>tinyint</w:t>
+              <w:t>enum</w:t>
             </w:r>
           </w:p>
         </w:tc>
@@ -15070,7 +15431,7 @@
                 <w:sz w:val="21"/>
                 <w:szCs w:val="21"/>
               </w:rPr>
-              <w:t>是否禁言</w:t>
+              <w:t>角色</w:t>
             </w:r>
           </w:p>
         </w:tc>
@@ -15107,17 +15468,18 @@
               <w:ind w:firstLine="0" w:firstLineChars="0"/>
               <w:jc w:val="center"/>
               <w:rPr>
-                <w:sz w:val="21"/>
-                <w:szCs w:val="21"/>
-              </w:rPr>
-            </w:pPr>
-            <w:r>
-              <w:rPr>
-                <w:rFonts w:hint="eastAsia"/>
-                <w:sz w:val="21"/>
-                <w:szCs w:val="21"/>
-              </w:rPr>
-              <w:t>role</w:t>
+                <w:rFonts w:hint="eastAsia"/>
+                <w:sz w:val="21"/>
+                <w:szCs w:val="21"/>
+              </w:rPr>
+            </w:pPr>
+            <w:r>
+              <w:rPr>
+                <w:rFonts w:hint="eastAsia"/>
+                <w:sz w:val="21"/>
+                <w:szCs w:val="21"/>
+              </w:rPr>
+              <w:t>joinedTime</w:t>
             </w:r>
           </w:p>
         </w:tc>
@@ -15132,17 +15494,18 @@
               <w:ind w:firstLine="0" w:firstLineChars="0"/>
               <w:jc w:val="center"/>
               <w:rPr>
-                <w:sz w:val="21"/>
-                <w:szCs w:val="21"/>
-              </w:rPr>
-            </w:pPr>
-            <w:r>
-              <w:rPr>
-                <w:rFonts w:hint="eastAsia"/>
-                <w:sz w:val="21"/>
-                <w:szCs w:val="21"/>
-              </w:rPr>
-              <w:t>enum</w:t>
+                <w:rFonts w:hint="eastAsia"/>
+                <w:sz w:val="21"/>
+                <w:szCs w:val="21"/>
+              </w:rPr>
+            </w:pPr>
+            <w:r>
+              <w:rPr>
+                <w:rFonts w:hint="eastAsia"/>
+                <w:sz w:val="21"/>
+                <w:szCs w:val="21"/>
+              </w:rPr>
+              <w:t>bigint</w:t>
             </w:r>
           </w:p>
         </w:tc>
@@ -15191,6 +15554,7 @@
               <w:ind w:firstLine="0" w:firstLineChars="0"/>
               <w:jc w:val="center"/>
               <w:rPr>
+                <w:rFonts w:hint="eastAsia"/>
                 <w:sz w:val="21"/>
                 <w:szCs w:val="21"/>
               </w:rPr>
@@ -15216,22 +15580,34 @@
               <w:ind w:firstLine="0" w:firstLineChars="0"/>
               <w:jc w:val="center"/>
               <w:rPr>
-                <w:sz w:val="21"/>
-                <w:szCs w:val="21"/>
-              </w:rPr>
-            </w:pPr>
-            <w:r>
-              <w:rPr>
-                <w:rFonts w:hint="eastAsia"/>
-                <w:sz w:val="21"/>
-                <w:szCs w:val="21"/>
-              </w:rPr>
-              <w:t>角色</w:t>
+                <w:rFonts w:hint="eastAsia"/>
+                <w:sz w:val="21"/>
+                <w:szCs w:val="21"/>
+              </w:rPr>
+            </w:pPr>
+            <w:r>
+              <w:rPr>
+                <w:rFonts w:hint="eastAsia"/>
+                <w:sz w:val="21"/>
+                <w:szCs w:val="21"/>
+              </w:rPr>
+              <w:t>加入时间</w:t>
             </w:r>
           </w:p>
         </w:tc>
       </w:tr>
     </w:tbl>
+    <w:p>
+      <w:pPr>
+        <w:ind w:firstLine="0" w:firstLineChars="0"/>
+        <w:jc w:val="both"/>
+        <w:rPr>
+          <w:rFonts w:hint="eastAsia" w:eastAsia="黑体" w:cs="黑体"/>
+          <w:sz w:val="21"/>
+          <w:szCs w:val="21"/>
+        </w:rPr>
+      </w:pPr>
+    </w:p>
     <w:p>
       <w:pPr>
         <w:ind w:firstLine="0" w:firstLineChars="0"/>
@@ -15248,7 +15624,24 @@
           <w:sz w:val="21"/>
           <w:szCs w:val="21"/>
         </w:rPr>
-        <w:t>表4-6 朋友圈表（moments）</w:t>
+        <w:t>表4-</w:t>
+      </w:r>
+      <w:r>
+        <w:rPr>
+          <w:rFonts w:hint="eastAsia" w:eastAsia="黑体" w:cs="黑体"/>
+          <w:sz w:val="21"/>
+          <w:szCs w:val="21"/>
+          <w:lang w:val="en-US" w:eastAsia="zh-CN"/>
+        </w:rPr>
+        <w:t>7</w:t>
+      </w:r>
+      <w:r>
+        <w:rPr>
+          <w:rFonts w:hint="eastAsia" w:eastAsia="黑体" w:cs="黑体"/>
+          <w:sz w:val="21"/>
+          <w:szCs w:val="21"/>
+        </w:rPr>
+        <w:t xml:space="preserve"> 朋友圈表（moments）</w:t>
       </w:r>
     </w:p>
     <w:tbl>
@@ -16827,7 +17220,7 @@
                     </pic:cNvPicPr>
                   </pic:nvPicPr>
                   <pic:blipFill>
-                    <a:blip r:embed="rId29"/>
+                    <a:blip r:embed="rId31"/>
                     <a:stretch>
                       <a:fillRect/>
                     </a:stretch>
@@ -16876,7 +17269,7 @@
                     </pic:cNvPicPr>
                   </pic:nvPicPr>
                   <pic:blipFill>
-                    <a:blip r:embed="rId30"/>
+                    <a:blip r:embed="rId32"/>
                     <a:stretch>
                       <a:fillRect/>
                     </a:stretch>
@@ -17124,7 +17517,7 @@
                     </pic:cNvPicPr>
                   </pic:nvPicPr>
                   <pic:blipFill>
-                    <a:blip r:embed="rId31"/>
+                    <a:blip r:embed="rId33"/>
                     <a:stretch>
                       <a:fillRect/>
                     </a:stretch>
@@ -17257,7 +17650,7 @@
                     </pic:cNvPicPr>
                   </pic:nvPicPr>
                   <pic:blipFill>
-                    <a:blip r:embed="rId32"/>
+                    <a:blip r:embed="rId34"/>
                     <a:stretch>
                       <a:fillRect/>
                     </a:stretch>
@@ -17300,7 +17693,7 @@
                     </pic:cNvPicPr>
                   </pic:nvPicPr>
                   <pic:blipFill>
-                    <a:blip r:embed="rId33"/>
+                    <a:blip r:embed="rId35"/>
                     <a:stretch>
                       <a:fillRect/>
                     </a:stretch>
@@ -17343,7 +17736,7 @@
                     </pic:cNvPicPr>
                   </pic:nvPicPr>
                   <pic:blipFill>
-                    <a:blip r:embed="rId34"/>
+                    <a:blip r:embed="rId36"/>
                     <a:stretch>
                       <a:fillRect/>
                     </a:stretch>
@@ -17386,7 +17779,7 @@
                     </pic:cNvPicPr>
                   </pic:nvPicPr>
                   <pic:blipFill>
-                    <a:blip r:embed="rId35"/>
+                    <a:blip r:embed="rId37"/>
                     <a:srcRect b="24694"/>
                     <a:stretch>
                       <a:fillRect/>
@@ -18174,7 +18567,7 @@
                     </pic:cNvPicPr>
                   </pic:nvPicPr>
                   <pic:blipFill>
-                    <a:blip r:embed="rId36"/>
+                    <a:blip r:embed="rId38"/>
                     <a:stretch>
                       <a:fillRect/>
                     </a:stretch>
@@ -19232,7 +19625,7 @@
                     </pic:cNvPicPr>
                   </pic:nvPicPr>
                   <pic:blipFill>
-                    <a:blip r:embed="rId37"/>
+                    <a:blip r:embed="rId39"/>
                     <a:stretch>
                       <a:fillRect/>
                     </a:stretch>
@@ -19335,7 +19728,7 @@
                     </pic:cNvPicPr>
                   </pic:nvPicPr>
                   <pic:blipFill>
-                    <a:blip r:embed="rId38"/>
+                    <a:blip r:embed="rId40"/>
                     <a:stretch>
                       <a:fillRect/>
                     </a:stretch>
@@ -19384,7 +19777,7 @@
                     </pic:cNvPicPr>
                   </pic:nvPicPr>
                   <pic:blipFill>
-                    <a:blip r:embed="rId39"/>
+                    <a:blip r:embed="rId41"/>
                     <a:stretch>
                       <a:fillRect/>
                     </a:stretch>
@@ -19531,7 +19924,7 @@
                     </pic:cNvPicPr>
                   </pic:nvPicPr>
                   <pic:blipFill>
-                    <a:blip r:embed="rId40"/>
+                    <a:blip r:embed="rId42"/>
                     <a:stretch>
                       <a:fillRect/>
                     </a:stretch>
@@ -19574,7 +19967,7 @@
                     </pic:cNvPicPr>
                   </pic:nvPicPr>
                   <pic:blipFill>
-                    <a:blip r:embed="rId41"/>
+                    <a:blip r:embed="rId43"/>
                     <a:stretch>
                       <a:fillRect/>
                     </a:stretch>
@@ -20396,12 +20789,6 @@
             <w:insideH w:val="single" w:color="auto" w:sz="4" w:space="0"/>
             <w:insideV w:val="single" w:color="auto" w:sz="4" w:space="0"/>
           </w:tblBorders>
-          <w:tblCellMar>
-            <w:top w:w="0" w:type="dxa"/>
-            <w:left w:w="108" w:type="dxa"/>
-            <w:bottom w:w="0" w:type="dxa"/>
-            <w:right w:w="108" w:type="dxa"/>
-          </w:tblCellMar>
         </w:tblPrEx>
         <w:trPr>
           <w:trHeight w:val="580" w:hRule="atLeast"/>

--- a/毕业论文/毕业论文终版.docx
+++ b/毕业论文/毕业论文终版.docx
@@ -633,6 +633,71 @@
           </w:p>
         </w:tc>
       </w:tr>
+      <w:tr>
+        <w:tblPrEx>
+          <w:tblCellMar>
+            <w:top w:w="0" w:type="dxa"/>
+            <w:left w:w="108" w:type="dxa"/>
+            <w:bottom w:w="0" w:type="dxa"/>
+            <w:right w:w="108" w:type="dxa"/>
+          </w:tblCellMar>
+        </w:tblPrEx>
+        <w:trPr>
+          <w:trHeight w:val="861" w:hRule="atLeast"/>
+          <w:jc w:val="center"/>
+        </w:trPr>
+        <w:tc>
+          <w:tcPr>
+            <w:tcW w:w="1963" w:type="dxa"/>
+            <w:vAlign w:val="bottom"/>
+          </w:tcPr>
+          <w:p>
+            <w:pPr>
+              <w:spacing w:line="400" w:lineRule="exact"/>
+              <w:ind w:firstLine="0" w:firstLineChars="0"/>
+              <w:rPr>
+                <w:rFonts w:hint="default" w:eastAsia="宋体"/>
+                <w:sz w:val="36"/>
+                <w:szCs w:val="36"/>
+                <w:lang w:val="en-US" w:eastAsia="zh-CN"/>
+              </w:rPr>
+            </w:pPr>
+            <w:r>
+              <w:rPr>
+                <w:rFonts w:hint="eastAsia"/>
+                <w:sz w:val="36"/>
+                <w:szCs w:val="36"/>
+                <w:lang w:val="en-US" w:eastAsia="zh-CN"/>
+              </w:rPr>
+              <w:t>企业导师</w:t>
+            </w:r>
+          </w:p>
+        </w:tc>
+        <w:tc>
+          <w:tcPr>
+            <w:tcW w:w="5202" w:type="dxa"/>
+            <w:gridSpan w:val="3"/>
+            <w:tcBorders>
+              <w:top w:val="single" w:color="auto" w:sz="4" w:space="0"/>
+              <w:bottom w:val="single" w:color="auto" w:sz="4" w:space="0"/>
+            </w:tcBorders>
+            <w:vAlign w:val="bottom"/>
+          </w:tcPr>
+          <w:p>
+            <w:pPr>
+              <w:spacing w:line="400" w:lineRule="exact"/>
+              <w:ind w:firstLine="0" w:firstLineChars="0"/>
+              <w:jc w:val="center"/>
+              <w:rPr>
+                <w:rFonts w:hint="eastAsia"/>
+                <w:b/>
+                <w:sz w:val="36"/>
+                <w:szCs w:val="36"/>
+              </w:rPr>
+            </w:pPr>
+          </w:p>
+        </w:tc>
+      </w:tr>
     </w:tbl>
     <w:p>
       <w:pPr>
@@ -736,8 +801,8 @@
           <w:szCs w:val="30"/>
         </w:rPr>
       </w:pPr>
-      <w:bookmarkStart w:id="1" w:name="_Toc3672"/>
-      <w:bookmarkStart w:id="2" w:name="_Toc30656"/>
+      <w:bookmarkStart w:id="1" w:name="_Toc30656"/>
+      <w:bookmarkStart w:id="2" w:name="_Toc3672"/>
       <w:bookmarkStart w:id="3" w:name="_Toc13089"/>
       <w:r>
         <w:rPr>
@@ -924,17 +989,7 @@
           <w:sz w:val="30"/>
           <w:szCs w:val="30"/>
         </w:rPr>
-        <w:t xml:space="preserve"> 2025 年  </w:t>
-      </w:r>
-      <w:bookmarkStart w:id="187" w:name="_GoBack"/>
-      <w:bookmarkEnd w:id="187"/>
-      <w:r>
-        <w:rPr>
-          <w:rFonts w:hint="eastAsia"/>
-          <w:sz w:val="30"/>
-          <w:szCs w:val="30"/>
-        </w:rPr>
-        <w:t xml:space="preserve"> 月   日 </w:t>
+        <w:t xml:space="preserve"> 2025 年   月   日 </w:t>
       </w:r>
     </w:p>
     <w:p>
@@ -5198,9 +5253,9 @@
           <w:szCs w:val="30"/>
         </w:rPr>
       </w:pPr>
-      <w:bookmarkStart w:id="6" w:name="_Toc31710"/>
+      <w:bookmarkStart w:id="6" w:name="_Toc134820418"/>
       <w:bookmarkStart w:id="7" w:name="_Toc134820362"/>
-      <w:bookmarkStart w:id="8" w:name="_Toc134820418"/>
+      <w:bookmarkStart w:id="8" w:name="_Toc31710"/>
       <w:r>
         <w:rPr>
           <w:rFonts w:eastAsia="黑体" w:cs="Arial"/>
@@ -5428,13 +5483,13 @@
         </w:rPr>
       </w:pPr>
       <w:bookmarkStart w:id="13" w:name="_Toc134820365"/>
-      <w:bookmarkStart w:id="14" w:name="_Toc23390"/>
-      <w:bookmarkStart w:id="15" w:name="_Toc134820421"/>
-      <w:bookmarkStart w:id="16" w:name="_Toc13114"/>
-      <w:bookmarkStart w:id="17" w:name="_Toc15158"/>
-      <w:bookmarkStart w:id="18" w:name="_Toc5699_WPSOffice_Level1"/>
-      <w:bookmarkStart w:id="19" w:name="_Toc15736"/>
-      <w:bookmarkStart w:id="20" w:name="_Toc29792_WPSOffice_Level1"/>
+      <w:bookmarkStart w:id="14" w:name="_Toc5699_WPSOffice_Level1"/>
+      <w:bookmarkStart w:id="15" w:name="_Toc13114"/>
+      <w:bookmarkStart w:id="16" w:name="_Toc15158"/>
+      <w:bookmarkStart w:id="17" w:name="_Toc23390"/>
+      <w:bookmarkStart w:id="18" w:name="_Toc29792_WPSOffice_Level1"/>
+      <w:bookmarkStart w:id="19" w:name="_Toc134820421"/>
+      <w:bookmarkStart w:id="20" w:name="_Toc15736"/>
       <w:r>
         <w:rPr>
           <w:rFonts w:ascii="Times New Roman" w:hAnsi="Times New Roman"/>
@@ -5473,11 +5528,11 @@
           <w:szCs w:val="24"/>
         </w:rPr>
       </w:pPr>
-      <w:bookmarkStart w:id="21" w:name="_Toc22220"/>
-      <w:bookmarkStart w:id="22" w:name="_Toc17530"/>
+      <w:bookmarkStart w:id="21" w:name="_Toc134820366"/>
+      <w:bookmarkStart w:id="22" w:name="_Toc21861"/>
       <w:bookmarkStart w:id="23" w:name="_Toc134820422"/>
-      <w:bookmarkStart w:id="24" w:name="_Toc21861"/>
-      <w:bookmarkStart w:id="25" w:name="_Toc134820366"/>
+      <w:bookmarkStart w:id="24" w:name="_Toc17530"/>
+      <w:bookmarkStart w:id="25" w:name="_Toc22220"/>
       <w:r>
         <w:rPr>
           <w:rFonts w:ascii="Times New Roman" w:hAnsi="Times New Roman"/>
@@ -5557,10 +5612,10 @@
         </w:rPr>
       </w:pPr>
       <w:bookmarkStart w:id="26" w:name="_Toc20911"/>
-      <w:bookmarkStart w:id="27" w:name="_Toc2450"/>
-      <w:bookmarkStart w:id="28" w:name="_Toc134820367"/>
-      <w:bookmarkStart w:id="29" w:name="_Toc9926"/>
-      <w:bookmarkStart w:id="30" w:name="_Toc134820423"/>
+      <w:bookmarkStart w:id="27" w:name="_Toc9926"/>
+      <w:bookmarkStart w:id="28" w:name="_Toc2450"/>
+      <w:bookmarkStart w:id="29" w:name="_Toc134820423"/>
+      <w:bookmarkStart w:id="30" w:name="_Toc134820367"/>
       <w:r>
         <w:rPr>
           <w:rFonts w:ascii="Times New Roman" w:hAnsi="Times New Roman"/>
@@ -5585,9 +5640,9 @@
           <w:rFonts w:ascii="Times New Roman" w:hAnsi="Times New Roman"/>
         </w:rPr>
       </w:pPr>
-      <w:bookmarkStart w:id="31" w:name="_Toc134820424"/>
-      <w:bookmarkStart w:id="32" w:name="_Toc27490"/>
-      <w:bookmarkStart w:id="33" w:name="_Toc134820368"/>
+      <w:bookmarkStart w:id="31" w:name="_Toc27490"/>
+      <w:bookmarkStart w:id="32" w:name="_Toc134820368"/>
+      <w:bookmarkStart w:id="33" w:name="_Toc134820424"/>
       <w:r>
         <w:rPr>
           <w:rFonts w:ascii="Times New Roman" w:hAnsi="Times New Roman"/>
@@ -5765,9 +5820,9 @@
           <w:rFonts w:ascii="Times New Roman" w:hAnsi="Times New Roman"/>
         </w:rPr>
       </w:pPr>
-      <w:bookmarkStart w:id="41" w:name="_Toc134820370"/>
-      <w:bookmarkStart w:id="42" w:name="_Toc8159"/>
-      <w:bookmarkStart w:id="43" w:name="_Toc134820426"/>
+      <w:bookmarkStart w:id="41" w:name="_Toc8159"/>
+      <w:bookmarkStart w:id="42" w:name="_Toc134820426"/>
+      <w:bookmarkStart w:id="43" w:name="_Toc134820370"/>
       <w:r>
         <w:rPr>
           <w:rFonts w:ascii="Times New Roman" w:hAnsi="Times New Roman"/>
@@ -5961,10 +6016,10 @@
         </w:rPr>
       </w:pPr>
       <w:bookmarkStart w:id="47" w:name="_Toc134820371"/>
-      <w:bookmarkStart w:id="48" w:name="_Toc13112"/>
-      <w:bookmarkStart w:id="49" w:name="_Toc24209"/>
-      <w:bookmarkStart w:id="50" w:name="_Toc3920"/>
-      <w:bookmarkStart w:id="51" w:name="_Toc134820427"/>
+      <w:bookmarkStart w:id="48" w:name="_Toc134820427"/>
+      <w:bookmarkStart w:id="49" w:name="_Toc3920"/>
+      <w:bookmarkStart w:id="50" w:name="_Toc13112"/>
+      <w:bookmarkStart w:id="51" w:name="_Toc24209"/>
       <w:r>
         <w:rPr>
           <w:rFonts w:ascii="Times New Roman" w:hAnsi="Times New Roman"/>
@@ -6004,9 +6059,9 @@
       <w:bookmarkStart w:id="53" w:name="_Toc17222"/>
       <w:bookmarkStart w:id="54" w:name="_Toc23727_WPSOffice_Level2"/>
       <w:bookmarkStart w:id="55" w:name="_Toc1064"/>
-      <w:bookmarkStart w:id="56" w:name="_Toc15331"/>
-      <w:bookmarkStart w:id="57" w:name="_Toc31494"/>
-      <w:bookmarkStart w:id="58" w:name="_Toc134820372"/>
+      <w:bookmarkStart w:id="56" w:name="_Toc31494"/>
+      <w:bookmarkStart w:id="57" w:name="_Toc134820372"/>
+      <w:bookmarkStart w:id="58" w:name="_Toc15331"/>
       <w:r>
         <w:rPr>
           <w:rFonts w:ascii="Times New Roman" w:hAnsi="Times New Roman"/>
@@ -6102,13 +6157,13 @@
           <w:szCs w:val="24"/>
         </w:rPr>
       </w:pPr>
-      <w:bookmarkStart w:id="59" w:name="_Toc134820429"/>
-      <w:bookmarkStart w:id="60" w:name="_Toc2031"/>
-      <w:bookmarkStart w:id="61" w:name="_Toc1455"/>
-      <w:bookmarkStart w:id="62" w:name="_Toc17469"/>
-      <w:bookmarkStart w:id="63" w:name="_Toc134820373"/>
+      <w:bookmarkStart w:id="59" w:name="_Toc1455"/>
+      <w:bookmarkStart w:id="60" w:name="_Toc134820429"/>
+      <w:bookmarkStart w:id="61" w:name="_Toc2031"/>
+      <w:bookmarkStart w:id="62" w:name="_Toc134820373"/>
+      <w:bookmarkStart w:id="63" w:name="_Toc7999"/>
       <w:bookmarkStart w:id="64" w:name="_Toc2363_WPSOffice_Level2"/>
-      <w:bookmarkStart w:id="65" w:name="_Toc7999"/>
+      <w:bookmarkStart w:id="65" w:name="_Toc17469"/>
       <w:r>
         <w:rPr>
           <w:rFonts w:ascii="Times New Roman" w:hAnsi="Times New Roman"/>
@@ -6206,11 +6261,11 @@
       </w:pPr>
       <w:bookmarkStart w:id="66" w:name="_Toc26482_WPSOffice_Level2"/>
       <w:bookmarkStart w:id="67" w:name="_Toc27641"/>
-      <w:bookmarkStart w:id="68" w:name="_Toc10000"/>
-      <w:bookmarkStart w:id="69" w:name="_Toc134820374"/>
-      <w:bookmarkStart w:id="70" w:name="_Toc19782"/>
-      <w:bookmarkStart w:id="71" w:name="_Toc32068"/>
-      <w:bookmarkStart w:id="72" w:name="_Toc134820430"/>
+      <w:bookmarkStart w:id="68" w:name="_Toc19782"/>
+      <w:bookmarkStart w:id="69" w:name="_Toc134820430"/>
+      <w:bookmarkStart w:id="70" w:name="_Toc32068"/>
+      <w:bookmarkStart w:id="71" w:name="_Toc134820374"/>
+      <w:bookmarkStart w:id="72" w:name="_Toc10000"/>
       <w:r>
         <w:rPr>
           <w:rFonts w:ascii="Times New Roman" w:hAnsi="Times New Roman"/>
@@ -6350,10 +6405,10 @@
           <w:rFonts w:ascii="Times New Roman" w:hAnsi="Times New Roman"/>
         </w:rPr>
       </w:pPr>
-      <w:bookmarkStart w:id="76" w:name="_Toc134820375"/>
+      <w:bookmarkStart w:id="76" w:name="_Toc7866"/>
       <w:bookmarkStart w:id="77" w:name="_Toc134820431"/>
       <w:bookmarkStart w:id="78" w:name="_Toc24465"/>
-      <w:bookmarkStart w:id="79" w:name="_Toc7866"/>
+      <w:bookmarkStart w:id="79" w:name="_Toc134820375"/>
       <w:r>
         <w:rPr>
           <w:rFonts w:ascii="Times New Roman" w:hAnsi="Times New Roman"/>
@@ -6608,11 +6663,11 @@
           <w:szCs w:val="24"/>
         </w:rPr>
       </w:pPr>
-      <w:bookmarkStart w:id="88" w:name="_Toc134820377"/>
-      <w:bookmarkStart w:id="89" w:name="_Toc134820433"/>
+      <w:bookmarkStart w:id="88" w:name="_Toc134820433"/>
+      <w:bookmarkStart w:id="89" w:name="_Toc134820377"/>
       <w:bookmarkStart w:id="90" w:name="_Toc13164"/>
-      <w:bookmarkStart w:id="91" w:name="_Toc5591"/>
-      <w:bookmarkStart w:id="92" w:name="_Toc25491"/>
+      <w:bookmarkStart w:id="91" w:name="_Toc25491"/>
+      <w:bookmarkStart w:id="92" w:name="_Toc5591"/>
       <w:r>
         <w:rPr>
           <w:rFonts w:hint="eastAsia" w:ascii="Times New Roman" w:hAnsi="Times New Roman" w:eastAsia="黑体"/>
@@ -6783,8 +6838,8 @@
       </w:pPr>
       <w:bookmarkStart w:id="96" w:name="_Toc134820437"/>
       <w:bookmarkStart w:id="97" w:name="_Toc18007"/>
-      <w:bookmarkStart w:id="98" w:name="_Toc134820381"/>
-      <w:bookmarkStart w:id="99" w:name="_Toc8642"/>
+      <w:bookmarkStart w:id="98" w:name="_Toc8642"/>
+      <w:bookmarkStart w:id="99" w:name="_Toc134820381"/>
       <w:bookmarkStart w:id="100" w:name="_Toc32695"/>
       <w:bookmarkStart w:id="101" w:name="_Toc17268"/>
       <w:bookmarkStart w:id="102" w:name="_Toc23603_WPSOffice_Level2"/>
@@ -6813,6 +6868,8 @@
       <w:bookmarkEnd w:id="100"/>
       <w:bookmarkEnd w:id="101"/>
       <w:bookmarkEnd w:id="102"/>
+      <w:bookmarkStart w:id="187" w:name="_GoBack"/>
+      <w:bookmarkEnd w:id="187"/>
     </w:p>
     <w:p>
       <w:pPr>
@@ -6828,8 +6885,8 @@
         </w:rPr>
       </w:pPr>
       <w:bookmarkStart w:id="103" w:name="_Toc17012"/>
-      <w:bookmarkStart w:id="104" w:name="_Toc134820382"/>
-      <w:bookmarkStart w:id="105" w:name="_Toc134820438"/>
+      <w:bookmarkStart w:id="104" w:name="_Toc134820438"/>
+      <w:bookmarkStart w:id="105" w:name="_Toc134820382"/>
       <w:r>
         <w:rPr>
           <w:rFonts w:eastAsia="黑体" w:cs="黑体"/>
@@ -6843,142 +6900,105 @@
     </w:p>
     <w:p>
       <w:pPr>
-        <w:pStyle w:val="13"/>
-        <w:rPr>
-          <w:rFonts w:ascii="Times New Roman" w:hAnsi="Times New Roman"/>
-        </w:rPr>
-      </w:pPr>
-      <w:r>
-        <w:rPr>
-          <w:rFonts w:ascii="Times New Roman" w:hAnsi="Times New Roman"/>
-        </w:rPr>
-        <w:t>注册登录：用户可以通过手机号、邮箱等方式进行注册，使用账号密码或第三方账号（如微信、QQ）进行登录。</w:t>
-      </w:r>
-    </w:p>
-    <w:p>
-      <w:pPr>
-        <w:pStyle w:val="13"/>
-        <w:rPr>
-          <w:rFonts w:ascii="Times New Roman" w:hAnsi="Times New Roman"/>
-        </w:rPr>
-      </w:pPr>
-      <w:r>
-        <w:rPr>
-          <w:rFonts w:ascii="Times New Roman" w:hAnsi="Times New Roman"/>
-        </w:rPr>
-        <w:t>个人信息设置：用户能够设置头像、昵称、个性签名等个人信息，也可修改密码、绑定和解绑第三方账号。</w:t>
-      </w:r>
-    </w:p>
-    <w:p>
-      <w:pPr>
-        <w:pStyle w:val="13"/>
-        <w:rPr>
-          <w:rFonts w:ascii="Times New Roman" w:hAnsi="Times New Roman"/>
-        </w:rPr>
-      </w:pPr>
-      <w:r>
-        <w:rPr>
-          <w:rFonts w:ascii="Times New Roman" w:hAnsi="Times New Roman"/>
-        </w:rPr>
-        <w:t>添加好友：支持通过搜索用户名、手机号、二维码等方式添加好友，发送好友申请后，等待对方确认。</w:t>
-      </w:r>
-    </w:p>
-    <w:p>
-      <w:pPr>
-        <w:pStyle w:val="13"/>
-        <w:rPr>
-          <w:rFonts w:ascii="Times New Roman" w:hAnsi="Times New Roman"/>
-        </w:rPr>
-      </w:pPr>
-      <w:r>
-        <w:rPr>
-          <w:rFonts w:ascii="Times New Roman" w:hAnsi="Times New Roman"/>
-        </w:rPr>
-        <w:t>好友列表：展示用户的好友列表，可对好友进行分组管理，如家人、同事、同学等。</w:t>
-      </w:r>
-    </w:p>
-    <w:p>
-      <w:pPr>
-        <w:pStyle w:val="13"/>
-        <w:rPr>
-          <w:rFonts w:ascii="Times New Roman" w:hAnsi="Times New Roman"/>
-        </w:rPr>
-      </w:pPr>
-      <w:r>
-        <w:rPr>
-          <w:rFonts w:ascii="Times New Roman" w:hAnsi="Times New Roman"/>
-        </w:rPr>
-        <w:t>好友互动：能查看好友的个人信息，给好友发送消息，还可对好友进行备注、置顶、删除等操作。</w:t>
-      </w:r>
-    </w:p>
-    <w:p>
-      <w:pPr>
-        <w:pStyle w:val="13"/>
-        <w:rPr>
-          <w:rFonts w:ascii="Times New Roman" w:hAnsi="Times New Roman"/>
-        </w:rPr>
-      </w:pPr>
-      <w:r>
-        <w:rPr>
-          <w:rFonts w:ascii="Times New Roman" w:hAnsi="Times New Roman"/>
-        </w:rPr>
-        <w:t>创建群组：用户可以创建多人聊天群组，设置群组名称、头像、群公告等信息。</w:t>
-      </w:r>
-    </w:p>
-    <w:p>
-      <w:pPr>
-        <w:pStyle w:val="13"/>
-        <w:rPr>
-          <w:rFonts w:ascii="Times New Roman" w:hAnsi="Times New Roman"/>
-        </w:rPr>
-      </w:pPr>
-      <w:r>
-        <w:rPr>
-          <w:rFonts w:ascii="Times New Roman" w:hAnsi="Times New Roman"/>
-        </w:rPr>
-        <w:t>群成员管理：群主可以邀请成员加入群组、移除成员、设置管理员；群成员可以查看群成员列表等操作。</w:t>
-      </w:r>
-    </w:p>
-    <w:p>
-      <w:pPr>
-        <w:pStyle w:val="13"/>
-        <w:rPr>
-          <w:rFonts w:ascii="Times New Roman" w:hAnsi="Times New Roman"/>
-        </w:rPr>
-      </w:pPr>
-      <w:r>
-        <w:rPr>
-          <w:rFonts w:ascii="Times New Roman" w:hAnsi="Times New Roman"/>
-        </w:rPr>
-        <w:t>支持群消息发送，群成员可修改自己在群内的昵称。</w:t>
-      </w:r>
-    </w:p>
-    <w:p>
-      <w:pPr>
-        <w:pStyle w:val="13"/>
-        <w:rPr>
-          <w:rFonts w:ascii="Times New Roman" w:hAnsi="Times New Roman"/>
-        </w:rPr>
-      </w:pPr>
-      <w:r>
-        <w:rPr>
-          <w:rFonts w:ascii="Times New Roman" w:hAnsi="Times New Roman"/>
-        </w:rPr>
-        <w:t>基础通讯：文字聊天，发送图片、表情包等。</w:t>
-      </w:r>
-    </w:p>
-    <w:p>
-      <w:pPr>
-        <w:pStyle w:val="13"/>
-        <w:rPr>
-          <w:rFonts w:ascii="Times New Roman" w:hAnsi="Times New Roman"/>
-        </w:rPr>
-      </w:pPr>
-      <w:r>
-        <w:rPr>
-          <w:rFonts w:ascii="Times New Roman" w:hAnsi="Times New Roman"/>
-        </w:rPr>
-        <w:t>进阶：语音聊天、视频聊天</w:t>
+        <w:ind w:firstLine="480"/>
+        <w:rPr>
+          <w:rFonts w:hint="eastAsia"/>
+          <w:lang w:eastAsia="zh-CN"/>
+        </w:rPr>
+      </w:pPr>
+      <w:bookmarkStart w:id="106" w:name="_Toc31178"/>
+      <w:bookmarkStart w:id="107" w:name="_Toc134820439"/>
+      <w:bookmarkStart w:id="108" w:name="_Toc134820383"/>
+      <w:r>
+        <w:rPr>
+          <w:rFonts w:hint="eastAsia"/>
+        </w:rPr>
+        <w:t>用户管理模块</w:t>
+      </w:r>
+      <w:r>
+        <w:rPr>
+          <w:rFonts w:hint="eastAsia"/>
+          <w:lang w:eastAsia="zh-CN"/>
+        </w:rPr>
+        <w:t>（</w:t>
+      </w:r>
+      <w:r>
+        <w:rPr>
+          <w:rFonts w:hint="eastAsia"/>
+          <w:lang w:val="en-US" w:eastAsia="zh-CN"/>
+        </w:rPr>
+        <w:t>登录与注册、个人信息修改等</w:t>
+      </w:r>
+      <w:r>
+        <w:rPr>
+          <w:rFonts w:hint="eastAsia"/>
+          <w:lang w:eastAsia="zh-CN"/>
+        </w:rPr>
+        <w:t>）</w:t>
+      </w:r>
+    </w:p>
+    <w:p>
+      <w:pPr>
+        <w:ind w:firstLine="480"/>
+        <w:rPr>
+          <w:rFonts w:hint="eastAsia"/>
+          <w:lang w:val="en-US" w:eastAsia="zh-CN"/>
+        </w:rPr>
+      </w:pPr>
+      <w:r>
+        <w:rPr>
+          <w:rFonts w:hint="eastAsia"/>
+          <w:lang w:val="en-US" w:eastAsia="zh-CN"/>
+        </w:rPr>
+        <w:t>联系人管理（搜索好友、添加好友、删除好友等）</w:t>
+      </w:r>
+    </w:p>
+    <w:p>
+      <w:pPr>
+        <w:ind w:firstLine="480"/>
+        <w:rPr>
+          <w:rFonts w:hint="eastAsia"/>
+          <w:lang w:val="en-US" w:eastAsia="zh-CN"/>
+        </w:rPr>
+      </w:pPr>
+      <w:r>
+        <w:rPr>
+          <w:rFonts w:hint="eastAsia"/>
+          <w:lang w:val="en-US" w:eastAsia="zh-CN"/>
+        </w:rPr>
+        <w:t>即时通讯（单聊、群聊等）</w:t>
+      </w:r>
+    </w:p>
+    <w:p>
+      <w:pPr>
+        <w:ind w:firstLine="480"/>
+        <w:rPr>
+          <w:rFonts w:hint="eastAsia"/>
+          <w:lang w:val="en-US" w:eastAsia="zh-CN"/>
+        </w:rPr>
+      </w:pPr>
+      <w:r>
+        <w:rPr>
+          <w:rFonts w:hint="eastAsia"/>
+          <w:lang w:val="en-US" w:eastAsia="zh-CN"/>
+        </w:rPr>
+        <w:t>群组管理（创建群聊、群聊信息设置和查看、退出群聊等）</w:t>
+      </w:r>
+    </w:p>
+    <w:p>
+      <w:pPr>
+        <w:ind w:firstLine="480"/>
+        <w:rPr>
+          <w:rFonts w:hint="default"/>
+          <w:lang w:val="en-US" w:eastAsia="zh-CN"/>
+        </w:rPr>
+      </w:pPr>
+      <w:r>
+        <w:rPr>
+          <w:rFonts w:hint="eastAsia"/>
+          <w:lang w:val="en-US" w:eastAsia="zh-CN"/>
+        </w:rPr>
+        <w:t>朋友圈（发布动态、点赞、评论等）</w:t>
       </w:r>
     </w:p>
     <w:p>
@@ -6994,9 +7014,6 @@
           <w:szCs w:val="32"/>
         </w:rPr>
       </w:pPr>
-      <w:bookmarkStart w:id="106" w:name="_Toc134820439"/>
-      <w:bookmarkStart w:id="107" w:name="_Toc31178"/>
-      <w:bookmarkStart w:id="108" w:name="_Toc134820383"/>
       <w:r>
         <w:rPr>
           <w:rFonts w:eastAsia="黑体" w:cs="黑体"/>
@@ -7067,8 +7084,8 @@
         </w:rPr>
       </w:pPr>
       <w:bookmarkStart w:id="109" w:name="_Toc19570"/>
-      <w:bookmarkStart w:id="110" w:name="_Toc134820384"/>
-      <w:bookmarkStart w:id="111" w:name="_Toc134820440"/>
+      <w:bookmarkStart w:id="110" w:name="_Toc134820440"/>
+      <w:bookmarkStart w:id="111" w:name="_Toc134820384"/>
       <w:r>
         <w:rPr>
           <w:rFonts w:eastAsia="黑体" w:cs="黑体"/>
@@ -7123,8 +7140,8 @@
           <w:szCs w:val="32"/>
         </w:rPr>
       </w:pPr>
-      <w:bookmarkStart w:id="112" w:name="_Toc23467"/>
-      <w:bookmarkStart w:id="113" w:name="_Toc134820385"/>
+      <w:bookmarkStart w:id="112" w:name="_Toc134820385"/>
+      <w:bookmarkStart w:id="113" w:name="_Toc23467"/>
       <w:bookmarkStart w:id="114" w:name="_Toc134820441"/>
       <w:r>
         <w:rPr>
@@ -7164,8 +7181,8 @@
           <w:szCs w:val="32"/>
         </w:rPr>
       </w:pPr>
-      <w:bookmarkStart w:id="115" w:name="_Toc134820386"/>
-      <w:bookmarkStart w:id="116" w:name="_Toc134820442"/>
+      <w:bookmarkStart w:id="115" w:name="_Toc134820442"/>
+      <w:bookmarkStart w:id="116" w:name="_Toc134820386"/>
       <w:bookmarkStart w:id="117" w:name="_Toc1248"/>
       <w:r>
         <w:rPr>
@@ -7250,12 +7267,12 @@
           <w:szCs w:val="24"/>
         </w:rPr>
       </w:pPr>
-      <w:bookmarkStart w:id="118" w:name="_Toc134820387"/>
-      <w:bookmarkStart w:id="119" w:name="_Toc20885_WPSOffice_Level2"/>
-      <w:bookmarkStart w:id="120" w:name="_Toc6934"/>
-      <w:bookmarkStart w:id="121" w:name="_Toc8590"/>
-      <w:bookmarkStart w:id="122" w:name="_Toc35"/>
-      <w:bookmarkStart w:id="123" w:name="_Toc32595"/>
+      <w:bookmarkStart w:id="118" w:name="_Toc8590"/>
+      <w:bookmarkStart w:id="119" w:name="_Toc32595"/>
+      <w:bookmarkStart w:id="120" w:name="_Toc20885_WPSOffice_Level2"/>
+      <w:bookmarkStart w:id="121" w:name="_Toc6934"/>
+      <w:bookmarkStart w:id="122" w:name="_Toc134820387"/>
+      <w:bookmarkStart w:id="123" w:name="_Toc35"/>
       <w:bookmarkStart w:id="124" w:name="_Toc134820443"/>
       <w:r>
         <w:rPr>
@@ -7503,11 +7520,11 @@
           <w:rFonts w:ascii="Times New Roman" w:hAnsi="Times New Roman"/>
         </w:rPr>
       </w:pPr>
-      <w:bookmarkStart w:id="125" w:name="_Toc134820388"/>
-      <w:bookmarkStart w:id="126" w:name="_Toc134820444"/>
-      <w:bookmarkStart w:id="127" w:name="_Toc10479"/>
-      <w:bookmarkStart w:id="128" w:name="_Toc16238"/>
-      <w:bookmarkStart w:id="129" w:name="_Toc32178"/>
+      <w:bookmarkStart w:id="125" w:name="_Toc10479"/>
+      <w:bookmarkStart w:id="126" w:name="_Toc134820388"/>
+      <w:bookmarkStart w:id="127" w:name="_Toc134820444"/>
+      <w:bookmarkStart w:id="128" w:name="_Toc32178"/>
+      <w:bookmarkStart w:id="129" w:name="_Toc16238"/>
       <w:r>
         <w:rPr>
           <w:rFonts w:hint="eastAsia" w:ascii="Times New Roman" w:hAnsi="Times New Roman"/>
@@ -7582,23 +7599,101 @@
     <w:p>
       <w:pPr>
         <w:ind w:firstLine="480"/>
-      </w:pPr>
-      <w:r>
         <w:rPr>
           <w:rFonts w:hint="eastAsia"/>
-        </w:rPr>
-        <w:t>系统功能包括即时通讯应用的所有核心功能：即登录与注册、单聊、群聊、发送表情、发送图片、用户信息修改、发布动态等功能等，功能模块设计：</w:t>
+          <w:lang w:eastAsia="zh-CN"/>
+        </w:rPr>
+      </w:pPr>
+      <w:r>
+        <w:rPr>
+          <w:rFonts w:hint="eastAsia"/>
+        </w:rPr>
+        <w:t>用户管理模块</w:t>
+      </w:r>
+      <w:r>
+        <w:rPr>
+          <w:rFonts w:hint="eastAsia"/>
+          <w:lang w:eastAsia="zh-CN"/>
+        </w:rPr>
+        <w:t>（</w:t>
+      </w:r>
+      <w:r>
+        <w:rPr>
+          <w:rFonts w:hint="eastAsia"/>
+          <w:lang w:val="en-US" w:eastAsia="zh-CN"/>
+        </w:rPr>
+        <w:t>登录与注册、个人信息修改等</w:t>
+      </w:r>
+      <w:r>
+        <w:rPr>
+          <w:rFonts w:hint="eastAsia"/>
+          <w:lang w:eastAsia="zh-CN"/>
+        </w:rPr>
+        <w:t>）</w:t>
       </w:r>
     </w:p>
     <w:p>
       <w:pPr>
         <w:ind w:firstLine="480"/>
-      </w:pPr>
-      <w:r>
         <w:rPr>
           <w:rFonts w:hint="eastAsia"/>
-        </w:rPr>
-        <w:t>用户管理模块、联系人管理模块、即时通讯模块、群组管理模块、朋友圈模块。</w:t>
+          <w:lang w:val="en-US" w:eastAsia="zh-CN"/>
+        </w:rPr>
+      </w:pPr>
+      <w:r>
+        <w:rPr>
+          <w:rFonts w:hint="eastAsia"/>
+          <w:lang w:val="en-US" w:eastAsia="zh-CN"/>
+        </w:rPr>
+        <w:t>联系人管理（搜索好友、添加好友、删除好友等）</w:t>
+      </w:r>
+    </w:p>
+    <w:p>
+      <w:pPr>
+        <w:ind w:firstLine="480"/>
+        <w:rPr>
+          <w:rFonts w:hint="eastAsia"/>
+          <w:lang w:val="en-US" w:eastAsia="zh-CN"/>
+        </w:rPr>
+      </w:pPr>
+      <w:r>
+        <w:rPr>
+          <w:rFonts w:hint="eastAsia"/>
+          <w:lang w:val="en-US" w:eastAsia="zh-CN"/>
+        </w:rPr>
+        <w:t>即时通讯（单聊、群聊等）</w:t>
+      </w:r>
+    </w:p>
+    <w:p>
+      <w:pPr>
+        <w:ind w:firstLine="480"/>
+        <w:rPr>
+          <w:rFonts w:hint="eastAsia"/>
+          <w:lang w:val="en-US" w:eastAsia="zh-CN"/>
+        </w:rPr>
+      </w:pPr>
+      <w:r>
+        <w:rPr>
+          <w:rFonts w:hint="eastAsia"/>
+          <w:lang w:val="en-US" w:eastAsia="zh-CN"/>
+        </w:rPr>
+        <w:t>群组管理（创建群聊、群聊信息设置和查看、退出群聊等）</w:t>
+      </w:r>
+    </w:p>
+    <w:p>
+      <w:pPr>
+        <w:ind w:firstLine="480"/>
+        <w:rPr>
+          <w:rFonts w:hint="default"/>
+          <w:lang w:val="en-US" w:eastAsia="zh-CN"/>
+        </w:rPr>
+      </w:pPr>
+      <w:r>
+        <w:rPr>
+          <w:rFonts w:hint="eastAsia"/>
+          <w:lang w:val="en-US" w:eastAsia="zh-CN"/>
+        </w:rPr>
+        <w:t>朋友圈（发布动态、点赞、评论等）</w:t>
       </w:r>
     </w:p>
     <w:p>
@@ -7614,9 +7709,9 @@
         </w:rPr>
       </w:pPr>
       <w:bookmarkStart w:id="132" w:name="_Toc134820389"/>
-      <w:bookmarkStart w:id="133" w:name="_Toc32081"/>
-      <w:bookmarkStart w:id="134" w:name="_Toc8217"/>
-      <w:bookmarkStart w:id="135" w:name="_Toc134820445"/>
+      <w:bookmarkStart w:id="133" w:name="_Toc8217"/>
+      <w:bookmarkStart w:id="134" w:name="_Toc134820445"/>
+      <w:bookmarkStart w:id="135" w:name="_Toc32081"/>
       <w:bookmarkStart w:id="136" w:name="_Toc31249"/>
       <w:r>
         <w:rPr>
@@ -7668,8 +7763,8 @@
           <w:szCs w:val="24"/>
         </w:rPr>
       </w:pPr>
-      <w:bookmarkStart w:id="137" w:name="_Toc32652"/>
-      <w:bookmarkStart w:id="138" w:name="_Toc5700"/>
+      <w:bookmarkStart w:id="137" w:name="_Toc5700"/>
+      <w:bookmarkStart w:id="138" w:name="_Toc32652"/>
       <w:r>
         <w:rPr>
           <w:rFonts w:hint="eastAsia" w:ascii="Times New Roman" w:hAnsi="Times New Roman" w:eastAsia="黑体"/>
@@ -16998,11 +17093,11 @@
           <w:kern w:val="0"/>
         </w:rPr>
       </w:pPr>
-      <w:bookmarkStart w:id="145" w:name="_Toc10267"/>
-      <w:bookmarkStart w:id="146" w:name="_Toc10561"/>
-      <w:bookmarkStart w:id="147" w:name="_Toc134820461"/>
+      <w:bookmarkStart w:id="145" w:name="_Toc10561"/>
+      <w:bookmarkStart w:id="146" w:name="_Toc10267"/>
+      <w:bookmarkStart w:id="147" w:name="_Toc23855"/>
       <w:bookmarkStart w:id="148" w:name="_Toc134820405"/>
-      <w:bookmarkStart w:id="149" w:name="_Toc23855"/>
+      <w:bookmarkStart w:id="149" w:name="_Toc134820461"/>
       <w:r>
         <w:rPr>
           <w:rFonts w:ascii="Times New Roman" w:hAnsi="Times New Roman"/>
@@ -17580,8 +17675,8 @@
           <w:szCs w:val="24"/>
         </w:rPr>
       </w:pPr>
-      <w:bookmarkStart w:id="151" w:name="_Toc26991"/>
-      <w:bookmarkStart w:id="152" w:name="_Toc23956"/>
+      <w:bookmarkStart w:id="151" w:name="_Toc23956"/>
+      <w:bookmarkStart w:id="152" w:name="_Toc26991"/>
       <w:r>
         <w:rPr>
           <w:rFonts w:ascii="Times New Roman" w:hAnsi="Times New Roman"/>
@@ -20150,10 +20245,10 @@
           <w:szCs w:val="24"/>
         </w:rPr>
       </w:pPr>
-      <w:bookmarkStart w:id="159" w:name="_Toc134820462"/>
+      <w:bookmarkStart w:id="159" w:name="_Toc24075"/>
       <w:bookmarkStart w:id="160" w:name="_Toc134820406"/>
       <w:bookmarkStart w:id="161" w:name="_Toc23136"/>
-      <w:bookmarkStart w:id="162" w:name="_Toc24075"/>
+      <w:bookmarkStart w:id="162" w:name="_Toc134820462"/>
       <w:bookmarkStart w:id="163" w:name="_Toc14937"/>
       <w:r>
         <w:rPr>
@@ -20789,6 +20884,12 @@
             <w:insideH w:val="single" w:color="auto" w:sz="4" w:space="0"/>
             <w:insideV w:val="single" w:color="auto" w:sz="4" w:space="0"/>
           </w:tblBorders>
+          <w:tblCellMar>
+            <w:top w:w="0" w:type="dxa"/>
+            <w:left w:w="108" w:type="dxa"/>
+            <w:bottom w:w="0" w:type="dxa"/>
+            <w:right w:w="108" w:type="dxa"/>
+          </w:tblCellMar>
         </w:tblPrEx>
         <w:trPr>
           <w:trHeight w:val="580" w:hRule="atLeast"/>
@@ -21869,8 +21970,8 @@
               </w:rPr>
             </w:pPr>
             <w:bookmarkStart w:id="165" w:name="_Toc8595"/>
-            <w:bookmarkStart w:id="166" w:name="_Toc134820463"/>
-            <w:bookmarkStart w:id="167" w:name="_Toc134820407"/>
+            <w:bookmarkStart w:id="166" w:name="_Toc134820407"/>
+            <w:bookmarkStart w:id="167" w:name="_Toc134820463"/>
             <w:bookmarkStart w:id="168" w:name="_Toc1754"/>
             <w:r>
               <w:rPr>
@@ -22318,10 +22419,10 @@
         </w:rPr>
       </w:pPr>
       <w:bookmarkStart w:id="172" w:name="_Toc31813"/>
-      <w:bookmarkStart w:id="173" w:name="_Toc134820464"/>
-      <w:bookmarkStart w:id="174" w:name="_Toc27978"/>
-      <w:bookmarkStart w:id="175" w:name="_Toc134820408"/>
-      <w:bookmarkStart w:id="176" w:name="_Toc30145"/>
+      <w:bookmarkStart w:id="173" w:name="_Toc30145"/>
+      <w:bookmarkStart w:id="174" w:name="_Toc134820464"/>
+      <w:bookmarkStart w:id="175" w:name="_Toc27978"/>
+      <w:bookmarkStart w:id="176" w:name="_Toc134820408"/>
       <w:r>
         <w:rPr>
           <w:rFonts w:ascii="Times New Roman" w:hAnsi="Times New Roman"/>
@@ -22401,10 +22502,10 @@
         </w:rPr>
       </w:pPr>
       <w:bookmarkStart w:id="177" w:name="_Toc14483"/>
-      <w:bookmarkStart w:id="178" w:name="_Toc134820409"/>
-      <w:bookmarkStart w:id="179" w:name="_Toc8761"/>
-      <w:bookmarkStart w:id="180" w:name="_Toc134820465"/>
-      <w:bookmarkStart w:id="181" w:name="_Toc27818"/>
+      <w:bookmarkStart w:id="178" w:name="_Toc8761"/>
+      <w:bookmarkStart w:id="179" w:name="_Toc134820465"/>
+      <w:bookmarkStart w:id="180" w:name="_Toc27818"/>
+      <w:bookmarkStart w:id="181" w:name="_Toc134820409"/>
       <w:r>
         <w:rPr>
           <w:rFonts w:ascii="Times New Roman" w:hAnsi="Times New Roman"/>
@@ -22795,8 +22896,8 @@
       </w:pPr>
       <w:bookmarkStart w:id="182" w:name="_Toc134820410"/>
       <w:bookmarkStart w:id="183" w:name="_Toc11900"/>
-      <w:bookmarkStart w:id="184" w:name="_Toc134820466"/>
-      <w:bookmarkStart w:id="185" w:name="_Toc3571"/>
+      <w:bookmarkStart w:id="184" w:name="_Toc3571"/>
+      <w:bookmarkStart w:id="185" w:name="_Toc134820466"/>
       <w:r>
         <w:rPr>
           <w:rFonts w:hint="eastAsia" w:ascii="Times New Roman" w:hAnsi="Times New Roman"/>

--- a/毕业论文/毕业论文终版.docx
+++ b/毕业论文/毕业论文终版.docx
@@ -6,6 +6,8 @@
       <w:pPr>
         <w:ind w:firstLine="480"/>
       </w:pPr>
+      <w:bookmarkStart w:id="187" w:name="_GoBack"/>
+      <w:bookmarkEnd w:id="187"/>
     </w:p>
     <w:p>
       <w:pPr>
@@ -39,7 +41,7 @@
                     </pic:cNvPicPr>
                   </pic:nvPicPr>
                   <pic:blipFill>
-                    <a:blip r:embed="rId20">
+                    <a:blip r:embed="rId22">
                       <a:lum bright="70001" contrast="-70000"/>
                     </a:blip>
                     <a:stretch>
@@ -801,9 +803,9 @@
           <w:szCs w:val="30"/>
         </w:rPr>
       </w:pPr>
-      <w:bookmarkStart w:id="1" w:name="_Toc30656"/>
+      <w:bookmarkStart w:id="1" w:name="_Toc13089"/>
       <w:bookmarkStart w:id="2" w:name="_Toc3672"/>
-      <w:bookmarkStart w:id="3" w:name="_Toc13089"/>
+      <w:bookmarkStart w:id="3" w:name="_Toc30656"/>
       <w:r>
         <w:rPr>
           <w:rFonts w:hint="eastAsia" w:eastAsia="黑体"/>
@@ -944,7 +946,7 @@
                     </pic:cNvPicPr>
                   </pic:nvPicPr>
                   <pic:blipFill>
-                    <a:blip r:embed="rId21"/>
+                    <a:blip r:embed="rId23"/>
                     <a:stretch>
                       <a:fillRect/>
                     </a:stretch>
@@ -1034,7 +1036,7 @@
                     </pic:cNvPicPr>
                   </pic:nvPicPr>
                   <pic:blipFill>
-                    <a:blip r:embed="rId22"/>
+                    <a:blip r:embed="rId24"/>
                     <a:stretch>
                       <a:fillRect/>
                     </a:stretch>
@@ -1117,8 +1119,8 @@
         <w:jc w:val="center"/>
         <w:outlineLvl w:val="0"/>
       </w:pPr>
-      <w:bookmarkStart w:id="4" w:name="_Toc24247"/>
-      <w:bookmarkStart w:id="5" w:name="_Toc3820"/>
+      <w:bookmarkStart w:id="4" w:name="_Toc3820"/>
+      <w:bookmarkStart w:id="5" w:name="_Toc24247"/>
       <w:r>
         <w:rPr>
           <w:rFonts w:hint="eastAsia" w:eastAsia="黑体"/>
@@ -5280,8 +5282,8 @@
           <w:szCs w:val="30"/>
         </w:rPr>
       </w:pPr>
-      <w:bookmarkStart w:id="9" w:name="_Toc29267"/>
-      <w:bookmarkStart w:id="10" w:name="_Toc15236"/>
+      <w:bookmarkStart w:id="9" w:name="_Toc15236"/>
+      <w:bookmarkStart w:id="10" w:name="_Toc29267"/>
       <w:r>
         <w:rPr>
           <w:rFonts w:eastAsia="黑体" w:cs="Arial"/>
@@ -5482,14 +5484,14 @@
           <w:kern w:val="0"/>
         </w:rPr>
       </w:pPr>
-      <w:bookmarkStart w:id="13" w:name="_Toc134820365"/>
-      <w:bookmarkStart w:id="14" w:name="_Toc5699_WPSOffice_Level1"/>
-      <w:bookmarkStart w:id="15" w:name="_Toc13114"/>
-      <w:bookmarkStart w:id="16" w:name="_Toc15158"/>
-      <w:bookmarkStart w:id="17" w:name="_Toc23390"/>
-      <w:bookmarkStart w:id="18" w:name="_Toc29792_WPSOffice_Level1"/>
-      <w:bookmarkStart w:id="19" w:name="_Toc134820421"/>
-      <w:bookmarkStart w:id="20" w:name="_Toc15736"/>
+      <w:bookmarkStart w:id="13" w:name="_Toc23390"/>
+      <w:bookmarkStart w:id="14" w:name="_Toc134820365"/>
+      <w:bookmarkStart w:id="15" w:name="_Toc15158"/>
+      <w:bookmarkStart w:id="16" w:name="_Toc15736"/>
+      <w:bookmarkStart w:id="17" w:name="_Toc13114"/>
+      <w:bookmarkStart w:id="18" w:name="_Toc5699_WPSOffice_Level1"/>
+      <w:bookmarkStart w:id="19" w:name="_Toc29792_WPSOffice_Level1"/>
+      <w:bookmarkStart w:id="20" w:name="_Toc134820421"/>
       <w:r>
         <w:rPr>
           <w:rFonts w:ascii="Times New Roman" w:hAnsi="Times New Roman"/>
@@ -5528,11 +5530,11 @@
           <w:szCs w:val="24"/>
         </w:rPr>
       </w:pPr>
-      <w:bookmarkStart w:id="21" w:name="_Toc134820366"/>
-      <w:bookmarkStart w:id="22" w:name="_Toc21861"/>
-      <w:bookmarkStart w:id="23" w:name="_Toc134820422"/>
-      <w:bookmarkStart w:id="24" w:name="_Toc17530"/>
-      <w:bookmarkStart w:id="25" w:name="_Toc22220"/>
+      <w:bookmarkStart w:id="21" w:name="_Toc21861"/>
+      <w:bookmarkStart w:id="22" w:name="_Toc17530"/>
+      <w:bookmarkStart w:id="23" w:name="_Toc22220"/>
+      <w:bookmarkStart w:id="24" w:name="_Toc134820422"/>
+      <w:bookmarkStart w:id="25" w:name="_Toc134820366"/>
       <w:r>
         <w:rPr>
           <w:rFonts w:ascii="Times New Roman" w:hAnsi="Times New Roman"/>
@@ -5611,10 +5613,10 @@
           <w:szCs w:val="24"/>
         </w:rPr>
       </w:pPr>
-      <w:bookmarkStart w:id="26" w:name="_Toc20911"/>
-      <w:bookmarkStart w:id="27" w:name="_Toc9926"/>
-      <w:bookmarkStart w:id="28" w:name="_Toc2450"/>
-      <w:bookmarkStart w:id="29" w:name="_Toc134820423"/>
+      <w:bookmarkStart w:id="26" w:name="_Toc9926"/>
+      <w:bookmarkStart w:id="27" w:name="_Toc134820423"/>
+      <w:bookmarkStart w:id="28" w:name="_Toc20911"/>
+      <w:bookmarkStart w:id="29" w:name="_Toc2450"/>
       <w:bookmarkStart w:id="30" w:name="_Toc134820367"/>
       <w:r>
         <w:rPr>
@@ -5640,9 +5642,9 @@
           <w:rFonts w:ascii="Times New Roman" w:hAnsi="Times New Roman"/>
         </w:rPr>
       </w:pPr>
-      <w:bookmarkStart w:id="31" w:name="_Toc27490"/>
-      <w:bookmarkStart w:id="32" w:name="_Toc134820368"/>
-      <w:bookmarkStart w:id="33" w:name="_Toc134820424"/>
+      <w:bookmarkStart w:id="31" w:name="_Toc134820424"/>
+      <w:bookmarkStart w:id="32" w:name="_Toc27490"/>
+      <w:bookmarkStart w:id="33" w:name="_Toc134820368"/>
       <w:r>
         <w:rPr>
           <w:rFonts w:ascii="Times New Roman" w:hAnsi="Times New Roman"/>
@@ -5697,8 +5699,8 @@
           <w:szCs w:val="24"/>
         </w:rPr>
       </w:pPr>
-      <w:bookmarkStart w:id="34" w:name="_Toc26477"/>
-      <w:bookmarkStart w:id="35" w:name="_Toc25368"/>
+      <w:bookmarkStart w:id="34" w:name="_Toc25368"/>
+      <w:bookmarkStart w:id="35" w:name="_Toc26477"/>
       <w:r>
         <w:rPr>
           <w:rFonts w:ascii="Times New Roman" w:hAnsi="Times New Roman"/>
@@ -5794,8 +5796,8 @@
           <w:szCs w:val="24"/>
         </w:rPr>
       </w:pPr>
-      <w:bookmarkStart w:id="39" w:name="_Toc11280"/>
-      <w:bookmarkStart w:id="40" w:name="_Toc16234"/>
+      <w:bookmarkStart w:id="39" w:name="_Toc16234"/>
+      <w:bookmarkStart w:id="40" w:name="_Toc11280"/>
       <w:r>
         <w:rPr>
           <w:rFonts w:ascii="Times New Roman" w:hAnsi="Times New Roman"/>
@@ -5820,9 +5822,9 @@
           <w:rFonts w:ascii="Times New Roman" w:hAnsi="Times New Roman"/>
         </w:rPr>
       </w:pPr>
-      <w:bookmarkStart w:id="41" w:name="_Toc8159"/>
-      <w:bookmarkStart w:id="42" w:name="_Toc134820426"/>
-      <w:bookmarkStart w:id="43" w:name="_Toc134820370"/>
+      <w:bookmarkStart w:id="41" w:name="_Toc134820370"/>
+      <w:bookmarkStart w:id="42" w:name="_Toc8159"/>
+      <w:bookmarkStart w:id="43" w:name="_Toc134820426"/>
       <w:r>
         <w:rPr>
           <w:rFonts w:ascii="Times New Roman" w:hAnsi="Times New Roman"/>
@@ -6015,11 +6017,11 @@
           <w:kern w:val="0"/>
         </w:rPr>
       </w:pPr>
-      <w:bookmarkStart w:id="47" w:name="_Toc134820371"/>
-      <w:bookmarkStart w:id="48" w:name="_Toc134820427"/>
-      <w:bookmarkStart w:id="49" w:name="_Toc3920"/>
-      <w:bookmarkStart w:id="50" w:name="_Toc13112"/>
-      <w:bookmarkStart w:id="51" w:name="_Toc24209"/>
+      <w:bookmarkStart w:id="47" w:name="_Toc134820427"/>
+      <w:bookmarkStart w:id="48" w:name="_Toc24209"/>
+      <w:bookmarkStart w:id="49" w:name="_Toc134820371"/>
+      <w:bookmarkStart w:id="50" w:name="_Toc3920"/>
+      <w:bookmarkStart w:id="51" w:name="_Toc13112"/>
       <w:r>
         <w:rPr>
           <w:rFonts w:ascii="Times New Roman" w:hAnsi="Times New Roman"/>
@@ -6055,12 +6057,12 @@
           <w:szCs w:val="24"/>
         </w:rPr>
       </w:pPr>
-      <w:bookmarkStart w:id="52" w:name="_Toc134820428"/>
-      <w:bookmarkStart w:id="53" w:name="_Toc17222"/>
+      <w:bookmarkStart w:id="52" w:name="_Toc1064"/>
+      <w:bookmarkStart w:id="53" w:name="_Toc134820372"/>
       <w:bookmarkStart w:id="54" w:name="_Toc23727_WPSOffice_Level2"/>
-      <w:bookmarkStart w:id="55" w:name="_Toc1064"/>
+      <w:bookmarkStart w:id="55" w:name="_Toc17222"/>
       <w:bookmarkStart w:id="56" w:name="_Toc31494"/>
-      <w:bookmarkStart w:id="57" w:name="_Toc134820372"/>
+      <w:bookmarkStart w:id="57" w:name="_Toc134820428"/>
       <w:bookmarkStart w:id="58" w:name="_Toc15331"/>
       <w:r>
         <w:rPr>
@@ -6157,13 +6159,13 @@
           <w:szCs w:val="24"/>
         </w:rPr>
       </w:pPr>
-      <w:bookmarkStart w:id="59" w:name="_Toc1455"/>
-      <w:bookmarkStart w:id="60" w:name="_Toc134820429"/>
-      <w:bookmarkStart w:id="61" w:name="_Toc2031"/>
-      <w:bookmarkStart w:id="62" w:name="_Toc134820373"/>
-      <w:bookmarkStart w:id="63" w:name="_Toc7999"/>
-      <w:bookmarkStart w:id="64" w:name="_Toc2363_WPSOffice_Level2"/>
-      <w:bookmarkStart w:id="65" w:name="_Toc17469"/>
+      <w:bookmarkStart w:id="59" w:name="_Toc134820429"/>
+      <w:bookmarkStart w:id="60" w:name="_Toc2031"/>
+      <w:bookmarkStart w:id="61" w:name="_Toc134820373"/>
+      <w:bookmarkStart w:id="62" w:name="_Toc2363_WPSOffice_Level2"/>
+      <w:bookmarkStart w:id="63" w:name="_Toc1455"/>
+      <w:bookmarkStart w:id="64" w:name="_Toc17469"/>
+      <w:bookmarkStart w:id="65" w:name="_Toc7999"/>
       <w:r>
         <w:rPr>
           <w:rFonts w:ascii="Times New Roman" w:hAnsi="Times New Roman"/>
@@ -6260,12 +6262,12 @@
         </w:rPr>
       </w:pPr>
       <w:bookmarkStart w:id="66" w:name="_Toc26482_WPSOffice_Level2"/>
-      <w:bookmarkStart w:id="67" w:name="_Toc27641"/>
-      <w:bookmarkStart w:id="68" w:name="_Toc19782"/>
-      <w:bookmarkStart w:id="69" w:name="_Toc134820430"/>
-      <w:bookmarkStart w:id="70" w:name="_Toc32068"/>
-      <w:bookmarkStart w:id="71" w:name="_Toc134820374"/>
-      <w:bookmarkStart w:id="72" w:name="_Toc10000"/>
+      <w:bookmarkStart w:id="67" w:name="_Toc19782"/>
+      <w:bookmarkStart w:id="68" w:name="_Toc134820430"/>
+      <w:bookmarkStart w:id="69" w:name="_Toc32068"/>
+      <w:bookmarkStart w:id="70" w:name="_Toc134820374"/>
+      <w:bookmarkStart w:id="71" w:name="_Toc10000"/>
+      <w:bookmarkStart w:id="72" w:name="_Toc27641"/>
       <w:r>
         <w:rPr>
           <w:rFonts w:ascii="Times New Roman" w:hAnsi="Times New Roman"/>
@@ -6405,8 +6407,8 @@
           <w:rFonts w:ascii="Times New Roman" w:hAnsi="Times New Roman"/>
         </w:rPr>
       </w:pPr>
-      <w:bookmarkStart w:id="76" w:name="_Toc7866"/>
-      <w:bookmarkStart w:id="77" w:name="_Toc134820431"/>
+      <w:bookmarkStart w:id="76" w:name="_Toc134820431"/>
+      <w:bookmarkStart w:id="77" w:name="_Toc7866"/>
       <w:bookmarkStart w:id="78" w:name="_Toc24465"/>
       <w:bookmarkStart w:id="79" w:name="_Toc134820375"/>
       <w:r>
@@ -6536,7 +6538,7 @@
                     </pic:cNvPicPr>
                   </pic:nvPicPr>
                   <pic:blipFill>
-                    <a:blip r:embed="rId23"/>
+                    <a:blip r:embed="rId25"/>
                     <a:stretch>
                       <a:fillRect/>
                     </a:stretch>
@@ -6623,8 +6625,8 @@
           <w:kern w:val="0"/>
         </w:rPr>
       </w:pPr>
-      <w:bookmarkStart w:id="86" w:name="_Toc8560"/>
-      <w:bookmarkStart w:id="87" w:name="_Toc5949"/>
+      <w:bookmarkStart w:id="86" w:name="_Toc5949"/>
+      <w:bookmarkStart w:id="87" w:name="_Toc8560"/>
       <w:r>
         <w:rPr>
           <w:rFonts w:hint="eastAsia" w:ascii="Times New Roman" w:hAnsi="Times New Roman"/>
@@ -6663,9 +6665,9 @@
           <w:szCs w:val="24"/>
         </w:rPr>
       </w:pPr>
-      <w:bookmarkStart w:id="88" w:name="_Toc134820433"/>
+      <w:bookmarkStart w:id="88" w:name="_Toc13164"/>
       <w:bookmarkStart w:id="89" w:name="_Toc134820377"/>
-      <w:bookmarkStart w:id="90" w:name="_Toc13164"/>
+      <w:bookmarkStart w:id="90" w:name="_Toc134820433"/>
       <w:bookmarkStart w:id="91" w:name="_Toc25491"/>
       <w:bookmarkStart w:id="92" w:name="_Toc5591"/>
       <w:r>
@@ -6836,13 +6838,13 @@
           <w:szCs w:val="24"/>
         </w:rPr>
       </w:pPr>
-      <w:bookmarkStart w:id="96" w:name="_Toc134820437"/>
-      <w:bookmarkStart w:id="97" w:name="_Toc18007"/>
-      <w:bookmarkStart w:id="98" w:name="_Toc8642"/>
-      <w:bookmarkStart w:id="99" w:name="_Toc134820381"/>
-      <w:bookmarkStart w:id="100" w:name="_Toc32695"/>
-      <w:bookmarkStart w:id="101" w:name="_Toc17268"/>
-      <w:bookmarkStart w:id="102" w:name="_Toc23603_WPSOffice_Level2"/>
+      <w:bookmarkStart w:id="96" w:name="_Toc17268"/>
+      <w:bookmarkStart w:id="97" w:name="_Toc23603_WPSOffice_Level2"/>
+      <w:bookmarkStart w:id="98" w:name="_Toc134820381"/>
+      <w:bookmarkStart w:id="99" w:name="_Toc32695"/>
+      <w:bookmarkStart w:id="100" w:name="_Toc134820437"/>
+      <w:bookmarkStart w:id="101" w:name="_Toc18007"/>
+      <w:bookmarkStart w:id="102" w:name="_Toc8642"/>
       <w:r>
         <w:rPr>
           <w:rFonts w:hint="eastAsia" w:ascii="Times New Roman" w:hAnsi="Times New Roman" w:eastAsia="黑体"/>
@@ -6868,8 +6870,6 @@
       <w:bookmarkEnd w:id="100"/>
       <w:bookmarkEnd w:id="101"/>
       <w:bookmarkEnd w:id="102"/>
-      <w:bookmarkStart w:id="187" w:name="_GoBack"/>
-      <w:bookmarkEnd w:id="187"/>
     </w:p>
     <w:p>
       <w:pPr>
@@ -6884,8 +6884,8 @@
           <w:szCs w:val="32"/>
         </w:rPr>
       </w:pPr>
-      <w:bookmarkStart w:id="103" w:name="_Toc17012"/>
-      <w:bookmarkStart w:id="104" w:name="_Toc134820438"/>
+      <w:bookmarkStart w:id="103" w:name="_Toc134820438"/>
+      <w:bookmarkStart w:id="104" w:name="_Toc17012"/>
       <w:bookmarkStart w:id="105" w:name="_Toc134820382"/>
       <w:r>
         <w:rPr>
@@ -7140,9 +7140,9 @@
           <w:szCs w:val="32"/>
         </w:rPr>
       </w:pPr>
-      <w:bookmarkStart w:id="112" w:name="_Toc134820385"/>
+      <w:bookmarkStart w:id="112" w:name="_Toc134820441"/>
       <w:bookmarkStart w:id="113" w:name="_Toc23467"/>
-      <w:bookmarkStart w:id="114" w:name="_Toc134820441"/>
+      <w:bookmarkStart w:id="114" w:name="_Toc134820385"/>
       <w:r>
         <w:rPr>
           <w:rFonts w:eastAsia="黑体" w:cs="黑体"/>
@@ -7182,8 +7182,8 @@
         </w:rPr>
       </w:pPr>
       <w:bookmarkStart w:id="115" w:name="_Toc134820442"/>
-      <w:bookmarkStart w:id="116" w:name="_Toc134820386"/>
-      <w:bookmarkStart w:id="117" w:name="_Toc1248"/>
+      <w:bookmarkStart w:id="116" w:name="_Toc1248"/>
+      <w:bookmarkStart w:id="117" w:name="_Toc134820386"/>
       <w:r>
         <w:rPr>
           <w:rFonts w:eastAsia="黑体" w:cs="黑体"/>
@@ -7267,13 +7267,13 @@
           <w:szCs w:val="24"/>
         </w:rPr>
       </w:pPr>
-      <w:bookmarkStart w:id="118" w:name="_Toc8590"/>
-      <w:bookmarkStart w:id="119" w:name="_Toc32595"/>
+      <w:bookmarkStart w:id="118" w:name="_Toc35"/>
+      <w:bookmarkStart w:id="119" w:name="_Toc134820443"/>
       <w:bookmarkStart w:id="120" w:name="_Toc20885_WPSOffice_Level2"/>
-      <w:bookmarkStart w:id="121" w:name="_Toc6934"/>
-      <w:bookmarkStart w:id="122" w:name="_Toc134820387"/>
-      <w:bookmarkStart w:id="123" w:name="_Toc35"/>
-      <w:bookmarkStart w:id="124" w:name="_Toc134820443"/>
+      <w:bookmarkStart w:id="121" w:name="_Toc134820387"/>
+      <w:bookmarkStart w:id="122" w:name="_Toc32595"/>
+      <w:bookmarkStart w:id="123" w:name="_Toc8590"/>
+      <w:bookmarkStart w:id="124" w:name="_Toc6934"/>
       <w:r>
         <w:rPr>
           <w:rFonts w:hint="eastAsia" w:ascii="Times New Roman" w:hAnsi="Times New Roman" w:eastAsia="黑体"/>
@@ -7365,7 +7365,7 @@
                     </pic:cNvPicPr>
                   </pic:nvPicPr>
                   <pic:blipFill>
-                    <a:blip r:embed="rId24"/>
+                    <a:blip r:embed="rId26"/>
                     <a:srcRect l="14785" t="23564" r="16804" b="27435"/>
                     <a:stretch>
                       <a:fillRect/>
@@ -7520,9 +7520,9 @@
           <w:rFonts w:ascii="Times New Roman" w:hAnsi="Times New Roman"/>
         </w:rPr>
       </w:pPr>
-      <w:bookmarkStart w:id="125" w:name="_Toc10479"/>
-      <w:bookmarkStart w:id="126" w:name="_Toc134820388"/>
-      <w:bookmarkStart w:id="127" w:name="_Toc134820444"/>
+      <w:bookmarkStart w:id="125" w:name="_Toc134820444"/>
+      <w:bookmarkStart w:id="126" w:name="_Toc10479"/>
+      <w:bookmarkStart w:id="127" w:name="_Toc134820388"/>
       <w:bookmarkStart w:id="128" w:name="_Toc32178"/>
       <w:bookmarkStart w:id="129" w:name="_Toc16238"/>
       <w:r>
@@ -7709,10 +7709,10 @@
         </w:rPr>
       </w:pPr>
       <w:bookmarkStart w:id="132" w:name="_Toc134820389"/>
-      <w:bookmarkStart w:id="133" w:name="_Toc8217"/>
-      <w:bookmarkStart w:id="134" w:name="_Toc134820445"/>
+      <w:bookmarkStart w:id="133" w:name="_Toc134820445"/>
+      <w:bookmarkStart w:id="134" w:name="_Toc31249"/>
       <w:bookmarkStart w:id="135" w:name="_Toc32081"/>
-      <w:bookmarkStart w:id="136" w:name="_Toc31249"/>
+      <w:bookmarkStart w:id="136" w:name="_Toc8217"/>
       <w:r>
         <w:rPr>
           <w:rFonts w:hint="eastAsia" w:ascii="Times New Roman" w:hAnsi="Times New Roman" w:eastAsia="黑体"/>
@@ -7763,8 +7763,8 @@
           <w:szCs w:val="24"/>
         </w:rPr>
       </w:pPr>
-      <w:bookmarkStart w:id="137" w:name="_Toc5700"/>
-      <w:bookmarkStart w:id="138" w:name="_Toc32652"/>
+      <w:bookmarkStart w:id="137" w:name="_Toc32652"/>
+      <w:bookmarkStart w:id="138" w:name="_Toc5700"/>
       <w:r>
         <w:rPr>
           <w:rFonts w:hint="eastAsia" w:ascii="Times New Roman" w:hAnsi="Times New Roman" w:eastAsia="黑体"/>
@@ -8177,7 +8177,7 @@
                     </pic:cNvPicPr>
                   </pic:nvPicPr>
                   <pic:blipFill>
-                    <a:blip r:embed="rId25"/>
+                    <a:blip r:embed="rId27"/>
                     <a:stretch>
                       <a:fillRect/>
                     </a:stretch>
@@ -8322,7 +8322,7 @@
                     </pic:cNvPicPr>
                   </pic:nvPicPr>
                   <pic:blipFill>
-                    <a:blip r:embed="rId26"/>
+                    <a:blip r:embed="rId28"/>
                     <a:stretch>
                       <a:fillRect/>
                     </a:stretch>
@@ -8464,7 +8464,7 @@
                     </pic:cNvPicPr>
                   </pic:nvPicPr>
                   <pic:blipFill>
-                    <a:blip r:embed="rId27"/>
+                    <a:blip r:embed="rId29"/>
                     <a:stretch>
                       <a:fillRect/>
                     </a:stretch>
@@ -8609,7 +8609,7 @@
                     </pic:cNvPicPr>
                   </pic:nvPicPr>
                   <pic:blipFill>
-                    <a:blip r:embed="rId28"/>
+                    <a:blip r:embed="rId30"/>
                     <a:stretch>
                       <a:fillRect/>
                     </a:stretch>
@@ -8751,7 +8751,7 @@
                     </pic:cNvPicPr>
                   </pic:nvPicPr>
                   <pic:blipFill>
-                    <a:blip r:embed="rId29"/>
+                    <a:blip r:embed="rId31"/>
                     <a:stretch>
                       <a:fillRect/>
                     </a:stretch>
@@ -8929,7 +8929,7 @@
                     </pic:cNvPicPr>
                   </pic:nvPicPr>
                   <pic:blipFill>
-                    <a:blip r:embed="rId30"/>
+                    <a:blip r:embed="rId32"/>
                     <a:stretch>
                       <a:fillRect/>
                     </a:stretch>
@@ -17064,8 +17064,8 @@
           <w:szCs w:val="30"/>
         </w:rPr>
       </w:pPr>
-      <w:bookmarkStart w:id="142" w:name="_Toc134820449"/>
-      <w:bookmarkStart w:id="143" w:name="_Toc134820393"/>
+      <w:bookmarkStart w:id="142" w:name="_Toc134820393"/>
+      <w:bookmarkStart w:id="143" w:name="_Toc134820449"/>
       <w:bookmarkStart w:id="144" w:name="_Toc15598"/>
       <w:r>
         <w:rPr>
@@ -17093,11 +17093,11 @@
           <w:kern w:val="0"/>
         </w:rPr>
       </w:pPr>
-      <w:bookmarkStart w:id="145" w:name="_Toc10561"/>
-      <w:bookmarkStart w:id="146" w:name="_Toc10267"/>
+      <w:bookmarkStart w:id="145" w:name="_Toc10267"/>
+      <w:bookmarkStart w:id="146" w:name="_Toc10561"/>
       <w:bookmarkStart w:id="147" w:name="_Toc23855"/>
-      <w:bookmarkStart w:id="148" w:name="_Toc134820405"/>
-      <w:bookmarkStart w:id="149" w:name="_Toc134820461"/>
+      <w:bookmarkStart w:id="148" w:name="_Toc134820461"/>
+      <w:bookmarkStart w:id="149" w:name="_Toc134820405"/>
       <w:r>
         <w:rPr>
           <w:rFonts w:ascii="Times New Roman" w:hAnsi="Times New Roman"/>
@@ -17315,7 +17315,7 @@
                     </pic:cNvPicPr>
                   </pic:nvPicPr>
                   <pic:blipFill>
-                    <a:blip r:embed="rId31"/>
+                    <a:blip r:embed="rId33"/>
                     <a:stretch>
                       <a:fillRect/>
                     </a:stretch>
@@ -17364,7 +17364,7 @@
                     </pic:cNvPicPr>
                   </pic:nvPicPr>
                   <pic:blipFill>
-                    <a:blip r:embed="rId32"/>
+                    <a:blip r:embed="rId34"/>
                     <a:stretch>
                       <a:fillRect/>
                     </a:stretch>
@@ -17612,7 +17612,7 @@
                     </pic:cNvPicPr>
                   </pic:nvPicPr>
                   <pic:blipFill>
-                    <a:blip r:embed="rId33"/>
+                    <a:blip r:embed="rId35"/>
                     <a:stretch>
                       <a:fillRect/>
                     </a:stretch>
@@ -17675,8 +17675,8 @@
           <w:szCs w:val="24"/>
         </w:rPr>
       </w:pPr>
-      <w:bookmarkStart w:id="151" w:name="_Toc23956"/>
-      <w:bookmarkStart w:id="152" w:name="_Toc26991"/>
+      <w:bookmarkStart w:id="151" w:name="_Toc26991"/>
+      <w:bookmarkStart w:id="152" w:name="_Toc23956"/>
       <w:r>
         <w:rPr>
           <w:rFonts w:ascii="Times New Roman" w:hAnsi="Times New Roman"/>
@@ -17745,7 +17745,7 @@
                     </pic:cNvPicPr>
                   </pic:nvPicPr>
                   <pic:blipFill>
-                    <a:blip r:embed="rId34"/>
+                    <a:blip r:embed="rId36"/>
                     <a:stretch>
                       <a:fillRect/>
                     </a:stretch>
@@ -17788,7 +17788,7 @@
                     </pic:cNvPicPr>
                   </pic:nvPicPr>
                   <pic:blipFill>
-                    <a:blip r:embed="rId35"/>
+                    <a:blip r:embed="rId37"/>
                     <a:stretch>
                       <a:fillRect/>
                     </a:stretch>
@@ -17831,7 +17831,7 @@
                     </pic:cNvPicPr>
                   </pic:nvPicPr>
                   <pic:blipFill>
-                    <a:blip r:embed="rId36"/>
+                    <a:blip r:embed="rId38"/>
                     <a:stretch>
                       <a:fillRect/>
                     </a:stretch>
@@ -17874,7 +17874,7 @@
                     </pic:cNvPicPr>
                   </pic:nvPicPr>
                   <pic:blipFill>
-                    <a:blip r:embed="rId37"/>
+                    <a:blip r:embed="rId39"/>
                     <a:srcRect b="24694"/>
                     <a:stretch>
                       <a:fillRect/>
@@ -18662,7 +18662,7 @@
                     </pic:cNvPicPr>
                   </pic:nvPicPr>
                   <pic:blipFill>
-                    <a:blip r:embed="rId38"/>
+                    <a:blip r:embed="rId40"/>
                     <a:stretch>
                       <a:fillRect/>
                     </a:stretch>
@@ -19720,7 +19720,7 @@
                     </pic:cNvPicPr>
                   </pic:nvPicPr>
                   <pic:blipFill>
-                    <a:blip r:embed="rId39"/>
+                    <a:blip r:embed="rId41"/>
                     <a:stretch>
                       <a:fillRect/>
                     </a:stretch>
@@ -19823,7 +19823,7 @@
                     </pic:cNvPicPr>
                   </pic:nvPicPr>
                   <pic:blipFill>
-                    <a:blip r:embed="rId40"/>
+                    <a:blip r:embed="rId42"/>
                     <a:stretch>
                       <a:fillRect/>
                     </a:stretch>
@@ -19872,7 +19872,7 @@
                     </pic:cNvPicPr>
                   </pic:nvPicPr>
                   <pic:blipFill>
-                    <a:blip r:embed="rId41"/>
+                    <a:blip r:embed="rId43"/>
                     <a:stretch>
                       <a:fillRect/>
                     </a:stretch>
@@ -20019,7 +20019,7 @@
                     </pic:cNvPicPr>
                   </pic:nvPicPr>
                   <pic:blipFill>
-                    <a:blip r:embed="rId42"/>
+                    <a:blip r:embed="rId44"/>
                     <a:stretch>
                       <a:fillRect/>
                     </a:stretch>
@@ -20062,7 +20062,7 @@
                     </pic:cNvPicPr>
                   </pic:nvPicPr>
                   <pic:blipFill>
-                    <a:blip r:embed="rId43"/>
+                    <a:blip r:embed="rId45"/>
                     <a:stretch>
                       <a:fillRect/>
                     </a:stretch>
@@ -20175,8 +20175,8 @@
           <w:szCs w:val="30"/>
         </w:rPr>
       </w:pPr>
-      <w:bookmarkStart w:id="157" w:name="_Toc13564"/>
-      <w:bookmarkStart w:id="158" w:name="_Toc3751"/>
+      <w:bookmarkStart w:id="157" w:name="_Toc3751"/>
+      <w:bookmarkStart w:id="158" w:name="_Toc13564"/>
       <w:r>
         <w:rPr>
           <w:b/>
@@ -20245,11 +20245,11 @@
           <w:szCs w:val="24"/>
         </w:rPr>
       </w:pPr>
-      <w:bookmarkStart w:id="159" w:name="_Toc24075"/>
-      <w:bookmarkStart w:id="160" w:name="_Toc134820406"/>
+      <w:bookmarkStart w:id="159" w:name="_Toc134820406"/>
+      <w:bookmarkStart w:id="160" w:name="_Toc14937"/>
       <w:bookmarkStart w:id="161" w:name="_Toc23136"/>
-      <w:bookmarkStart w:id="162" w:name="_Toc134820462"/>
-      <w:bookmarkStart w:id="163" w:name="_Toc14937"/>
+      <w:bookmarkStart w:id="162" w:name="_Toc24075"/>
+      <w:bookmarkStart w:id="163" w:name="_Toc134820462"/>
       <w:r>
         <w:rPr>
           <w:rFonts w:ascii="Times New Roman" w:hAnsi="Times New Roman"/>
@@ -21969,10 +21969,10 @@
                 <w:szCs w:val="21"/>
               </w:rPr>
             </w:pPr>
-            <w:bookmarkStart w:id="165" w:name="_Toc8595"/>
-            <w:bookmarkStart w:id="166" w:name="_Toc134820407"/>
-            <w:bookmarkStart w:id="167" w:name="_Toc134820463"/>
-            <w:bookmarkStart w:id="168" w:name="_Toc1754"/>
+            <w:bookmarkStart w:id="165" w:name="_Toc134820407"/>
+            <w:bookmarkStart w:id="166" w:name="_Toc1754"/>
+            <w:bookmarkStart w:id="167" w:name="_Toc8595"/>
+            <w:bookmarkStart w:id="168" w:name="_Toc134820463"/>
             <w:r>
               <w:rPr>
                 <w:rFonts w:hint="eastAsia"/>
@@ -22418,10 +22418,10 @@
           <w:kern w:val="0"/>
         </w:rPr>
       </w:pPr>
-      <w:bookmarkStart w:id="172" w:name="_Toc31813"/>
-      <w:bookmarkStart w:id="173" w:name="_Toc30145"/>
-      <w:bookmarkStart w:id="174" w:name="_Toc134820464"/>
-      <w:bookmarkStart w:id="175" w:name="_Toc27978"/>
+      <w:bookmarkStart w:id="172" w:name="_Toc134820464"/>
+      <w:bookmarkStart w:id="173" w:name="_Toc31813"/>
+      <w:bookmarkStart w:id="174" w:name="_Toc27978"/>
+      <w:bookmarkStart w:id="175" w:name="_Toc30145"/>
       <w:bookmarkStart w:id="176" w:name="_Toc134820408"/>
       <w:r>
         <w:rPr>
@@ -22502,10 +22502,10 @@
         </w:rPr>
       </w:pPr>
       <w:bookmarkStart w:id="177" w:name="_Toc14483"/>
-      <w:bookmarkStart w:id="178" w:name="_Toc8761"/>
+      <w:bookmarkStart w:id="178" w:name="_Toc27818"/>
       <w:bookmarkStart w:id="179" w:name="_Toc134820465"/>
-      <w:bookmarkStart w:id="180" w:name="_Toc27818"/>
-      <w:bookmarkStart w:id="181" w:name="_Toc134820409"/>
+      <w:bookmarkStart w:id="180" w:name="_Toc134820409"/>
+      <w:bookmarkStart w:id="181" w:name="_Toc8761"/>
       <w:r>
         <w:rPr>
           <w:rFonts w:ascii="Times New Roman" w:hAnsi="Times New Roman"/>
@@ -23135,8 +23135,10 @@
       </w:r>
     </w:p>
     <w:sectPr>
-      <w:footerReference r:id="rId17" w:type="default"/>
-      <w:footerReference r:id="rId18" w:type="even"/>
+      <w:headerReference r:id="rId17" w:type="default"/>
+      <w:footerReference r:id="rId19" w:type="default"/>
+      <w:headerReference r:id="rId18" w:type="even"/>
+      <w:footerReference r:id="rId20" w:type="even"/>
       <w:type w:val="oddPage"/>
       <w:pgSz w:w="11906" w:h="16838"/>
       <w:pgMar w:top="1701" w:right="1418" w:bottom="1418" w:left="1418" w:header="851" w:footer="964" w:gutter="0"/>
@@ -24243,6 +24245,53 @@
 <w:hdr xmlns:wpc="http://schemas.microsoft.com/office/word/2010/wordprocessingCanvas" xmlns:mc="http://schemas.openxmlformats.org/markup-compatibility/2006" xmlns:o="urn:schemas-microsoft-com:office:office" xmlns:r="http://schemas.openxmlformats.org/officeDocument/2006/relationships" xmlns:m="http://schemas.openxmlformats.org/officeDocument/2006/math" xmlns:v="urn:schemas-microsoft-com:vml" xmlns:wp14="http://schemas.microsoft.com/office/word/2010/wordprocessingDrawing" xmlns:wp="http://schemas.openxmlformats.org/drawingml/2006/wordprocessingDrawing" xmlns:w10="urn:schemas-microsoft-com:office:word" xmlns:w="http://schemas.openxmlformats.org/wordprocessingml/2006/main" xmlns:w14="http://schemas.microsoft.com/office/word/2010/wordml" xmlns:w15="http://schemas.microsoft.com/office/word/2012/wordml" xmlns:wpg="http://schemas.microsoft.com/office/word/2010/wordprocessingGroup" xmlns:wpi="http://schemas.microsoft.com/office/word/2010/wordprocessingInk" xmlns:wne="http://schemas.microsoft.com/office/word/2006/wordml" xmlns:wps="http://schemas.microsoft.com/office/word/2010/wordprocessingShape" xmlns:wpsCustomData="http://www.wps.cn/officeDocument/2013/wpsCustomData" mc:Ignorable="w14 w15 wp14">
   <w:p>
     <w:pPr>
+      <w:pStyle w:val="21"/>
+      <w:pBdr>
+        <w:bottom w:val="none" w:color="auto" w:sz="0" w:space="1"/>
+      </w:pBdr>
+    </w:pPr>
+  </w:p>
+</w:hdr>
+</file>
+
+<file path=word/header6.xml><?xml version="1.0" encoding="utf-8"?>
+<w:hdr xmlns:wpc="http://schemas.microsoft.com/office/word/2010/wordprocessingCanvas" xmlns:mc="http://schemas.openxmlformats.org/markup-compatibility/2006" xmlns:o="urn:schemas-microsoft-com:office:office" xmlns:r="http://schemas.openxmlformats.org/officeDocument/2006/relationships" xmlns:m="http://schemas.openxmlformats.org/officeDocument/2006/math" xmlns:v="urn:schemas-microsoft-com:vml" xmlns:wp14="http://schemas.microsoft.com/office/word/2010/wordprocessingDrawing" xmlns:wp="http://schemas.openxmlformats.org/drawingml/2006/wordprocessingDrawing" xmlns:w10="urn:schemas-microsoft-com:office:word" xmlns:w="http://schemas.openxmlformats.org/wordprocessingml/2006/main" xmlns:w14="http://schemas.microsoft.com/office/word/2010/wordml" xmlns:w15="http://schemas.microsoft.com/office/word/2012/wordml" xmlns:wpg="http://schemas.microsoft.com/office/word/2010/wordprocessingGroup" xmlns:wpi="http://schemas.microsoft.com/office/word/2010/wordprocessingInk" xmlns:wne="http://schemas.microsoft.com/office/word/2006/wordml" xmlns:wps="http://schemas.microsoft.com/office/word/2010/wordprocessingShape" xmlns:wpsCustomData="http://www.wps.cn/officeDocument/2013/wpsCustomData" mc:Ignorable="w14 w15 wp14">
+  <w:p>
+    <w:pPr>
+      <w:pStyle w:val="21"/>
+      <w:pBdr>
+        <w:bottom w:val="none" w:color="auto" w:sz="0" w:space="1"/>
+      </w:pBdr>
+    </w:pPr>
+  </w:p>
+</w:hdr>
+</file>
+
+<file path=word/header7.xml><?xml version="1.0" encoding="utf-8"?>
+<w:hdr xmlns:wpc="http://schemas.microsoft.com/office/word/2010/wordprocessingCanvas" xmlns:mc="http://schemas.openxmlformats.org/markup-compatibility/2006" xmlns:o="urn:schemas-microsoft-com:office:office" xmlns:r="http://schemas.openxmlformats.org/officeDocument/2006/relationships" xmlns:m="http://schemas.openxmlformats.org/officeDocument/2006/math" xmlns:v="urn:schemas-microsoft-com:vml" xmlns:wp14="http://schemas.microsoft.com/office/word/2010/wordprocessingDrawing" xmlns:wp="http://schemas.openxmlformats.org/drawingml/2006/wordprocessingDrawing" xmlns:w10="urn:schemas-microsoft-com:office:word" xmlns:w="http://schemas.openxmlformats.org/wordprocessingml/2006/main" xmlns:w14="http://schemas.microsoft.com/office/word/2010/wordml" xmlns:w15="http://schemas.microsoft.com/office/word/2012/wordml" xmlns:wpg="http://schemas.microsoft.com/office/word/2010/wordprocessingGroup" xmlns:wpi="http://schemas.microsoft.com/office/word/2010/wordprocessingInk" xmlns:wne="http://schemas.microsoft.com/office/word/2006/wordml" xmlns:wps="http://schemas.microsoft.com/office/word/2010/wordprocessingShape" xmlns:wpsCustomData="http://www.wps.cn/officeDocument/2013/wpsCustomData" mc:Ignorable="w14 w15 wp14">
+  <w:p>
+    <w:pPr>
+      <w:pStyle w:val="21"/>
+      <w:pBdr>
+        <w:bottom w:val="thickThinLargeGap" w:color="auto" w:sz="18" w:space="1"/>
+      </w:pBdr>
+      <w:ind w:firstLine="480"/>
+    </w:pPr>
+    <w:r>
+      <w:rPr>
+        <w:rFonts w:hint="eastAsia" w:eastAsia="黑体"/>
+        <w:sz w:val="24"/>
+      </w:rPr>
+      <w:t>英文摘要</w:t>
+    </w:r>
+  </w:p>
+</w:hdr>
+</file>
+
+<file path=word/header8.xml><?xml version="1.0" encoding="utf-8"?>
+<w:hdr xmlns:wpc="http://schemas.microsoft.com/office/word/2010/wordprocessingCanvas" xmlns:mc="http://schemas.openxmlformats.org/markup-compatibility/2006" xmlns:o="urn:schemas-microsoft-com:office:office" xmlns:r="http://schemas.openxmlformats.org/officeDocument/2006/relationships" xmlns:m="http://schemas.openxmlformats.org/officeDocument/2006/math" xmlns:v="urn:schemas-microsoft-com:vml" xmlns:wp14="http://schemas.microsoft.com/office/word/2010/wordprocessingDrawing" xmlns:wp="http://schemas.openxmlformats.org/drawingml/2006/wordprocessingDrawing" xmlns:w10="urn:schemas-microsoft-com:office:word" xmlns:w="http://schemas.openxmlformats.org/wordprocessingml/2006/main" xmlns:w14="http://schemas.microsoft.com/office/word/2010/wordml" xmlns:w15="http://schemas.microsoft.com/office/word/2012/wordml" xmlns:wpg="http://schemas.microsoft.com/office/word/2010/wordprocessingGroup" xmlns:wpi="http://schemas.microsoft.com/office/word/2010/wordprocessingInk" xmlns:wne="http://schemas.microsoft.com/office/word/2006/wordml" xmlns:wps="http://schemas.microsoft.com/office/word/2010/wordprocessingShape" xmlns:wpsCustomData="http://www.wps.cn/officeDocument/2013/wpsCustomData" mc:Ignorable="w14 w15 wp14">
+  <w:p>
+    <w:pPr>
       <w:pBdr>
         <w:bottom w:val="single" w:color="auto" w:sz="6" w:space="1"/>
       </w:pBdr>
@@ -24264,7 +24313,7 @@
 </w:hdr>
 </file>
 
-<file path=word/header6.xml><?xml version="1.0" encoding="utf-8"?>
+<file path=word/header9.xml><?xml version="1.0" encoding="utf-8"?>
 <w:hdr xmlns:wpc="http://schemas.microsoft.com/office/word/2010/wordprocessingCanvas" xmlns:mc="http://schemas.openxmlformats.org/markup-compatibility/2006" xmlns:o="urn:schemas-microsoft-com:office:office" xmlns:r="http://schemas.openxmlformats.org/officeDocument/2006/relationships" xmlns:m="http://schemas.openxmlformats.org/officeDocument/2006/math" xmlns:v="urn:schemas-microsoft-com:vml" xmlns:wp14="http://schemas.microsoft.com/office/word/2010/wordprocessingDrawing" xmlns:wp="http://schemas.openxmlformats.org/drawingml/2006/wordprocessingDrawing" xmlns:w10="urn:schemas-microsoft-com:office:word" xmlns:w="http://schemas.openxmlformats.org/wordprocessingml/2006/main" xmlns:w14="http://schemas.microsoft.com/office/word/2010/wordml" xmlns:w15="http://schemas.microsoft.com/office/word/2012/wordml" xmlns:wpg="http://schemas.microsoft.com/office/word/2010/wordprocessingGroup" xmlns:wpi="http://schemas.microsoft.com/office/word/2010/wordprocessingInk" xmlns:wne="http://schemas.microsoft.com/office/word/2006/wordml" xmlns:wps="http://schemas.microsoft.com/office/word/2010/wordprocessingShape" xmlns:wpsCustomData="http://www.wps.cn/officeDocument/2013/wpsCustomData" mc:Ignorable="w14 w15 wp14">
   <w:p>
     <w:pPr>
@@ -24282,27 +24331,6 @@
         <w:i/>
       </w:rPr>
       <w:t>湖南人文科技学院本科生毕业设计</w:t>
-    </w:r>
-  </w:p>
-</w:hdr>
-</file>
-
-<file path=word/header7.xml><?xml version="1.0" encoding="utf-8"?>
-<w:hdr xmlns:wpc="http://schemas.microsoft.com/office/word/2010/wordprocessingCanvas" xmlns:mc="http://schemas.openxmlformats.org/markup-compatibility/2006" xmlns:o="urn:schemas-microsoft-com:office:office" xmlns:r="http://schemas.openxmlformats.org/officeDocument/2006/relationships" xmlns:m="http://schemas.openxmlformats.org/officeDocument/2006/math" xmlns:v="urn:schemas-microsoft-com:vml" xmlns:wp14="http://schemas.microsoft.com/office/word/2010/wordprocessingDrawing" xmlns:wp="http://schemas.openxmlformats.org/drawingml/2006/wordprocessingDrawing" xmlns:w10="urn:schemas-microsoft-com:office:word" xmlns:w="http://schemas.openxmlformats.org/wordprocessingml/2006/main" xmlns:w14="http://schemas.microsoft.com/office/word/2010/wordml" xmlns:w15="http://schemas.microsoft.com/office/word/2012/wordml" xmlns:wpg="http://schemas.microsoft.com/office/word/2010/wordprocessingGroup" xmlns:wpi="http://schemas.microsoft.com/office/word/2010/wordprocessingInk" xmlns:wne="http://schemas.microsoft.com/office/word/2006/wordml" xmlns:wps="http://schemas.microsoft.com/office/word/2010/wordprocessingShape" xmlns:wpsCustomData="http://www.wps.cn/officeDocument/2013/wpsCustomData" mc:Ignorable="w14 w15 wp14">
-  <w:p>
-    <w:pPr>
-      <w:pStyle w:val="21"/>
-      <w:pBdr>
-        <w:bottom w:val="thickThinLargeGap" w:color="auto" w:sz="18" w:space="1"/>
-      </w:pBdr>
-      <w:ind w:firstLine="480"/>
-    </w:pPr>
-    <w:r>
-      <w:rPr>
-        <w:rFonts w:hint="eastAsia" w:eastAsia="黑体"/>
-        <w:sz w:val="24"/>
-      </w:rPr>
-      <w:t>英文摘要</w:t>
     </w:r>
   </w:p>
 </w:hdr>

--- a/毕业论文/毕业论文终版.docx
+++ b/毕业论文/毕业论文终版.docx
@@ -6,8 +6,6 @@
       <w:pPr>
         <w:ind w:firstLine="480"/>
       </w:pPr>
-      <w:bookmarkStart w:id="187" w:name="_GoBack"/>
-      <w:bookmarkEnd w:id="187"/>
     </w:p>
     <w:p>
       <w:pPr>
@@ -803,9 +801,9 @@
           <w:szCs w:val="30"/>
         </w:rPr>
       </w:pPr>
-      <w:bookmarkStart w:id="1" w:name="_Toc13089"/>
+      <w:bookmarkStart w:id="1" w:name="_Toc30656"/>
       <w:bookmarkStart w:id="2" w:name="_Toc3672"/>
-      <w:bookmarkStart w:id="3" w:name="_Toc30656"/>
+      <w:bookmarkStart w:id="3" w:name="_Toc13089"/>
       <w:r>
         <w:rPr>
           <w:rFonts w:hint="eastAsia" w:eastAsia="黑体"/>
@@ -1119,8 +1117,8 @@
         <w:jc w:val="center"/>
         <w:outlineLvl w:val="0"/>
       </w:pPr>
-      <w:bookmarkStart w:id="4" w:name="_Toc3820"/>
-      <w:bookmarkStart w:id="5" w:name="_Toc24247"/>
+      <w:bookmarkStart w:id="4" w:name="_Toc24247"/>
+      <w:bookmarkStart w:id="5" w:name="_Toc3820"/>
       <w:r>
         <w:rPr>
           <w:rFonts w:hint="eastAsia" w:eastAsia="黑体"/>
@@ -5255,9 +5253,9 @@
           <w:szCs w:val="30"/>
         </w:rPr>
       </w:pPr>
-      <w:bookmarkStart w:id="6" w:name="_Toc134820418"/>
-      <w:bookmarkStart w:id="7" w:name="_Toc134820362"/>
-      <w:bookmarkStart w:id="8" w:name="_Toc31710"/>
+      <w:bookmarkStart w:id="6" w:name="_Toc31710"/>
+      <w:bookmarkStart w:id="7" w:name="_Toc134820418"/>
+      <w:bookmarkStart w:id="8" w:name="_Toc134820362"/>
       <w:r>
         <w:rPr>
           <w:rFonts w:eastAsia="黑体" w:cs="Arial"/>
@@ -5282,8 +5280,8 @@
           <w:szCs w:val="30"/>
         </w:rPr>
       </w:pPr>
-      <w:bookmarkStart w:id="9" w:name="_Toc15236"/>
-      <w:bookmarkStart w:id="10" w:name="_Toc29267"/>
+      <w:bookmarkStart w:id="9" w:name="_Toc29267"/>
+      <w:bookmarkStart w:id="10" w:name="_Toc15236"/>
       <w:r>
         <w:rPr>
           <w:rFonts w:eastAsia="黑体" w:cs="Arial"/>
@@ -5311,7 +5309,7 @@
         <w:rPr>
           <w:rFonts w:ascii="Times New Roman" w:hAnsi="Times New Roman"/>
         </w:rPr>
-        <w:t>随着移动互联网的飞速发展，即时通讯应用成为人们日常生活和工作中不可或缺的沟通工具。本项目基于 uni-app 框架进行即时通讯应用的设计与实现，旨在打造一款跨平台、高效便捷的即时通讯软件。uni-app 框架具备一次编写、多端运行的特性，大大提高了开发效率。在设计过程中，充分考虑了用户需求和交互体验，采用 WebSocket 协议实现实时消息传输，利用数据库存储聊天记录等数据。实现阶段，通过精心编写代码，完成了用户注册登录、好友管理、群组聊天、一对一聊天、消息发送与接收等核心功能。经测试，该即时通讯项目在多个平台上均可稳定运行，能够满足用户基本的即时通讯需求，具有一定的实用价值和推广前景，为跨平台即时通讯应用开发提供了有效的参考范例。</w:t>
+        <w:t>本项目基于 uni-app 框架进行即时通讯应用的设计与实现，旨在打造一款跨平台、高效便捷的即时通讯软件。uni-app 框架具备一次编写、多端运行的特性，大大提高了开发效率。在设计过程中，充分考虑了用户需求和交互体验，采用 WebSocket 协议实现实时消息传输，利用数据库存储聊天记录等数据。实现阶段，通过精心编写代码，完成了用户注册登录、好友管理、群组聊天、一对一聊天、消息发送与接收等核心功能。经测试，该即时通讯项目在多个平台上均可稳定运行，能够满足用户基本的即时通讯需求，具有一定的实用价值和推广前景，为跨平台即时通讯应用开发提供了有效的参考范例。</w:t>
       </w:r>
     </w:p>
     <w:p>
@@ -5406,7 +5404,7 @@
           <w:sz w:val="24"/>
           <w:szCs w:val="24"/>
         </w:rPr>
-        <w:t>With the rapid development of mobile Internet, instant messaging applications have become an indispensable communication tool in people's daily life and work. This project is based on the uni-app framework for the design and implementation of instant messaging applications, aiming to create a cross-platform, efficient and convenient instant messaging software. The uni-app framework has the characteristics of one-time writing and multi-terminal operation, which greatly improves the development efficiency. In the design process, the user needs and interactive experience are fully considered, the WebSocket protocol is used to realize real-time message transmission, and the database is used to store chat records and other data. In the implementation phase, through carefully written code, the core functions such as user registration and login, friend management, group chat, one-to-one chat, message sending and receiving are completed. After testing, the instant messaging project can run stably on multiple platforms, can meet the user's basic instant messaging needs, has certain practical value and promotion prospects, and provides an effective reference example for the development of cross-platform instant messaging applications.</w:t>
+        <w:t>This project is based on the uni-app framework for the design and implementation of instant messaging applications, aiming to create a cross-platform, efficient and convenient instant messaging software. The uni-app framework has the characteristics of one-time writing and multi-terminal operation, which greatly improves the development efficiency. In the design process, the user needs and interactive experience are fully considered, the WebSocket protocol is used to realize real-time message transmission, and the database is used to store chat records and other data. In the implementation phase, through carefully written code, the core functions such as user registration and login, friend management, group chat, one-to-one chat, message sending and receiving are completed. After testing, the instant messaging project can run stably on multiple platforms, can meet the user's basic instant messaging needs, has certain practical value and promotion prospects, and provides an effective reference example for the development of cross-platform instant messaging applications.</w:t>
       </w:r>
     </w:p>
     <w:p>
@@ -5484,14 +5482,14 @@
           <w:kern w:val="0"/>
         </w:rPr>
       </w:pPr>
-      <w:bookmarkStart w:id="13" w:name="_Toc23390"/>
-      <w:bookmarkStart w:id="14" w:name="_Toc134820365"/>
-      <w:bookmarkStart w:id="15" w:name="_Toc15158"/>
-      <w:bookmarkStart w:id="16" w:name="_Toc15736"/>
-      <w:bookmarkStart w:id="17" w:name="_Toc13114"/>
-      <w:bookmarkStart w:id="18" w:name="_Toc5699_WPSOffice_Level1"/>
-      <w:bookmarkStart w:id="19" w:name="_Toc29792_WPSOffice_Level1"/>
-      <w:bookmarkStart w:id="20" w:name="_Toc134820421"/>
+      <w:bookmarkStart w:id="13" w:name="_Toc13114"/>
+      <w:bookmarkStart w:id="14" w:name="_Toc15158"/>
+      <w:bookmarkStart w:id="15" w:name="_Toc134820365"/>
+      <w:bookmarkStart w:id="16" w:name="_Toc23390"/>
+      <w:bookmarkStart w:id="17" w:name="_Toc29792_WPSOffice_Level1"/>
+      <w:bookmarkStart w:id="18" w:name="_Toc134820421"/>
+      <w:bookmarkStart w:id="19" w:name="_Toc15736"/>
+      <w:bookmarkStart w:id="20" w:name="_Toc5699_WPSOffice_Level1"/>
       <w:r>
         <w:rPr>
           <w:rFonts w:ascii="Times New Roman" w:hAnsi="Times New Roman"/>
@@ -5530,11 +5528,11 @@
           <w:szCs w:val="24"/>
         </w:rPr>
       </w:pPr>
-      <w:bookmarkStart w:id="21" w:name="_Toc21861"/>
-      <w:bookmarkStart w:id="22" w:name="_Toc17530"/>
-      <w:bookmarkStart w:id="23" w:name="_Toc22220"/>
-      <w:bookmarkStart w:id="24" w:name="_Toc134820422"/>
-      <w:bookmarkStart w:id="25" w:name="_Toc134820366"/>
+      <w:bookmarkStart w:id="21" w:name="_Toc134820366"/>
+      <w:bookmarkStart w:id="22" w:name="_Toc22220"/>
+      <w:bookmarkStart w:id="23" w:name="_Toc134820422"/>
+      <w:bookmarkStart w:id="24" w:name="_Toc21861"/>
+      <w:bookmarkStart w:id="25" w:name="_Toc17530"/>
       <w:r>
         <w:rPr>
           <w:rFonts w:ascii="Times New Roman" w:hAnsi="Times New Roman"/>
@@ -5563,7 +5561,7 @@
         <w:rPr>
           <w:rFonts w:ascii="Times New Roman" w:hAnsi="Times New Roman"/>
         </w:rPr>
-        <w:t>近年来，移动互联网技术飞速发展，智能手机的普及使得人们的生活和工作方式发生了巨大变化。即时通讯应用作为人们日常沟通交流的重要工具，在社交、工作、学习等各个领域都发挥着至关重要的作用。人们对于即时通讯的需求也日益多样化和个性化，不仅要求能够实现文字、语音、图片等多种形式的信息交流，还希望具备高效稳定的性能、丰富的社交互动功能以及良好的跨平台使用体验。</w:t>
+        <w:t>即时通讯应用作为人们日常沟通交流的重要工具，在社交、工作、学习等各个领域都发挥着至关重要的作用。人们对于即时通讯的需求也日益多样化和个性化，不仅要求能够实现文字、语音、图片等多种形式的信息交流，还希望具备高效稳定的性能、丰富的社交互动功能以及良好的跨平台使用体验。</w:t>
       </w:r>
     </w:p>
     <w:p>
@@ -5613,11 +5611,11 @@
           <w:szCs w:val="24"/>
         </w:rPr>
       </w:pPr>
-      <w:bookmarkStart w:id="26" w:name="_Toc9926"/>
-      <w:bookmarkStart w:id="27" w:name="_Toc134820423"/>
-      <w:bookmarkStart w:id="28" w:name="_Toc20911"/>
-      <w:bookmarkStart w:id="29" w:name="_Toc2450"/>
-      <w:bookmarkStart w:id="30" w:name="_Toc134820367"/>
+      <w:bookmarkStart w:id="26" w:name="_Toc2450"/>
+      <w:bookmarkStart w:id="27" w:name="_Toc20911"/>
+      <w:bookmarkStart w:id="28" w:name="_Toc134820367"/>
+      <w:bookmarkStart w:id="29" w:name="_Toc9926"/>
+      <w:bookmarkStart w:id="30" w:name="_Toc134820423"/>
       <w:r>
         <w:rPr>
           <w:rFonts w:ascii="Times New Roman" w:hAnsi="Times New Roman"/>
@@ -5643,8 +5641,8 @@
         </w:rPr>
       </w:pPr>
       <w:bookmarkStart w:id="31" w:name="_Toc134820424"/>
-      <w:bookmarkStart w:id="32" w:name="_Toc27490"/>
-      <w:bookmarkStart w:id="33" w:name="_Toc134820368"/>
+      <w:bookmarkStart w:id="32" w:name="_Toc134820368"/>
+      <w:bookmarkStart w:id="33" w:name="_Toc27490"/>
       <w:r>
         <w:rPr>
           <w:rFonts w:ascii="Times New Roman" w:hAnsi="Times New Roman"/>
@@ -5796,8 +5794,8 @@
           <w:szCs w:val="24"/>
         </w:rPr>
       </w:pPr>
-      <w:bookmarkStart w:id="39" w:name="_Toc16234"/>
-      <w:bookmarkStart w:id="40" w:name="_Toc11280"/>
+      <w:bookmarkStart w:id="39" w:name="_Toc11280"/>
+      <w:bookmarkStart w:id="40" w:name="_Toc16234"/>
       <w:r>
         <w:rPr>
           <w:rFonts w:ascii="Times New Roman" w:hAnsi="Times New Roman"/>
@@ -5991,7 +5989,20 @@
         <w:rPr>
           <w:rFonts w:ascii="Times New Roman" w:hAnsi="Times New Roman"/>
         </w:rPr>
-        <w:t>随着全球对隐私和安全问题的关注度不断提高，用户对即时通讯应用的隐私保护和信息安全提出了更高的要求。项目需要采用先进的加密技术和安全机制，确保用户的通讯内容不被泄露和篡改。此外，还需要遵守国内外相关的隐私法规和政策，避免因违规而面临法律风险。</w:t>
+        <w:t>随着全球对隐私和安全问题的关注度不断提高，用户对即时通讯应用的隐私保护和信息安全提出了更高的要求。</w:t>
+      </w:r>
+      <w:r>
+        <w:rPr>
+          <w:rFonts w:hint="eastAsia" w:ascii="Times New Roman" w:hAnsi="Times New Roman"/>
+          <w:lang w:val="en-US" w:eastAsia="zh-CN"/>
+        </w:rPr>
+        <w:t>通过各种加密技术，保护了用户隐私内容不被侵犯，这是很重要的</w:t>
+      </w:r>
+      <w:r>
+        <w:rPr>
+          <w:rFonts w:ascii="Times New Roman" w:hAnsi="Times New Roman"/>
+        </w:rPr>
+        <w:t>。此外，还需要遵守国内外相关的隐私法规和政策，避免因违规而面临法律风险。</w:t>
       </w:r>
       <w:r>
         <w:rPr>
@@ -6017,11 +6028,11 @@
           <w:kern w:val="0"/>
         </w:rPr>
       </w:pPr>
-      <w:bookmarkStart w:id="47" w:name="_Toc134820427"/>
-      <w:bookmarkStart w:id="48" w:name="_Toc24209"/>
-      <w:bookmarkStart w:id="49" w:name="_Toc134820371"/>
-      <w:bookmarkStart w:id="50" w:name="_Toc3920"/>
-      <w:bookmarkStart w:id="51" w:name="_Toc13112"/>
+      <w:bookmarkStart w:id="47" w:name="_Toc24209"/>
+      <w:bookmarkStart w:id="48" w:name="_Toc134820371"/>
+      <w:bookmarkStart w:id="49" w:name="_Toc13112"/>
+      <w:bookmarkStart w:id="50" w:name="_Toc134820427"/>
+      <w:bookmarkStart w:id="51" w:name="_Toc3920"/>
       <w:r>
         <w:rPr>
           <w:rFonts w:ascii="Times New Roman" w:hAnsi="Times New Roman"/>
@@ -6057,13 +6068,13 @@
           <w:szCs w:val="24"/>
         </w:rPr>
       </w:pPr>
-      <w:bookmarkStart w:id="52" w:name="_Toc1064"/>
-      <w:bookmarkStart w:id="53" w:name="_Toc134820372"/>
-      <w:bookmarkStart w:id="54" w:name="_Toc23727_WPSOffice_Level2"/>
-      <w:bookmarkStart w:id="55" w:name="_Toc17222"/>
-      <w:bookmarkStart w:id="56" w:name="_Toc31494"/>
-      <w:bookmarkStart w:id="57" w:name="_Toc134820428"/>
-      <w:bookmarkStart w:id="58" w:name="_Toc15331"/>
+      <w:bookmarkStart w:id="52" w:name="_Toc23727_WPSOffice_Level2"/>
+      <w:bookmarkStart w:id="53" w:name="_Toc15331"/>
+      <w:bookmarkStart w:id="54" w:name="_Toc31494"/>
+      <w:bookmarkStart w:id="55" w:name="_Toc134820372"/>
+      <w:bookmarkStart w:id="56" w:name="_Toc134820428"/>
+      <w:bookmarkStart w:id="57" w:name="_Toc17222"/>
+      <w:bookmarkStart w:id="58" w:name="_Toc1064"/>
       <w:r>
         <w:rPr>
           <w:rFonts w:ascii="Times New Roman" w:hAnsi="Times New Roman"/>
@@ -6159,13 +6170,13 @@
           <w:szCs w:val="24"/>
         </w:rPr>
       </w:pPr>
-      <w:bookmarkStart w:id="59" w:name="_Toc134820429"/>
-      <w:bookmarkStart w:id="60" w:name="_Toc2031"/>
+      <w:bookmarkStart w:id="59" w:name="_Toc2363_WPSOffice_Level2"/>
+      <w:bookmarkStart w:id="60" w:name="_Toc134820429"/>
       <w:bookmarkStart w:id="61" w:name="_Toc134820373"/>
-      <w:bookmarkStart w:id="62" w:name="_Toc2363_WPSOffice_Level2"/>
-      <w:bookmarkStart w:id="63" w:name="_Toc1455"/>
-      <w:bookmarkStart w:id="64" w:name="_Toc17469"/>
-      <w:bookmarkStart w:id="65" w:name="_Toc7999"/>
+      <w:bookmarkStart w:id="62" w:name="_Toc7999"/>
+      <w:bookmarkStart w:id="63" w:name="_Toc17469"/>
+      <w:bookmarkStart w:id="64" w:name="_Toc2031"/>
+      <w:bookmarkStart w:id="65" w:name="_Toc1455"/>
       <w:r>
         <w:rPr>
           <w:rFonts w:ascii="Times New Roman" w:hAnsi="Times New Roman"/>
@@ -6261,12 +6272,12 @@
           <w:szCs w:val="24"/>
         </w:rPr>
       </w:pPr>
-      <w:bookmarkStart w:id="66" w:name="_Toc26482_WPSOffice_Level2"/>
-      <w:bookmarkStart w:id="67" w:name="_Toc19782"/>
+      <w:bookmarkStart w:id="66" w:name="_Toc134820374"/>
+      <w:bookmarkStart w:id="67" w:name="_Toc10000"/>
       <w:bookmarkStart w:id="68" w:name="_Toc134820430"/>
       <w:bookmarkStart w:id="69" w:name="_Toc32068"/>
-      <w:bookmarkStart w:id="70" w:name="_Toc134820374"/>
-      <w:bookmarkStart w:id="71" w:name="_Toc10000"/>
+      <w:bookmarkStart w:id="70" w:name="_Toc26482_WPSOffice_Level2"/>
+      <w:bookmarkStart w:id="71" w:name="_Toc19782"/>
       <w:bookmarkStart w:id="72" w:name="_Toc27641"/>
       <w:r>
         <w:rPr>
@@ -6415,7 +6426,20 @@
         <w:rPr>
           <w:rFonts w:ascii="Times New Roman" w:hAnsi="Times New Roman"/>
         </w:rPr>
-        <w:t>MySQL 是一款广泛使用的开源关系型数据库管理系统，由瑞典 MySQL AB 公司开发，后被甲骨文公司收购。它具有高可靠性、高性能和易用性等特点。采用标准的 SQL 语言进行数据管理和操作，支持多用户、多线程，能高效处理大量数据。提供了丰富的数据类型，可满足不同场景的数据存储需求。同时，它拥有良好的跨平台性，可在多种操作系统上运行。此外，MySQL 还具备安全的权限管理机制，保障数据的安全性。由于其开源免费，很多中小型网站和项目都将其作为首选数据库，并且在大型企业级应用中也有广泛应用。</w:t>
+        <w:t xml:space="preserve">MySQL </w:t>
+      </w:r>
+      <w:r>
+        <w:rPr>
+          <w:rFonts w:hint="eastAsia" w:ascii="Times New Roman" w:hAnsi="Times New Roman"/>
+          <w:lang w:val="en-US" w:eastAsia="zh-CN"/>
+        </w:rPr>
+        <w:t>是一款关系型数据库</w:t>
+      </w:r>
+      <w:r>
+        <w:rPr>
+          <w:rFonts w:ascii="Times New Roman" w:hAnsi="Times New Roman"/>
+        </w:rPr>
+        <w:t>。它具有高可靠性、高性能和易用性等特点。采用标准的 SQL 语言进行数据管理和操作，支持多用户、多线程，能高效处理大量数据。提供了丰富的数据类型，可满足不同场景的数据存储需求。同时，它拥有良好的跨平台性，可在多种操作系统上运行。此外，MySQL 还具备安全的权限管理机制，保障数据的安全性。由于其开源免费，很多中小型网站和项目都将其作为首选数据库，并且在大型企业级应用中也有广泛应用。</w:t>
       </w:r>
     </w:p>
     <w:p>
@@ -6455,7 +6479,7 @@
         <w:rPr>
           <w:rFonts w:ascii="Times New Roman" w:hAnsi="Times New Roman"/>
         </w:rPr>
-        <w:t>Redis 是一个开源的、基于内存的数据结构存储系统，常被用作数据库、缓存和消息中间件。它支持多种数据结构，如字符串、哈希、列表、集合、有序集合等，这使得它能灵活地满足各种不同的应用场景需求。Redis 具有极高的读写速度，能快速处理大量并发请求，适用于对性能要求极高的场景。同时，它还提供了丰富的功能，如事务、发布订阅、Lua 脚本等，并且具备良好的可扩展性和高可用性，通过集群和复制等机制可以保证数据的可靠性和系统的稳定性，在互联网应用、缓存系统、实时数据处理、分布式锁、消息队列等众多领域都有着广泛的应用。</w:t>
+        <w:t>Redis 是一个开源的、基于内存的数据结构存储系统，Redis 具有极高的读写速度，能快速处理大量并发请求，适用于对性能要求极高的场景。同时，它还提供了丰富的功能，如事务、发布订阅、Lua 脚本等，并且具备良好的可扩展性和高可用性，通过集群和复制等机制可以保证数据的可靠性和系统的稳定性，在互联网应用、缓存系统、实时数据处理、分布式锁、消息队列等众多领域都有着广泛的应用。</w:t>
       </w:r>
     </w:p>
     <w:p>
@@ -6502,13 +6526,17 @@
         <w:ind w:firstLine="480"/>
       </w:pPr>
       <w:r>
-        <w:t>本系统采用传统B/S结构，</w:t>
-      </w:r>
-      <w:r>
         <w:rPr>
           <w:rFonts w:hint="eastAsia"/>
-        </w:rPr>
-        <w:t>即浏览器/服务器（Browser/Server）架构，是一种网络应用架构模式，它利用浏览器作为客户端应用程序的主要界面，通过互联网或内部网络与服务器进行通信。在这种架构下，核心业务逻辑和数据处理主要在服务器端完成，而用户界面的展示则由浏览器负责，客户端通常只需安装一个通用的网页浏览器即可访问应用服务。B/S架构简化了客户端的维护工作，并且使得软件更新和部署更加便捷，因为所有的更新操作只需要在服务器端执行即可对所有用户生效。这种架构非常适合用于构建需要跨平台支持、易于维护及扩展的应用程序，如在线办公软件、电子商务网站等。</w:t>
+          <w:lang w:val="en-US" w:eastAsia="zh-CN"/>
+        </w:rPr>
+        <w:t>本系统前后端完全分离，BS架构，</w:t>
+      </w:r>
+      <w:r>
+        <w:rPr>
+          <w:rFonts w:hint="eastAsia"/>
+        </w:rPr>
+        <w:t>在这种架构下，核心业务逻辑和数据处理主要在服务器端完成，而用户界面的展示则由浏览器负责，客户端通常只需安装一个通用的网页浏览器即可访问应用服务。简化了客户端的维护工作，并且使得软件更新和部署更加便捷，因为所有的更新操作只需要在服务器端执行即可对所有用户生效。这种架构非常适合用于构建需要跨平台支持、易于维护及扩展的应用程序，如在线办公软件、电子商务网站等。</w:t>
       </w:r>
     </w:p>
     <w:p>
@@ -6598,8 +6626,8 @@
           <w:szCs w:val="30"/>
         </w:rPr>
       </w:pPr>
-      <w:bookmarkStart w:id="83" w:name="_Toc134820432"/>
-      <w:bookmarkStart w:id="84" w:name="_Toc21843"/>
+      <w:bookmarkStart w:id="83" w:name="_Toc21843"/>
+      <w:bookmarkStart w:id="84" w:name="_Toc134820432"/>
       <w:bookmarkStart w:id="85" w:name="_Toc134820376"/>
       <w:r>
         <w:rPr>
@@ -6625,8 +6653,8 @@
           <w:kern w:val="0"/>
         </w:rPr>
       </w:pPr>
-      <w:bookmarkStart w:id="86" w:name="_Toc5949"/>
-      <w:bookmarkStart w:id="87" w:name="_Toc8560"/>
+      <w:bookmarkStart w:id="86" w:name="_Toc8560"/>
+      <w:bookmarkStart w:id="87" w:name="_Toc5949"/>
       <w:r>
         <w:rPr>
           <w:rFonts w:hint="eastAsia" w:ascii="Times New Roman" w:hAnsi="Times New Roman"/>
@@ -6666,10 +6694,10 @@
         </w:rPr>
       </w:pPr>
       <w:bookmarkStart w:id="88" w:name="_Toc13164"/>
-      <w:bookmarkStart w:id="89" w:name="_Toc134820377"/>
-      <w:bookmarkStart w:id="90" w:name="_Toc134820433"/>
-      <w:bookmarkStart w:id="91" w:name="_Toc25491"/>
-      <w:bookmarkStart w:id="92" w:name="_Toc5591"/>
+      <w:bookmarkStart w:id="89" w:name="_Toc134820433"/>
+      <w:bookmarkStart w:id="90" w:name="_Toc134820377"/>
+      <w:bookmarkStart w:id="91" w:name="_Toc5591"/>
+      <w:bookmarkStart w:id="92" w:name="_Toc25491"/>
       <w:r>
         <w:rPr>
           <w:rFonts w:hint="eastAsia" w:ascii="Times New Roman" w:hAnsi="Times New Roman" w:eastAsia="黑体"/>
@@ -6816,14 +6844,22 @@
       <w:pPr>
         <w:pStyle w:val="13"/>
         <w:rPr>
+          <w:rFonts w:hint="default" w:ascii="Times New Roman" w:hAnsi="Times New Roman" w:eastAsia="宋体"/>
+          <w:lang w:val="en-US" w:eastAsia="zh-CN"/>
+        </w:rPr>
+      </w:pPr>
+      <w:r>
+        <w:rPr>
           <w:rFonts w:ascii="Times New Roman" w:hAnsi="Times New Roman"/>
         </w:rPr>
-      </w:pPr>
-      <w:r>
-        <w:rPr>
-          <w:rFonts w:ascii="Times New Roman" w:hAnsi="Times New Roman"/>
-        </w:rPr>
-        <w:t>使用 Uni - app 进行开发可以大大降低开发成本，因为只需要编写一套代码就可以发布到多个平台，减少了开发人员的工作量和开发周期。此外，许多云服务提供商提供了免费的试用套餐和按需付费的模式，开发者可以根据项目的实际需求选择合适的服务，降低服务器和数据库的使用成本。</w:t>
+        <w:t>使用 Uni - app 进行开发可以大大降低开发成本，因为只需要编写一套代码就可以发布到多个平台，减少了开发人员的工作量和开发周期。</w:t>
+      </w:r>
+      <w:r>
+        <w:rPr>
+          <w:rFonts w:hint="eastAsia" w:ascii="Times New Roman" w:hAnsi="Times New Roman"/>
+          <w:lang w:val="en-US" w:eastAsia="zh-CN"/>
+        </w:rPr>
+        <w:t>并且现在有很多免费的云服务器供大家测试使用，大大减少了部署的成本。</w:t>
       </w:r>
     </w:p>
     <w:p>
@@ -6838,13 +6874,13 @@
           <w:szCs w:val="24"/>
         </w:rPr>
       </w:pPr>
-      <w:bookmarkStart w:id="96" w:name="_Toc17268"/>
-      <w:bookmarkStart w:id="97" w:name="_Toc23603_WPSOffice_Level2"/>
-      <w:bookmarkStart w:id="98" w:name="_Toc134820381"/>
-      <w:bookmarkStart w:id="99" w:name="_Toc32695"/>
+      <w:bookmarkStart w:id="96" w:name="_Toc134820381"/>
+      <w:bookmarkStart w:id="97" w:name="_Toc17268"/>
+      <w:bookmarkStart w:id="98" w:name="_Toc8642"/>
+      <w:bookmarkStart w:id="99" w:name="_Toc18007"/>
       <w:bookmarkStart w:id="100" w:name="_Toc134820437"/>
-      <w:bookmarkStart w:id="101" w:name="_Toc18007"/>
-      <w:bookmarkStart w:id="102" w:name="_Toc8642"/>
+      <w:bookmarkStart w:id="101" w:name="_Toc23603_WPSOffice_Level2"/>
+      <w:bookmarkStart w:id="102" w:name="_Toc32695"/>
       <w:r>
         <w:rPr>
           <w:rFonts w:hint="eastAsia" w:ascii="Times New Roman" w:hAnsi="Times New Roman" w:eastAsia="黑体"/>
@@ -6884,9 +6920,9 @@
           <w:szCs w:val="32"/>
         </w:rPr>
       </w:pPr>
-      <w:bookmarkStart w:id="103" w:name="_Toc134820438"/>
+      <w:bookmarkStart w:id="103" w:name="_Toc134820382"/>
       <w:bookmarkStart w:id="104" w:name="_Toc17012"/>
-      <w:bookmarkStart w:id="105" w:name="_Toc134820382"/>
+      <w:bookmarkStart w:id="105" w:name="_Toc134820438"/>
       <w:r>
         <w:rPr>
           <w:rFonts w:eastAsia="黑体" w:cs="黑体"/>
@@ -6907,8 +6943,8 @@
         </w:rPr>
       </w:pPr>
       <w:bookmarkStart w:id="106" w:name="_Toc31178"/>
-      <w:bookmarkStart w:id="107" w:name="_Toc134820439"/>
-      <w:bookmarkStart w:id="108" w:name="_Toc134820383"/>
+      <w:bookmarkStart w:id="107" w:name="_Toc134820383"/>
+      <w:bookmarkStart w:id="108" w:name="_Toc134820439"/>
       <w:r>
         <w:rPr>
           <w:rFonts w:hint="eastAsia"/>
@@ -7140,9 +7176,9 @@
           <w:szCs w:val="32"/>
         </w:rPr>
       </w:pPr>
-      <w:bookmarkStart w:id="112" w:name="_Toc134820441"/>
-      <w:bookmarkStart w:id="113" w:name="_Toc23467"/>
-      <w:bookmarkStart w:id="114" w:name="_Toc134820385"/>
+      <w:bookmarkStart w:id="112" w:name="_Toc23467"/>
+      <w:bookmarkStart w:id="113" w:name="_Toc134820385"/>
+      <w:bookmarkStart w:id="114" w:name="_Toc134820441"/>
       <w:r>
         <w:rPr>
           <w:rFonts w:eastAsia="黑体" w:cs="黑体"/>
@@ -7181,9 +7217,9 @@
           <w:szCs w:val="32"/>
         </w:rPr>
       </w:pPr>
-      <w:bookmarkStart w:id="115" w:name="_Toc134820442"/>
-      <w:bookmarkStart w:id="116" w:name="_Toc1248"/>
-      <w:bookmarkStart w:id="117" w:name="_Toc134820386"/>
+      <w:bookmarkStart w:id="115" w:name="_Toc134820386"/>
+      <w:bookmarkStart w:id="116" w:name="_Toc134820442"/>
+      <w:bookmarkStart w:id="117" w:name="_Toc1248"/>
       <w:r>
         <w:rPr>
           <w:rFonts w:eastAsia="黑体" w:cs="黑体"/>
@@ -7215,14 +7251,22 @@
         <w:pStyle w:val="13"/>
         <w:ind w:firstLineChars="0"/>
         <w:rPr>
+          <w:rFonts w:hint="default" w:ascii="Times New Roman" w:hAnsi="Times New Roman" w:eastAsia="宋体"/>
+          <w:lang w:val="en-US" w:eastAsia="zh-CN"/>
+        </w:rPr>
+      </w:pPr>
+      <w:r>
+        <w:rPr>
           <w:rFonts w:ascii="Times New Roman" w:hAnsi="Times New Roman"/>
         </w:rPr>
-      </w:pPr>
-      <w:r>
-        <w:rPr>
-          <w:rFonts w:ascii="Times New Roman" w:hAnsi="Times New Roman"/>
-        </w:rPr>
-        <w:t>安全性需求。系统需要具备合适的身份认证、访问控制、数据加密、防火墙等安全措施，以确保系统的安全性和保密性。</w:t>
+        <w:t>安全性需求。</w:t>
+      </w:r>
+      <w:r>
+        <w:rPr>
+          <w:rFonts w:hint="eastAsia" w:ascii="Times New Roman" w:hAnsi="Times New Roman"/>
+          <w:lang w:val="en-US" w:eastAsia="zh-CN"/>
+        </w:rPr>
+        <w:t>系统需要具备某些重要信息的加密功能，包括用户密码，重要文件数据等信息。</w:t>
       </w:r>
     </w:p>
     <w:p>
@@ -7230,14 +7274,22 @@
         <w:pStyle w:val="13"/>
         <w:ind w:firstLineChars="0"/>
         <w:rPr>
+          <w:rFonts w:hint="default" w:ascii="Times New Roman" w:hAnsi="Times New Roman" w:eastAsia="宋体"/>
+          <w:lang w:val="en-US" w:eastAsia="zh-CN"/>
+        </w:rPr>
+      </w:pPr>
+      <w:r>
+        <w:rPr>
           <w:rFonts w:ascii="Times New Roman" w:hAnsi="Times New Roman"/>
         </w:rPr>
-      </w:pPr>
-      <w:r>
-        <w:rPr>
-          <w:rFonts w:ascii="Times New Roman" w:hAnsi="Times New Roman"/>
-        </w:rPr>
-        <w:t>可移植性需求。系统需要遵循标准的编程规范和接口设计，以确保系统的可移植性和兼容性。</w:t>
+        <w:t>可移植性需求。</w:t>
+      </w:r>
+      <w:r>
+        <w:rPr>
+          <w:rFonts w:hint="eastAsia" w:ascii="Times New Roman" w:hAnsi="Times New Roman"/>
+          <w:lang w:val="en-US" w:eastAsia="zh-CN"/>
+        </w:rPr>
+        <w:t>代码风格需要统一，包括变量命名、函数命名、文件名称命名，以及代码的可读性等。</w:t>
       </w:r>
     </w:p>
     <w:p>
@@ -7268,12 +7320,12 @@
         </w:rPr>
       </w:pPr>
       <w:bookmarkStart w:id="118" w:name="_Toc35"/>
-      <w:bookmarkStart w:id="119" w:name="_Toc134820443"/>
-      <w:bookmarkStart w:id="120" w:name="_Toc20885_WPSOffice_Level2"/>
-      <w:bookmarkStart w:id="121" w:name="_Toc134820387"/>
+      <w:bookmarkStart w:id="119" w:name="_Toc134820387"/>
+      <w:bookmarkStart w:id="120" w:name="_Toc8590"/>
+      <w:bookmarkStart w:id="121" w:name="_Toc134820443"/>
       <w:bookmarkStart w:id="122" w:name="_Toc32595"/>
-      <w:bookmarkStart w:id="123" w:name="_Toc8590"/>
-      <w:bookmarkStart w:id="124" w:name="_Toc6934"/>
+      <w:bookmarkStart w:id="123" w:name="_Toc6934"/>
+      <w:bookmarkStart w:id="124" w:name="_Toc20885_WPSOffice_Level2"/>
       <w:r>
         <w:rPr>
           <w:rFonts w:hint="eastAsia" w:ascii="Times New Roman" w:hAnsi="Times New Roman" w:eastAsia="黑体"/>
@@ -7520,8 +7572,8 @@
           <w:rFonts w:ascii="Times New Roman" w:hAnsi="Times New Roman"/>
         </w:rPr>
       </w:pPr>
-      <w:bookmarkStart w:id="125" w:name="_Toc134820444"/>
-      <w:bookmarkStart w:id="126" w:name="_Toc10479"/>
+      <w:bookmarkStart w:id="125" w:name="_Toc10479"/>
+      <w:bookmarkStart w:id="126" w:name="_Toc134820444"/>
       <w:bookmarkStart w:id="127" w:name="_Toc134820388"/>
       <w:bookmarkStart w:id="128" w:name="_Toc32178"/>
       <w:bookmarkStart w:id="129" w:name="_Toc16238"/>
@@ -7709,10 +7761,10 @@
         </w:rPr>
       </w:pPr>
       <w:bookmarkStart w:id="132" w:name="_Toc134820389"/>
-      <w:bookmarkStart w:id="133" w:name="_Toc134820445"/>
-      <w:bookmarkStart w:id="134" w:name="_Toc31249"/>
+      <w:bookmarkStart w:id="133" w:name="_Toc8217"/>
+      <w:bookmarkStart w:id="134" w:name="_Toc134820445"/>
       <w:bookmarkStart w:id="135" w:name="_Toc32081"/>
-      <w:bookmarkStart w:id="136" w:name="_Toc8217"/>
+      <w:bookmarkStart w:id="136" w:name="_Toc31249"/>
       <w:r>
         <w:rPr>
           <w:rFonts w:hint="eastAsia" w:ascii="Times New Roman" w:hAnsi="Times New Roman" w:eastAsia="黑体"/>
@@ -7763,8 +7815,8 @@
           <w:szCs w:val="24"/>
         </w:rPr>
       </w:pPr>
-      <w:bookmarkStart w:id="137" w:name="_Toc32652"/>
-      <w:bookmarkStart w:id="138" w:name="_Toc5700"/>
+      <w:bookmarkStart w:id="137" w:name="_Toc5700"/>
+      <w:bookmarkStart w:id="138" w:name="_Toc32652"/>
       <w:r>
         <w:rPr>
           <w:rFonts w:hint="eastAsia" w:ascii="Times New Roman" w:hAnsi="Times New Roman" w:eastAsia="黑体"/>
@@ -17095,9 +17147,9 @@
       </w:pPr>
       <w:bookmarkStart w:id="145" w:name="_Toc10267"/>
       <w:bookmarkStart w:id="146" w:name="_Toc10561"/>
-      <w:bookmarkStart w:id="147" w:name="_Toc23855"/>
-      <w:bookmarkStart w:id="148" w:name="_Toc134820461"/>
-      <w:bookmarkStart w:id="149" w:name="_Toc134820405"/>
+      <w:bookmarkStart w:id="147" w:name="_Toc134820461"/>
+      <w:bookmarkStart w:id="148" w:name="_Toc134820405"/>
+      <w:bookmarkStart w:id="149" w:name="_Toc23855"/>
       <w:r>
         <w:rPr>
           <w:rFonts w:ascii="Times New Roman" w:hAnsi="Times New Roman"/>
@@ -17156,19 +17208,20 @@
         <w:rPr>
           <w:rFonts w:hint="eastAsia" w:ascii="宋体" w:hAnsi="宋体" w:cs="宋体"/>
         </w:rPr>
-        <w:t>用户管理包括登录与注册、个人资料查看和修改等。登录模块使用JWT技术，全称是JSON Web Token，是一种开放标准（RFC 7519），用于在网络应用环境间以JSON对象安全地将信息作为令牌进行传输。此令牌由三部分组成：头部（Header）、载荷（Payload）和签名（Signature），这三部分通过点号（.）连接在一起。头部：通常包含两部分信息——令牌的类型（即JWT）以及所使用的签名算法（如HMAC SHA256或RSA）。它被Base64Url编码形成JWT的第一部分。</w:t>
-      </w:r>
-      <w:r>
-        <w:rPr>
-          <w:rFonts w:ascii="宋体" w:hAnsi="宋体" w:cs="宋体"/>
-        </w:rPr>
-        <w:t>载荷</w:t>
+        <w:t>用户管理包括登录与注册、个人资料查看和修改等。</w:t>
       </w:r>
       <w:r>
         <w:rPr>
           <w:rFonts w:hint="eastAsia" w:ascii="宋体" w:hAnsi="宋体" w:cs="宋体"/>
-        </w:rPr>
-        <w:t>：包含声明（claims）。声明是关于实体（通常是用户）和其他数据的声明。JWT的Claim可以分为三种类型：保留的、公共的和私有的。它同样被Base64Url编码形成JWT的第二部分。</w:t>
+          <w:lang w:val="en-US" w:eastAsia="zh-CN"/>
+        </w:rPr>
+        <w:t>登录模块使用的是JWT技术，是一种token识别机制，在服务端对用户的某些数据进行加密然后生成token，最后返回给前端，前端请求带上token，服务端在对这个token进行解密，如果成功则放行这次请求，否则将阻止这次非法请求，</w:t>
+      </w:r>
+      <w:r>
+        <w:rPr>
+          <w:rFonts w:hint="eastAsia" w:ascii="宋体" w:hAnsi="宋体" w:cs="宋体"/>
+        </w:rPr>
+        <w:t>它同样被Base64Url编码形成JWT的第二部分。</w:t>
       </w:r>
     </w:p>
     <w:p>
@@ -17675,8 +17728,8 @@
           <w:szCs w:val="24"/>
         </w:rPr>
       </w:pPr>
-      <w:bookmarkStart w:id="151" w:name="_Toc26991"/>
-      <w:bookmarkStart w:id="152" w:name="_Toc23956"/>
+      <w:bookmarkStart w:id="151" w:name="_Toc23956"/>
+      <w:bookmarkStart w:id="152" w:name="_Toc26991"/>
       <w:r>
         <w:rPr>
           <w:rFonts w:ascii="Times New Roman" w:hAnsi="Times New Roman"/>
@@ -17699,7 +17752,7 @@
         </w:rPr>
       </w:pPr>
       <w:r>
-        <w:t>联系人管理功能包括但不限于搜索好友、申请添加好友、同意好友申请以及删除好友等核心功能。这些功能的实现，旨在为用户提供一个便捷的社交网络管理体验。</w:t>
+        <w:t>联系人管理，旨在为用户提供一个便捷的社交网络管理体验。</w:t>
       </w:r>
       <w:r>
         <w:rPr>
@@ -18555,21 +18608,30 @@
     <w:p>
       <w:pPr>
         <w:ind w:firstLine="480"/>
+        <w:rPr>
+          <w:rFonts w:hint="default"/>
+          <w:lang w:val="en-US" w:eastAsia="zh-CN"/>
+        </w:rPr>
       </w:pPr>
       <w:r>
         <w:rPr>
           <w:rFonts w:hint="eastAsia"/>
-        </w:rPr>
-        <w:t>即时通讯</w:t>
-      </w:r>
-      <w:r>
-        <w:t>的实现依赖于WebSocket技术，</w:t>
+          <w:lang w:val="en-US" w:eastAsia="zh-CN"/>
+        </w:rPr>
+        <w:t>即时通讯使用</w:t>
       </w:r>
       <w:r>
         <w:rPr>
           <w:rFonts w:hint="eastAsia"/>
         </w:rPr>
-        <w:t>WebSocket是一种在单个TCP连接上提供全双工通信的网络协议，它使得客户端和服务器之间的数据交换更加简化且高效。与传统的HTTP请求-响应模式不同，WebSocket允许服务器主动向客户端推送数据，这消除了客户端需要频繁发起请求以检查更新的需求，从而大大降低了通信延迟，并提高了数据交换的效率。</w:t>
+        <w:t>WebSocket</w:t>
+      </w:r>
+      <w:r>
+        <w:rPr>
+          <w:rFonts w:hint="eastAsia"/>
+          <w:lang w:val="en-US" w:eastAsia="zh-CN"/>
+        </w:rPr>
+        <w:t>协议去完成，他具备长连接的特性，也就是一旦建立连接后，就会在前端和服务端建立一条全双工的通讯通道，前端可以发送数据给服务端，服务端可以发送数据给前端。</w:t>
       </w:r>
     </w:p>
     <w:p>
@@ -18591,7 +18653,20 @@
         <w:rPr>
           <w:rFonts w:hint="eastAsia"/>
         </w:rPr>
-        <w:t>WebSocket适用于多种环境，不仅限于网页浏览器和服务器间的通信，还可以用于其他任何支持TCP协议的应用程序间进行通信。这意味着WebSocket可以在广泛的平台上实现，包括但不限于移动应用、桌面应用以及各种服务端技术。</w:t>
+        <w:t>WebSocket适用于多种环境，不仅限于网页浏览器和服务器间的通信，还可以用于其他任何支持TCP协议的应用程序间进行通信。这意味着</w:t>
+      </w:r>
+      <w:r>
+        <w:rPr>
+          <w:rFonts w:hint="eastAsia"/>
+          <w:lang w:val="en-US" w:eastAsia="zh-CN"/>
+        </w:rPr>
+        <w:t>WSS</w:t>
+      </w:r>
+      <w:r>
+        <w:rPr>
+          <w:rFonts w:hint="eastAsia"/>
+        </w:rPr>
+        <w:t>可以在广泛的平台上实现，包括但不限于移动应用、桌面应用以及各种服务端技术。</w:t>
       </w:r>
     </w:p>
     <w:p>
@@ -20248,8 +20323,8 @@
       <w:bookmarkStart w:id="159" w:name="_Toc134820406"/>
       <w:bookmarkStart w:id="160" w:name="_Toc14937"/>
       <w:bookmarkStart w:id="161" w:name="_Toc23136"/>
-      <w:bookmarkStart w:id="162" w:name="_Toc24075"/>
-      <w:bookmarkStart w:id="163" w:name="_Toc134820462"/>
+      <w:bookmarkStart w:id="162" w:name="_Toc134820462"/>
+      <w:bookmarkStart w:id="163" w:name="_Toc24075"/>
       <w:r>
         <w:rPr>
           <w:rFonts w:ascii="Times New Roman" w:hAnsi="Times New Roman"/>
@@ -20320,7 +20395,22 @@
         <w:rPr>
           <w:rFonts w:ascii="Times New Roman" w:hAnsi="Times New Roman"/>
         </w:rPr>
-        <w:t>白盒测试是基于软件内部的逻辑结构和代码实现进行测试，要求测试人员了解软件的内部架构、代码逻辑和算法等，通过检查代码的结构、路径和语句等，来发现软件中的错误。</w:t>
+        <w:t>白盒测试是基于软件内部的逻辑结构和代码实现进行测试，</w:t>
+      </w:r>
+      <w:r>
+        <w:rPr>
+          <w:rFonts w:hint="eastAsia" w:ascii="Times New Roman" w:hAnsi="Times New Roman"/>
+          <w:lang w:val="en-US" w:eastAsia="zh-CN"/>
+        </w:rPr>
+        <w:t>根据具体代码去写单元测试进行代码bug的修改</w:t>
+      </w:r>
+      <w:bookmarkStart w:id="187" w:name="_GoBack"/>
+      <w:bookmarkEnd w:id="187"/>
+      <w:r>
+        <w:rPr>
+          <w:rFonts w:ascii="Times New Roman" w:hAnsi="Times New Roman"/>
+        </w:rPr>
+        <w:t>。</w:t>
       </w:r>
     </w:p>
     <w:p>
@@ -21969,9 +22059,9 @@
                 <w:szCs w:val="21"/>
               </w:rPr>
             </w:pPr>
-            <w:bookmarkStart w:id="165" w:name="_Toc134820407"/>
-            <w:bookmarkStart w:id="166" w:name="_Toc1754"/>
-            <w:bookmarkStart w:id="167" w:name="_Toc8595"/>
+            <w:bookmarkStart w:id="165" w:name="_Toc1754"/>
+            <w:bookmarkStart w:id="166" w:name="_Toc8595"/>
+            <w:bookmarkStart w:id="167" w:name="_Toc134820407"/>
             <w:bookmarkStart w:id="168" w:name="_Toc134820463"/>
             <w:r>
               <w:rPr>
@@ -22418,11 +22508,11 @@
           <w:kern w:val="0"/>
         </w:rPr>
       </w:pPr>
-      <w:bookmarkStart w:id="172" w:name="_Toc134820464"/>
-      <w:bookmarkStart w:id="173" w:name="_Toc31813"/>
-      <w:bookmarkStart w:id="174" w:name="_Toc27978"/>
-      <w:bookmarkStart w:id="175" w:name="_Toc30145"/>
-      <w:bookmarkStart w:id="176" w:name="_Toc134820408"/>
+      <w:bookmarkStart w:id="172" w:name="_Toc31813"/>
+      <w:bookmarkStart w:id="173" w:name="_Toc30145"/>
+      <w:bookmarkStart w:id="174" w:name="_Toc134820408"/>
+      <w:bookmarkStart w:id="175" w:name="_Toc134820464"/>
+      <w:bookmarkStart w:id="176" w:name="_Toc27978"/>
       <w:r>
         <w:rPr>
           <w:rFonts w:ascii="Times New Roman" w:hAnsi="Times New Roman"/>
@@ -22501,10 +22591,10 @@
           <w:kern w:val="0"/>
         </w:rPr>
       </w:pPr>
-      <w:bookmarkStart w:id="177" w:name="_Toc14483"/>
-      <w:bookmarkStart w:id="178" w:name="_Toc27818"/>
-      <w:bookmarkStart w:id="179" w:name="_Toc134820465"/>
-      <w:bookmarkStart w:id="180" w:name="_Toc134820409"/>
+      <w:bookmarkStart w:id="177" w:name="_Toc27818"/>
+      <w:bookmarkStart w:id="178" w:name="_Toc134820465"/>
+      <w:bookmarkStart w:id="179" w:name="_Toc134820409"/>
+      <w:bookmarkStart w:id="180" w:name="_Toc14483"/>
       <w:bookmarkStart w:id="181" w:name="_Toc8761"/>
       <w:r>
         <w:rPr>
@@ -22894,10 +22984,10 @@
           <w:rFonts w:ascii="Times New Roman" w:hAnsi="Times New Roman"/>
         </w:rPr>
       </w:pPr>
-      <w:bookmarkStart w:id="182" w:name="_Toc134820410"/>
-      <w:bookmarkStart w:id="183" w:name="_Toc11900"/>
-      <w:bookmarkStart w:id="184" w:name="_Toc3571"/>
-      <w:bookmarkStart w:id="185" w:name="_Toc134820466"/>
+      <w:bookmarkStart w:id="182" w:name="_Toc11900"/>
+      <w:bookmarkStart w:id="183" w:name="_Toc3571"/>
+      <w:bookmarkStart w:id="184" w:name="_Toc134820466"/>
+      <w:bookmarkStart w:id="185" w:name="_Toc134820410"/>
       <w:r>
         <w:rPr>
           <w:rFonts w:hint="eastAsia" w:ascii="Times New Roman" w:hAnsi="Times New Roman"/>
@@ -24730,7 +24820,7 @@
     <w:lsdException w:qFormat="1" w:unhideWhenUsed="0" w:uiPriority="0" w:semiHidden="0" w:name="Title"/>
     <w:lsdException w:unhideWhenUsed="0" w:uiPriority="0" w:semiHidden="0" w:name="Closing"/>
     <w:lsdException w:unhideWhenUsed="0" w:uiPriority="0" w:semiHidden="0" w:name="Signature"/>
-    <w:lsdException w:uiPriority="1" w:name="Default Paragraph Font"/>
+    <w:lsdException w:qFormat="1" w:uiPriority="1" w:name="Default Paragraph Font"/>
     <w:lsdException w:qFormat="1" w:unhideWhenUsed="0" w:uiPriority="0" w:semiHidden="0" w:name="Body Text"/>
     <w:lsdException w:qFormat="1" w:unhideWhenUsed="0" w:uiPriority="0" w:semiHidden="0" w:name="Body Text Indent"/>
     <w:lsdException w:unhideWhenUsed="0" w:uiPriority="0" w:semiHidden="0" w:name="List Continue"/>
@@ -25143,6 +25233,7 @@
     <w:name w:val="Default Paragraph Font"/>
     <w:semiHidden/>
     <w:unhideWhenUsed/>
+    <w:qFormat/>
     <w:uiPriority w:val="1"/>
   </w:style>
   <w:style w:type="table" w:default="1" w:styleId="31">

--- a/毕业论文/毕业论文终版.docx
+++ b/毕业论文/毕业论文终版.docx
@@ -5573,9 +5573,16 @@
       </w:pPr>
       <w:r>
         <w:rPr>
+          <w:rFonts w:hint="eastAsia" w:ascii="Times New Roman" w:hAnsi="Times New Roman"/>
+          <w:lang w:val="en-US" w:eastAsia="zh-CN"/>
+        </w:rPr>
+        <w:t>随着市场的不断扩大，以及互联网的普及，很多不同的设备的产生，我们需要这种可以兼容不同端的代码，做到一套代码多端复用</w:t>
+      </w:r>
+      <w:r>
+        <w:rPr>
           <w:rFonts w:ascii="Times New Roman" w:hAnsi="Times New Roman"/>
         </w:rPr>
-        <w:t>随着移动应用市场的不断扩大，企业和开发者面临着在多个平台（如 iOS、Android、Web 等）上开发和维护应用的挑战。传统的开发方式需要针对不同平台分别进行开发，这不仅增加了开发成本和时间，还难以保证各平台之间的用户体验一致性。因此，跨平台开发技术成为了一种趋势，能够帮助开发者更高效地开发出多平台兼容的应用程序。</w:t>
+        <w:t>。</w:t>
       </w:r>
     </w:p>
     <w:p>
@@ -18641,8 +18648,15 @@
       <w:r>
         <w:rPr>
           <w:rFonts w:hint="eastAsia"/>
-        </w:rPr>
-        <w:t>这种特性让WebSocket成为实时应用的理想选择，例如在线游戏、股票交易系统、即时通讯工具等场景，这些应用依赖于快速的信息交换来提供流畅的用户体验。WebSocket协议通过建立持久的连接并支持双向数据流，实现了比传统HTTP协议更高效的通信方式，特别是在需要持续更新信息的应用中表现尤为突出。</w:t>
+          <w:lang w:val="en-US" w:eastAsia="zh-CN"/>
+        </w:rPr>
+        <w:t>这种特效就可以用在这种需要实时通信的场景，建立连接后即可进行实时的通信收发，游戏，聊天应用大部分都是这种技术，比传统的http协议的通信效率高的多，主要是因为它只需要建立一次连接即可</w:t>
+      </w:r>
+      <w:r>
+        <w:rPr>
+          <w:rFonts w:hint="eastAsia"/>
+        </w:rPr>
+        <w:t>。</w:t>
       </w:r>
     </w:p>
     <w:p>
@@ -18667,17 +18681,6 @@
           <w:rFonts w:hint="eastAsia"/>
         </w:rPr>
         <w:t>可以在广泛的平台上实现，包括但不限于移动应用、桌面应用以及各种服务端技术。</w:t>
-      </w:r>
-    </w:p>
-    <w:p>
-      <w:pPr>
-        <w:ind w:firstLine="480"/>
-      </w:pPr>
-      <w:r>
-        <w:rPr>
-          <w:rFonts w:hint="eastAsia"/>
-        </w:rPr>
-        <w:t>在具体实现方面，比如使用Node.js作为服务端时，开发者可能会选择socket.io这样的库来简化WebSocket的使用。当用户进入一个基于WebSocket的应用后，用户的设备会自动尝试与WebSocket服务器建立连接，并在这个过程中将用户的身份标识（如userId）传递给服务端。服务端接收这一信息后，会维护一个映射表，其中键为用户的身份标识(userId)，而值则是此次连接唯一的标识符。这种方式方便了服务端针对特定用户进行消息推送，提升了通信的针对性和个人化体验。</w:t>
       </w:r>
     </w:p>
     <w:p>
@@ -20404,8 +20407,6 @@
         </w:rPr>
         <w:t>根据具体代码去写单元测试进行代码bug的修改</w:t>
       </w:r>
-      <w:bookmarkStart w:id="187" w:name="_GoBack"/>
-      <w:bookmarkEnd w:id="187"/>
       <w:r>
         <w:rPr>
           <w:rFonts w:ascii="Times New Roman" w:hAnsi="Times New Roman"/>
@@ -22434,7 +22435,15 @@
         <w:rPr>
           <w:rFonts w:ascii="Times New Roman" w:hAnsi="Times New Roman"/>
         </w:rPr>
-        <w:t>资源利用率：主要包括 CPU 使用率、内存使用率、网络带宽利用率等。监测这些指标可以了解系统在运行过程中对硬件资源的消耗情况，以便及时发现资源瓶颈并进行优化。例如，如果发现 CPU 使用率过高，可能需要优化算法或增加服务器资源来提高系统性能。</w:t>
+        <w:t>资源利用率：主要包括 CPU 使用率、内存使用率、网络带宽利用率等</w:t>
+      </w:r>
+      <w:bookmarkStart w:id="187" w:name="_GoBack"/>
+      <w:bookmarkEnd w:id="187"/>
+      <w:r>
+        <w:rPr>
+          <w:rFonts w:ascii="Times New Roman" w:hAnsi="Times New Roman"/>
+        </w:rPr>
+        <w:t>。</w:t>
       </w:r>
     </w:p>
     <w:p>

--- a/毕业论文/毕业论文终版.docx
+++ b/毕业论文/毕业论文终版.docx
@@ -11858,12 +11858,6 @@
             <w:insideH w:val="single" w:color="auto" w:sz="4" w:space="0"/>
             <w:insideV w:val="single" w:color="auto" w:sz="4" w:space="0"/>
           </w:tblBorders>
-          <w:tblCellMar>
-            <w:top w:w="0" w:type="dxa"/>
-            <w:left w:w="108" w:type="dxa"/>
-            <w:bottom w:w="0" w:type="dxa"/>
-            <w:right w:w="108" w:type="dxa"/>
-          </w:tblCellMar>
         </w:tblPrEx>
         <w:trPr>
           <w:trHeight w:val="90" w:hRule="atLeast"/>
@@ -22435,15 +22429,7 @@
         <w:rPr>
           <w:rFonts w:ascii="Times New Roman" w:hAnsi="Times New Roman"/>
         </w:rPr>
-        <w:t>资源利用率：主要包括 CPU 使用率、内存使用率、网络带宽利用率等</w:t>
-      </w:r>
-      <w:bookmarkStart w:id="187" w:name="_GoBack"/>
-      <w:bookmarkEnd w:id="187"/>
-      <w:r>
-        <w:rPr>
-          <w:rFonts w:ascii="Times New Roman" w:hAnsi="Times New Roman"/>
-        </w:rPr>
-        <w:t>。</w:t>
+        <w:t>资源利用率：主要包括 CPU 使用率、内存使用率、网络带宽利用率等。</w:t>
       </w:r>
     </w:p>
     <w:p>
@@ -22605,6 +22591,8 @@
       <w:bookmarkStart w:id="179" w:name="_Toc134820409"/>
       <w:bookmarkStart w:id="180" w:name="_Toc14483"/>
       <w:bookmarkStart w:id="181" w:name="_Toc8761"/>
+      <w:bookmarkStart w:id="187" w:name="_GoBack"/>
+      <w:bookmarkEnd w:id="187"/>
       <w:r>
         <w:rPr>
           <w:rFonts w:ascii="Times New Roman" w:hAnsi="Times New Roman"/>
@@ -22627,6 +22615,7 @@
         <w:tabs>
           <w:tab w:val="left" w:pos="352"/>
         </w:tabs>
+        <w:jc w:val="both"/>
         <w:rPr>
           <w:rFonts w:ascii="Times New Roman" w:hAnsi="Times New Roman"/>
         </w:rPr>
@@ -22662,6 +22651,7 @@
         <w:tabs>
           <w:tab w:val="left" w:pos="352"/>
         </w:tabs>
+        <w:jc w:val="both"/>
         <w:rPr>
           <w:rFonts w:ascii="Times New Roman" w:hAnsi="Times New Roman"/>
         </w:rPr>
@@ -22697,6 +22687,7 @@
         <w:tabs>
           <w:tab w:val="left" w:pos="352"/>
         </w:tabs>
+        <w:jc w:val="both"/>
         <w:rPr>
           <w:rFonts w:ascii="Times New Roman" w:hAnsi="Times New Roman"/>
         </w:rPr>
@@ -22732,6 +22723,7 @@
         <w:tabs>
           <w:tab w:val="left" w:pos="352"/>
         </w:tabs>
+        <w:jc w:val="both"/>
         <w:rPr>
           <w:rFonts w:ascii="Times New Roman" w:hAnsi="Times New Roman"/>
         </w:rPr>
@@ -22767,6 +22759,7 @@
         <w:tabs>
           <w:tab w:val="left" w:pos="352"/>
         </w:tabs>
+        <w:jc w:val="both"/>
         <w:rPr>
           <w:rFonts w:ascii="Times New Roman" w:hAnsi="Times New Roman"/>
         </w:rPr>
@@ -22802,6 +22795,7 @@
         <w:tabs>
           <w:tab w:val="left" w:pos="352"/>
         </w:tabs>
+        <w:jc w:val="both"/>
         <w:rPr>
           <w:rFonts w:ascii="Times New Roman" w:hAnsi="Times New Roman"/>
         </w:rPr>
@@ -22837,6 +22831,7 @@
         <w:tabs>
           <w:tab w:val="left" w:pos="352"/>
         </w:tabs>
+        <w:jc w:val="both"/>
         <w:rPr>
           <w:rFonts w:ascii="Times New Roman" w:hAnsi="Times New Roman"/>
         </w:rPr>
@@ -22872,6 +22867,7 @@
         <w:tabs>
           <w:tab w:val="left" w:pos="352"/>
         </w:tabs>
+        <w:jc w:val="both"/>
         <w:rPr>
           <w:rFonts w:ascii="Times New Roman" w:hAnsi="Times New Roman"/>
         </w:rPr>
@@ -22907,6 +22903,7 @@
         <w:tabs>
           <w:tab w:val="left" w:pos="352"/>
         </w:tabs>
+        <w:jc w:val="both"/>
         <w:rPr>
           <w:rFonts w:ascii="Times New Roman" w:hAnsi="Times New Roman"/>
         </w:rPr>
@@ -22954,6 +22951,7 @@
         <w:tabs>
           <w:tab w:val="left" w:pos="352"/>
         </w:tabs>
+        <w:jc w:val="both"/>
         <w:rPr>
           <w:rFonts w:ascii="Times New Roman" w:hAnsi="Times New Roman"/>
         </w:rPr>
@@ -22989,6 +22987,7 @@
         <w:tabs>
           <w:tab w:val="left" w:pos="352"/>
         </w:tabs>
+        <w:jc w:val="both"/>
         <w:rPr>
           <w:rFonts w:ascii="Times New Roman" w:hAnsi="Times New Roman"/>
         </w:rPr>
@@ -23046,6 +23045,7 @@
         <w:tabs>
           <w:tab w:val="left" w:pos="352"/>
         </w:tabs>
+        <w:jc w:val="both"/>
         <w:rPr>
           <w:rFonts w:ascii="Times New Roman" w:hAnsi="Times New Roman"/>
         </w:rPr>

--- a/毕业论文/毕业论文终版.docx
+++ b/毕业论文/毕业论文终版.docx
@@ -11858,6 +11858,12 @@
             <w:insideH w:val="single" w:color="auto" w:sz="4" w:space="0"/>
             <w:insideV w:val="single" w:color="auto" w:sz="4" w:space="0"/>
           </w:tblBorders>
+          <w:tblCellMar>
+            <w:top w:w="0" w:type="dxa"/>
+            <w:left w:w="108" w:type="dxa"/>
+            <w:bottom w:w="0" w:type="dxa"/>
+            <w:right w:w="108" w:type="dxa"/>
+          </w:tblCellMar>
         </w:tblPrEx>
         <w:trPr>
           <w:trHeight w:val="90" w:hRule="atLeast"/>
@@ -18632,7 +18638,54 @@
           <w:rFonts w:hint="eastAsia"/>
           <w:lang w:val="en-US" w:eastAsia="zh-CN"/>
         </w:rPr>
-        <w:t>协议去完成，他具备长连接的特性，也就是一旦建立连接后，就会在前端和服务端建立一条全双工的通讯通道，前端可以发送数据给服务端，服务端可以发送数据给前端。</w:t>
+        <w:t>协议去完成，他具备长连接的特性，也就是一旦建立连接后，就会在前端和服务端建立一条全双工的通讯通道，前端可以发送数据给服务端，服务端可以发送数据给前端</w:t>
+      </w:r>
+      <w:r>
+        <w:rPr>
+          <w:rFonts w:hint="eastAsia"/>
+          <w:vertAlign w:val="superscript"/>
+          <w:lang w:val="en-US" w:eastAsia="zh-CN"/>
+        </w:rPr>
+        <w:fldChar w:fldCharType="begin"/>
+      </w:r>
+      <w:r>
+        <w:rPr>
+          <w:rFonts w:hint="eastAsia"/>
+          <w:vertAlign w:val="superscript"/>
+          <w:lang w:val="en-US" w:eastAsia="zh-CN"/>
+        </w:rPr>
+        <w:instrText xml:space="preserve"> REF _Ref23470 \w \h </w:instrText>
+      </w:r>
+      <w:r>
+        <w:rPr>
+          <w:rFonts w:hint="eastAsia"/>
+          <w:vertAlign w:val="superscript"/>
+          <w:lang w:val="en-US" w:eastAsia="zh-CN"/>
+        </w:rPr>
+        <w:fldChar w:fldCharType="separate"/>
+      </w:r>
+      <w:r>
+        <w:rPr>
+          <w:rFonts w:hint="eastAsia"/>
+          <w:vertAlign w:val="superscript"/>
+          <w:lang w:val="en-US" w:eastAsia="zh-CN"/>
+        </w:rPr>
+        <w:t>[2]</w:t>
+      </w:r>
+      <w:r>
+        <w:rPr>
+          <w:rFonts w:hint="eastAsia"/>
+          <w:vertAlign w:val="superscript"/>
+          <w:lang w:val="en-US" w:eastAsia="zh-CN"/>
+        </w:rPr>
+        <w:fldChar w:fldCharType="end"/>
+      </w:r>
+      <w:r>
+        <w:rPr>
+          <w:rFonts w:hint="eastAsia"/>
+          <w:lang w:val="en-US" w:eastAsia="zh-CN"/>
+        </w:rPr>
+        <w:t>。</w:t>
       </w:r>
     </w:p>
     <w:p>
@@ -18796,7 +18849,61 @@
         <w:rPr>
           <w:rFonts w:hint="eastAsia"/>
         </w:rPr>
-        <w:t>消息发送的逻辑：使用最常用的长连接协议wss进行客户端与服务端的连接，使用websocket库加快开发效率，应用在开始加载页面之前，会向服务端发送wss连接，连接成功后，才能进行后续操作，用户每次发送消息都会带上发送者ID和接收者ID，服务端根据ID去判断这个消息的去向，然后客户端接收这个消息，展示在页面中。那么服务端是如何存储这个ID的呢，其实每次建立wss连接，都会有一个唯一的连接ID，把这个连接ID作为value，而用户ID作为key，就可以完全区分聊天消息的去向了，比如：</w:t>
+        <w:t>消息发送的逻辑：使用最常用的长连接协议wss进行客户端与服务端的连接，使用websocket库加快开发效率，应用在开始加载页面之前，会向服务端发送wss连接，连接成功后，才能进行后续操作，用户每次发送消息都会带上发送者ID和接收者ID，服务端根据ID去判断这个消息的去向，然后客户端接收这个消息，展示在页面中。那么服务端是如何存储这个ID的呢，其实每次建立wss连接，都会有一个唯一的连接ID，</w:t>
+      </w:r>
+      <w:bookmarkStart w:id="189" w:name="_GoBack"/>
+      <w:bookmarkEnd w:id="189"/>
+      <w:r>
+        <w:rPr>
+          <w:rFonts w:hint="eastAsia"/>
+        </w:rPr>
+        <w:t>把这个连接ID作为value，而用户ID作为key，就可以完全区分聊天消息的去向了</w:t>
+      </w:r>
+      <w:r>
+        <w:rPr>
+          <w:rFonts w:hint="eastAsia"/>
+          <w:vertAlign w:val="superscript"/>
+          <w:lang w:eastAsia="zh-CN"/>
+        </w:rPr>
+        <w:fldChar w:fldCharType="begin"/>
+      </w:r>
+      <w:r>
+        <w:rPr>
+          <w:rFonts w:hint="eastAsia"/>
+          <w:vertAlign w:val="superscript"/>
+          <w:lang w:eastAsia="zh-CN"/>
+        </w:rPr>
+        <w:instrText xml:space="preserve"> REF _Ref23709 \w \h </w:instrText>
+      </w:r>
+      <w:r>
+        <w:rPr>
+          <w:rFonts w:hint="eastAsia"/>
+          <w:vertAlign w:val="superscript"/>
+          <w:lang w:eastAsia="zh-CN"/>
+        </w:rPr>
+        <w:fldChar w:fldCharType="separate"/>
+      </w:r>
+      <w:r>
+        <w:rPr>
+          <w:rFonts w:hint="eastAsia"/>
+          <w:vertAlign w:val="superscript"/>
+          <w:lang w:eastAsia="zh-CN"/>
+        </w:rPr>
+        <w:t>[6]</w:t>
+      </w:r>
+      <w:r>
+        <w:rPr>
+          <w:rFonts w:hint="eastAsia"/>
+          <w:vertAlign w:val="superscript"/>
+          <w:lang w:eastAsia="zh-CN"/>
+        </w:rPr>
+        <w:fldChar w:fldCharType="end"/>
+      </w:r>
+      <w:r>
+        <w:rPr>
+          <w:rFonts w:hint="eastAsia"/>
+        </w:rPr>
+        <w:t>，比如：</w:t>
       </w:r>
       <w:r>
         <w:rPr>
@@ -22591,8 +22698,6 @@
       <w:bookmarkStart w:id="179" w:name="_Toc134820409"/>
       <w:bookmarkStart w:id="180" w:name="_Toc14483"/>
       <w:bookmarkStart w:id="181" w:name="_Toc8761"/>
-      <w:bookmarkStart w:id="187" w:name="_GoBack"/>
-      <w:bookmarkEnd w:id="187"/>
       <w:r>
         <w:rPr>
           <w:rFonts w:ascii="Times New Roman" w:hAnsi="Times New Roman"/>
@@ -22612,9 +22717,15 @@
     <w:p>
       <w:pPr>
         <w:pStyle w:val="50"/>
+        <w:numPr>
+          <w:ilvl w:val="0"/>
+          <w:numId w:val="11"/>
+        </w:numPr>
         <w:tabs>
           <w:tab w:val="left" w:pos="352"/>
+          <w:tab w:val="clear" w:pos="0"/>
         </w:tabs>
+        <w:ind w:left="0" w:leftChars="0" w:firstLine="0" w:firstLineChars="0"/>
         <w:jc w:val="both"/>
         <w:rPr>
           <w:rFonts w:ascii="Times New Roman" w:hAnsi="Times New Roman"/>
@@ -22622,71 +22733,73 @@
       </w:pPr>
       <w:r>
         <w:rPr>
+          <w:rFonts w:ascii="Times New Roman" w:hAnsi="Times New Roman"/>
+        </w:rPr>
+        <w:t>陆志浩.企业级即时通讯APP及系统设计与实现[J].公安部第一研究所,</w:t>
+      </w:r>
+      <w:r>
+        <w:rPr>
           <w:rFonts w:hint="eastAsia" w:ascii="Times New Roman" w:hAnsi="Times New Roman"/>
         </w:rPr>
-        <w:t>[1]</w:t>
+        <w:t>7~10,</w:t>
       </w:r>
       <w:r>
         <w:rPr>
           <w:rFonts w:ascii="Times New Roman" w:hAnsi="Times New Roman"/>
         </w:rPr>
-        <w:t>陆志浩.企业级即时通讯APP及系统设计与实现[J].公安部第一研究所,</w:t>
-      </w:r>
-      <w:r>
-        <w:rPr>
-          <w:rFonts w:hint="eastAsia" w:ascii="Times New Roman" w:hAnsi="Times New Roman"/>
-        </w:rPr>
-        <w:t>7~10,</w:t>
-      </w:r>
-      <w:r>
-        <w:rPr>
-          <w:rFonts w:ascii="Times New Roman" w:hAnsi="Times New Roman"/>
-        </w:rPr>
         <w:t>2023.</w:t>
       </w:r>
     </w:p>
     <w:p>
       <w:pPr>
         <w:pStyle w:val="50"/>
+        <w:numPr>
+          <w:ilvl w:val="0"/>
+          <w:numId w:val="11"/>
+        </w:numPr>
         <w:tabs>
           <w:tab w:val="left" w:pos="352"/>
+          <w:tab w:val="clear" w:pos="0"/>
         </w:tabs>
+        <w:ind w:left="0" w:leftChars="0" w:firstLine="0" w:firstLineChars="0"/>
         <w:jc w:val="both"/>
         <w:rPr>
           <w:rFonts w:ascii="Times New Roman" w:hAnsi="Times New Roman"/>
         </w:rPr>
       </w:pPr>
+      <w:bookmarkStart w:id="182" w:name="_Ref23470"/>
+      <w:r>
+        <w:rPr>
+          <w:rFonts w:ascii="Times New Roman" w:hAnsi="Times New Roman"/>
+        </w:rPr>
+        <w:t>李根.面向电商平台的即时通讯系统设计与实现[D].西安电子科技大学,</w:t>
+      </w:r>
       <w:r>
         <w:rPr>
           <w:rFonts w:hint="eastAsia" w:ascii="Times New Roman" w:hAnsi="Times New Roman"/>
         </w:rPr>
-        <w:t>[2]</w:t>
+        <w:t>11~20,</w:t>
       </w:r>
       <w:r>
         <w:rPr>
           <w:rFonts w:ascii="Times New Roman" w:hAnsi="Times New Roman"/>
         </w:rPr>
-        <w:t>李根.面向电商平台的即时通讯系统设计与实现[D].西安电子科技大学,</w:t>
-      </w:r>
-      <w:r>
-        <w:rPr>
-          <w:rFonts w:hint="eastAsia" w:ascii="Times New Roman" w:hAnsi="Times New Roman"/>
-        </w:rPr>
-        <w:t>11~20,</w:t>
-      </w:r>
-      <w:r>
-        <w:rPr>
-          <w:rFonts w:ascii="Times New Roman" w:hAnsi="Times New Roman"/>
-        </w:rPr>
         <w:t xml:space="preserve"> 2023.</w:t>
       </w:r>
+      <w:bookmarkEnd w:id="182"/>
     </w:p>
     <w:p>
       <w:pPr>
         <w:pStyle w:val="50"/>
+        <w:numPr>
+          <w:ilvl w:val="0"/>
+          <w:numId w:val="11"/>
+        </w:numPr>
         <w:tabs>
           <w:tab w:val="left" w:pos="352"/>
+          <w:tab w:val="clear" w:pos="0"/>
         </w:tabs>
+        <w:ind w:left="0" w:leftChars="0" w:firstLine="0" w:firstLineChars="0"/>
         <w:jc w:val="both"/>
         <w:rPr>
           <w:rFonts w:ascii="Times New Roman" w:hAnsi="Times New Roman"/>
@@ -22694,35 +22807,35 @@
       </w:pPr>
       <w:r>
         <w:rPr>
+          <w:rFonts w:ascii="Times New Roman" w:hAnsi="Times New Roman"/>
+        </w:rPr>
+        <w:t>方杰.基于Linphone的云通信即时通讯软件设计与实现[D]. 北京邮电大学,</w:t>
+      </w:r>
+      <w:r>
+        <w:rPr>
           <w:rFonts w:hint="eastAsia" w:ascii="Times New Roman" w:hAnsi="Times New Roman"/>
         </w:rPr>
-        <w:t>[3]</w:t>
+        <w:t>4~15,</w:t>
       </w:r>
       <w:r>
         <w:rPr>
           <w:rFonts w:ascii="Times New Roman" w:hAnsi="Times New Roman"/>
         </w:rPr>
-        <w:t>方杰.基于Linphone的云通信即时通讯软件设计与实现[D]. 北京邮电大学,</w:t>
-      </w:r>
-      <w:r>
-        <w:rPr>
-          <w:rFonts w:hint="eastAsia" w:ascii="Times New Roman" w:hAnsi="Times New Roman"/>
-        </w:rPr>
-        <w:t>4~15,</w:t>
-      </w:r>
-      <w:r>
-        <w:rPr>
-          <w:rFonts w:ascii="Times New Roman" w:hAnsi="Times New Roman"/>
-        </w:rPr>
         <w:t xml:space="preserve"> 2022</w:t>
       </w:r>
     </w:p>
     <w:p>
       <w:pPr>
         <w:pStyle w:val="50"/>
+        <w:numPr>
+          <w:ilvl w:val="0"/>
+          <w:numId w:val="11"/>
+        </w:numPr>
         <w:tabs>
           <w:tab w:val="left" w:pos="352"/>
+          <w:tab w:val="clear" w:pos="0"/>
         </w:tabs>
+        <w:ind w:left="0" w:leftChars="0" w:firstLine="0" w:firstLineChars="0"/>
         <w:jc w:val="both"/>
         <w:rPr>
           <w:rFonts w:ascii="Times New Roman" w:hAnsi="Times New Roman"/>
@@ -22730,35 +22843,35 @@
       </w:pPr>
       <w:r>
         <w:rPr>
+          <w:rFonts w:ascii="Times New Roman" w:hAnsi="Times New Roman"/>
+        </w:rPr>
+        <w:t>黎雨婷.基于Tor的即时通讯前端子系统的研究与实现[J]. 北京邮电大学</w:t>
+      </w:r>
+      <w:r>
+        <w:rPr>
           <w:rFonts w:hint="eastAsia" w:ascii="Times New Roman" w:hAnsi="Times New Roman"/>
         </w:rPr>
-        <w:t>[4]</w:t>
+        <w:t>6~12</w:t>
       </w:r>
       <w:r>
         <w:rPr>
           <w:rFonts w:ascii="Times New Roman" w:hAnsi="Times New Roman"/>
         </w:rPr>
-        <w:t>黎雨婷.基于Tor的即时通讯前端子系统的研究与实现[J]. 北京邮电大学</w:t>
-      </w:r>
-      <w:r>
-        <w:rPr>
-          <w:rFonts w:hint="eastAsia" w:ascii="Times New Roman" w:hAnsi="Times New Roman"/>
-        </w:rPr>
-        <w:t>6~12</w:t>
-      </w:r>
-      <w:r>
-        <w:rPr>
-          <w:rFonts w:ascii="Times New Roman" w:hAnsi="Times New Roman"/>
-        </w:rPr>
         <w:t xml:space="preserve"> 2022.</w:t>
       </w:r>
     </w:p>
     <w:p>
       <w:pPr>
         <w:pStyle w:val="50"/>
+        <w:numPr>
+          <w:ilvl w:val="0"/>
+          <w:numId w:val="11"/>
+        </w:numPr>
         <w:tabs>
           <w:tab w:val="left" w:pos="352"/>
+          <w:tab w:val="clear" w:pos="0"/>
         </w:tabs>
+        <w:ind w:left="0" w:leftChars="0" w:firstLine="0" w:firstLineChars="0"/>
         <w:jc w:val="both"/>
         <w:rPr>
           <w:rFonts w:ascii="Times New Roman" w:hAnsi="Times New Roman"/>
@@ -22766,71 +22879,73 @@
       </w:pPr>
       <w:r>
         <w:rPr>
+          <w:rFonts w:ascii="Times New Roman" w:hAnsi="Times New Roman"/>
+        </w:rPr>
+        <w:t>律方成.基于Tor的并行传输即时通讯系统的研究与实现[J]. 北京邮电大学,</w:t>
+      </w:r>
+      <w:r>
+        <w:rPr>
           <w:rFonts w:hint="eastAsia" w:ascii="Times New Roman" w:hAnsi="Times New Roman"/>
         </w:rPr>
-        <w:t>[5]</w:t>
+        <w:t>13~20,</w:t>
       </w:r>
       <w:r>
         <w:rPr>
           <w:rFonts w:ascii="Times New Roman" w:hAnsi="Times New Roman"/>
         </w:rPr>
-        <w:t>律方成.基于Tor的并行传输即时通讯系统的研究与实现[J]. 北京邮电大学,</w:t>
-      </w:r>
-      <w:r>
-        <w:rPr>
-          <w:rFonts w:hint="eastAsia" w:ascii="Times New Roman" w:hAnsi="Times New Roman"/>
-        </w:rPr>
-        <w:t>13~20,</w:t>
-      </w:r>
-      <w:r>
-        <w:rPr>
-          <w:rFonts w:ascii="Times New Roman" w:hAnsi="Times New Roman"/>
-        </w:rPr>
         <w:t>2022.</w:t>
       </w:r>
     </w:p>
     <w:p>
       <w:pPr>
         <w:pStyle w:val="50"/>
+        <w:numPr>
+          <w:ilvl w:val="0"/>
+          <w:numId w:val="11"/>
+        </w:numPr>
         <w:tabs>
           <w:tab w:val="left" w:pos="352"/>
+          <w:tab w:val="clear" w:pos="0"/>
         </w:tabs>
+        <w:ind w:left="0" w:leftChars="0" w:firstLine="0" w:firstLineChars="0"/>
         <w:jc w:val="both"/>
         <w:rPr>
           <w:rFonts w:ascii="Times New Roman" w:hAnsi="Times New Roman"/>
         </w:rPr>
       </w:pPr>
+      <w:bookmarkStart w:id="183" w:name="_Ref23709"/>
+      <w:r>
+        <w:rPr>
+          <w:rFonts w:ascii="Times New Roman" w:hAnsi="Times New Roman"/>
+        </w:rPr>
+        <w:t>薛飞跃.万人群即时通讯系统关键技术的设计与实现[J]. 北京交通大学,</w:t>
+      </w:r>
       <w:r>
         <w:rPr>
           <w:rFonts w:hint="eastAsia" w:ascii="Times New Roman" w:hAnsi="Times New Roman"/>
         </w:rPr>
-        <w:t>[6]</w:t>
+        <w:t>20~24,</w:t>
       </w:r>
       <w:r>
         <w:rPr>
           <w:rFonts w:ascii="Times New Roman" w:hAnsi="Times New Roman"/>
         </w:rPr>
-        <w:t>薛飞跃.万人群即时通讯系统关键技术的设计与实现[J]. 北京交通大学,</w:t>
-      </w:r>
-      <w:r>
-        <w:rPr>
-          <w:rFonts w:hint="eastAsia" w:ascii="Times New Roman" w:hAnsi="Times New Roman"/>
-        </w:rPr>
-        <w:t>20~24,</w:t>
-      </w:r>
-      <w:r>
-        <w:rPr>
-          <w:rFonts w:ascii="Times New Roman" w:hAnsi="Times New Roman"/>
-        </w:rPr>
         <w:t xml:space="preserve"> 2022.</w:t>
       </w:r>
+      <w:bookmarkEnd w:id="183"/>
     </w:p>
     <w:p>
       <w:pPr>
         <w:pStyle w:val="50"/>
+        <w:numPr>
+          <w:ilvl w:val="0"/>
+          <w:numId w:val="11"/>
+        </w:numPr>
         <w:tabs>
           <w:tab w:val="left" w:pos="352"/>
+          <w:tab w:val="clear" w:pos="0"/>
         </w:tabs>
+        <w:ind w:left="0" w:leftChars="0" w:firstLine="0" w:firstLineChars="0"/>
         <w:jc w:val="both"/>
         <w:rPr>
           <w:rFonts w:ascii="Times New Roman" w:hAnsi="Times New Roman"/>
@@ -22838,35 +22953,35 @@
       </w:pPr>
       <w:r>
         <w:rPr>
+          <w:rFonts w:ascii="Times New Roman" w:hAnsi="Times New Roman"/>
+        </w:rPr>
+        <w:t>柯有兴.分布式即时通讯系统的设计与实现[D].华中科技大学 ,</w:t>
+      </w:r>
+      <w:r>
+        <w:rPr>
           <w:rFonts w:hint="eastAsia" w:ascii="Times New Roman" w:hAnsi="Times New Roman"/>
         </w:rPr>
-        <w:t>[7]</w:t>
+        <w:t>1~15,</w:t>
       </w:r>
       <w:r>
         <w:rPr>
           <w:rFonts w:ascii="Times New Roman" w:hAnsi="Times New Roman"/>
         </w:rPr>
-        <w:t>柯有兴.分布式即时通讯系统的设计与实现[D].华中科技大学 ,</w:t>
-      </w:r>
-      <w:r>
-        <w:rPr>
-          <w:rFonts w:hint="eastAsia" w:ascii="Times New Roman" w:hAnsi="Times New Roman"/>
-        </w:rPr>
-        <w:t>1~15,</w:t>
-      </w:r>
-      <w:r>
-        <w:rPr>
-          <w:rFonts w:ascii="Times New Roman" w:hAnsi="Times New Roman"/>
-        </w:rPr>
         <w:t xml:space="preserve"> 2020.</w:t>
       </w:r>
     </w:p>
     <w:p>
       <w:pPr>
         <w:pStyle w:val="50"/>
+        <w:numPr>
+          <w:ilvl w:val="0"/>
+          <w:numId w:val="11"/>
+        </w:numPr>
         <w:tabs>
           <w:tab w:val="left" w:pos="352"/>
+          <w:tab w:val="clear" w:pos="0"/>
         </w:tabs>
+        <w:ind w:left="0" w:leftChars="0" w:firstLine="0" w:firstLineChars="0"/>
         <w:jc w:val="both"/>
         <w:rPr>
           <w:rFonts w:ascii="Times New Roman" w:hAnsi="Times New Roman"/>
@@ -22874,35 +22989,35 @@
       </w:pPr>
       <w:r>
         <w:rPr>
+          <w:rFonts w:ascii="Times New Roman" w:hAnsi="Times New Roman"/>
+        </w:rPr>
+        <w:t>万浩然.一个多端消息系统的设计与实现[D]. 华中科技大学,</w:t>
+      </w:r>
+      <w:r>
+        <w:rPr>
           <w:rFonts w:hint="eastAsia" w:ascii="Times New Roman" w:hAnsi="Times New Roman"/>
         </w:rPr>
-        <w:t>[8]</w:t>
+        <w:t>1~10,</w:t>
       </w:r>
       <w:r>
         <w:rPr>
           <w:rFonts w:ascii="Times New Roman" w:hAnsi="Times New Roman"/>
         </w:rPr>
-        <w:t>万浩然.一个多端消息系统的设计与实现[D]. 华中科技大学,</w:t>
-      </w:r>
-      <w:r>
-        <w:rPr>
-          <w:rFonts w:hint="eastAsia" w:ascii="Times New Roman" w:hAnsi="Times New Roman"/>
-        </w:rPr>
-        <w:t>1~10,</w:t>
-      </w:r>
-      <w:r>
-        <w:rPr>
-          <w:rFonts w:ascii="Times New Roman" w:hAnsi="Times New Roman"/>
-        </w:rPr>
         <w:t xml:space="preserve"> 2022.</w:t>
       </w:r>
     </w:p>
     <w:p>
       <w:pPr>
         <w:pStyle w:val="50"/>
+        <w:numPr>
+          <w:ilvl w:val="0"/>
+          <w:numId w:val="11"/>
+        </w:numPr>
         <w:tabs>
           <w:tab w:val="left" w:pos="352"/>
+          <w:tab w:val="clear" w:pos="0"/>
         </w:tabs>
+        <w:ind w:left="0" w:leftChars="0" w:firstLine="0" w:firstLineChars="0"/>
         <w:jc w:val="both"/>
         <w:rPr>
           <w:rFonts w:ascii="Times New Roman" w:hAnsi="Times New Roman"/>
@@ -22910,47 +23025,47 @@
       </w:pPr>
       <w:r>
         <w:rPr>
+          <w:rFonts w:ascii="Times New Roman" w:hAnsi="Times New Roman"/>
+        </w:rPr>
+        <w:t>赵志强</w:t>
+      </w:r>
+      <w:r>
+        <w:rPr>
           <w:rFonts w:hint="eastAsia" w:ascii="Times New Roman" w:hAnsi="Times New Roman"/>
         </w:rPr>
-        <w:t>[9]</w:t>
+        <w:t>,</w:t>
       </w:r>
       <w:r>
         <w:rPr>
           <w:rFonts w:ascii="Times New Roman" w:hAnsi="Times New Roman"/>
         </w:rPr>
-        <w:t>赵志强</w:t>
+        <w:t>于瑞媛, 视频会议系统与即时通讯的综合应用研究[J]. 电子技术与软件工程,</w:t>
       </w:r>
       <w:r>
         <w:rPr>
           <w:rFonts w:hint="eastAsia" w:ascii="Times New Roman" w:hAnsi="Times New Roman"/>
         </w:rPr>
-        <w:t>,</w:t>
+        <w:t xml:space="preserve">8~12, </w:t>
       </w:r>
       <w:r>
         <w:rPr>
           <w:rFonts w:ascii="Times New Roman" w:hAnsi="Times New Roman"/>
         </w:rPr>
-        <w:t>于瑞媛, 视频会议系统与即时通讯的综合应用研究[J]. 电子技术与软件工程,</w:t>
-      </w:r>
-      <w:r>
-        <w:rPr>
-          <w:rFonts w:hint="eastAsia" w:ascii="Times New Roman" w:hAnsi="Times New Roman"/>
-        </w:rPr>
-        <w:t xml:space="preserve">8~12, </w:t>
-      </w:r>
-      <w:r>
-        <w:rPr>
-          <w:rFonts w:ascii="Times New Roman" w:hAnsi="Times New Roman"/>
-        </w:rPr>
         <w:t>2021.</w:t>
       </w:r>
     </w:p>
     <w:p>
       <w:pPr>
         <w:pStyle w:val="50"/>
+        <w:numPr>
+          <w:ilvl w:val="0"/>
+          <w:numId w:val="11"/>
+        </w:numPr>
         <w:tabs>
           <w:tab w:val="left" w:pos="352"/>
+          <w:tab w:val="clear" w:pos="0"/>
         </w:tabs>
+        <w:ind w:left="0" w:leftChars="0" w:firstLine="0" w:firstLineChars="0"/>
         <w:jc w:val="both"/>
         <w:rPr>
           <w:rFonts w:ascii="Times New Roman" w:hAnsi="Times New Roman"/>
@@ -22958,49 +23073,49 @@
       </w:pPr>
       <w:r>
         <w:rPr>
+          <w:rFonts w:ascii="Times New Roman" w:hAnsi="Times New Roman"/>
+        </w:rPr>
+        <w:t>谭乾.企业即时通讯平台建设的项目管理研究[J].广西大学.</w:t>
+      </w:r>
+      <w:r>
+        <w:rPr>
           <w:rFonts w:hint="eastAsia" w:ascii="Times New Roman" w:hAnsi="Times New Roman"/>
         </w:rPr>
-        <w:t>[10]</w:t>
+        <w:t>20~25,</w:t>
       </w:r>
       <w:r>
         <w:rPr>
           <w:rFonts w:ascii="Times New Roman" w:hAnsi="Times New Roman"/>
         </w:rPr>
-        <w:t>谭乾.企业即时通讯平台建设的项目管理研究[J].广西大学.</w:t>
-      </w:r>
-      <w:r>
-        <w:rPr>
-          <w:rFonts w:hint="eastAsia" w:ascii="Times New Roman" w:hAnsi="Times New Roman"/>
-        </w:rPr>
-        <w:t>20~25,</w:t>
-      </w:r>
-      <w:r>
-        <w:rPr>
-          <w:rFonts w:ascii="Times New Roman" w:hAnsi="Times New Roman"/>
-        </w:rPr>
         <w:t xml:space="preserve"> 2020</w:t>
       </w:r>
     </w:p>
     <w:p>
       <w:pPr>
         <w:pStyle w:val="50"/>
+        <w:numPr>
+          <w:ilvl w:val="0"/>
+          <w:numId w:val="11"/>
+        </w:numPr>
         <w:tabs>
           <w:tab w:val="left" w:pos="352"/>
+          <w:tab w:val="clear" w:pos="0"/>
         </w:tabs>
+        <w:ind w:left="0" w:leftChars="0" w:firstLine="0" w:firstLineChars="0"/>
         <w:jc w:val="both"/>
         <w:rPr>
           <w:rFonts w:ascii="Times New Roman" w:hAnsi="Times New Roman"/>
         </w:rPr>
       </w:pPr>
-      <w:bookmarkStart w:id="182" w:name="_Toc11900"/>
-      <w:bookmarkStart w:id="183" w:name="_Toc3571"/>
-      <w:bookmarkStart w:id="184" w:name="_Toc134820466"/>
-      <w:bookmarkStart w:id="185" w:name="_Toc134820410"/>
+      <w:bookmarkStart w:id="184" w:name="_Toc11900"/>
+      <w:bookmarkStart w:id="185" w:name="_Toc3571"/>
+      <w:bookmarkStart w:id="186" w:name="_Toc134820466"/>
+      <w:bookmarkStart w:id="187" w:name="_Toc134820410"/>
       <w:r>
         <w:rPr>
           <w:rFonts w:hint="eastAsia" w:ascii="Times New Roman" w:hAnsi="Times New Roman"/>
         </w:rPr>
-        <w:t>[11]Shen Yang; Liu Wei; Zhu Zhe; Liu Shuangmei; Cao Yanyan; Yan Lei; Chen Liang</w:t>
+        <w:t>Shen Yang; Liu Wei; Zhu Zhe; Liu Shuangmei; Cao Yanyan; Yan Lei; Chen Liang</w:t>
       </w:r>
       <w:r>
         <w:rPr>
@@ -23042,9 +23157,15 @@
     <w:p>
       <w:pPr>
         <w:pStyle w:val="50"/>
+        <w:numPr>
+          <w:ilvl w:val="0"/>
+          <w:numId w:val="11"/>
+        </w:numPr>
         <w:tabs>
           <w:tab w:val="left" w:pos="352"/>
+          <w:tab w:val="clear" w:pos="0"/>
         </w:tabs>
+        <w:ind w:left="0" w:leftChars="0" w:firstLine="0" w:firstLineChars="0"/>
         <w:jc w:val="both"/>
         <w:rPr>
           <w:rFonts w:ascii="Times New Roman" w:hAnsi="Times New Roman"/>
@@ -23054,7 +23175,7 @@
         <w:rPr>
           <w:rFonts w:hint="eastAsia" w:ascii="Times New Roman" w:hAnsi="Times New Roman"/>
         </w:rPr>
-        <w:t>[12]Xuan Liu; Qiang Wang</w:t>
+        <w:t>Xuan Liu; Qiang Wang</w:t>
       </w:r>
       <w:r>
         <w:rPr>
@@ -23150,7 +23271,7 @@
           <w:kern w:val="0"/>
         </w:rPr>
       </w:pPr>
-      <w:bookmarkStart w:id="186" w:name="_Toc28604"/>
+      <w:bookmarkStart w:id="188" w:name="_Toc28604"/>
       <w:r>
         <w:rPr>
           <w:rFonts w:ascii="Times New Roman" w:hAnsi="Times New Roman"/>
@@ -23161,11 +23282,11 @@
         </w:rPr>
         <w:t>致谢</w:t>
       </w:r>
-      <w:bookmarkEnd w:id="182"/>
-      <w:bookmarkEnd w:id="183"/>
       <w:bookmarkEnd w:id="184"/>
       <w:bookmarkEnd w:id="185"/>
       <w:bookmarkEnd w:id="186"/>
+      <w:bookmarkEnd w:id="187"/>
+      <w:bookmarkEnd w:id="188"/>
     </w:p>
     <w:p>
       <w:pPr>
@@ -24456,6 +24577,26 @@
     </w:lvl>
   </w:abstractNum>
   <w:abstractNum w:abstractNumId="1">
+    <w:nsid w:val="AD46CE37"/>
+    <w:multiLevelType w:val="singleLevel"/>
+    <w:tmpl w:val="AD46CE37"/>
+    <w:lvl w:ilvl="0" w:tentative="0">
+      <w:start w:val="1"/>
+      <w:numFmt w:val="decimal"/>
+      <w:suff w:val="nothing"/>
+      <w:lvlText w:val="[%1]"/>
+      <w:lvlJc w:val="left"/>
+      <w:pPr>
+        <w:tabs>
+          <w:tab w:val="left" w:pos="0"/>
+        </w:tabs>
+      </w:pPr>
+      <w:rPr>
+        <w:rFonts w:hint="default" w:ascii="Times New Roman" w:hAnsi="Times New Roman" w:cs="Times New Roman"/>
+      </w:rPr>
+    </w:lvl>
+  </w:abstractNum>
+  <w:abstractNum w:abstractNumId="2">
     <w:nsid w:val="B3612279"/>
     <w:multiLevelType w:val="singleLevel"/>
     <w:tmpl w:val="B3612279"/>
@@ -24473,7 +24614,7 @@
       </w:rPr>
     </w:lvl>
   </w:abstractNum>
-  <w:abstractNum w:abstractNumId="2">
+  <w:abstractNum w:abstractNumId="3">
     <w:nsid w:val="CF572457"/>
     <w:multiLevelType w:val="singleLevel"/>
     <w:tmpl w:val="CF572457"/>
@@ -24491,7 +24632,7 @@
       </w:rPr>
     </w:lvl>
   </w:abstractNum>
-  <w:abstractNum w:abstractNumId="3">
+  <w:abstractNum w:abstractNumId="4">
     <w:nsid w:val="F19DC7E8"/>
     <w:multiLevelType w:val="singleLevel"/>
     <w:tmpl w:val="F19DC7E8"/>
@@ -24509,7 +24650,7 @@
       </w:rPr>
     </w:lvl>
   </w:abstractNum>
-  <w:abstractNum w:abstractNumId="4">
+  <w:abstractNum w:abstractNumId="5">
     <w:nsid w:val="05C760BB"/>
     <w:multiLevelType w:val="multilevel"/>
     <w:tmpl w:val="05C760BB"/>
@@ -24630,7 +24771,7 @@
       </w:rPr>
     </w:lvl>
   </w:abstractNum>
-  <w:abstractNum w:abstractNumId="5">
+  <w:abstractNum w:abstractNumId="6">
     <w:nsid w:val="3B38D1D5"/>
     <w:multiLevelType w:val="singleLevel"/>
     <w:tmpl w:val="3B38D1D5"/>
@@ -24648,7 +24789,7 @@
       </w:rPr>
     </w:lvl>
   </w:abstractNum>
-  <w:abstractNum w:abstractNumId="6">
+  <w:abstractNum w:abstractNumId="7">
     <w:nsid w:val="459FF68E"/>
     <w:multiLevelType w:val="singleLevel"/>
     <w:tmpl w:val="459FF68E"/>
@@ -24666,7 +24807,7 @@
       </w:rPr>
     </w:lvl>
   </w:abstractNum>
-  <w:abstractNum w:abstractNumId="7">
+  <w:abstractNum w:abstractNumId="8">
     <w:nsid w:val="4F14283F"/>
     <w:multiLevelType w:val="singleLevel"/>
     <w:tmpl w:val="4F14283F"/>
@@ -24684,7 +24825,7 @@
       </w:rPr>
     </w:lvl>
   </w:abstractNum>
-  <w:abstractNum w:abstractNumId="8">
+  <w:abstractNum w:abstractNumId="9">
     <w:nsid w:val="704B6359"/>
     <w:multiLevelType w:val="singleLevel"/>
     <w:tmpl w:val="704B6359"/>
@@ -24702,7 +24843,7 @@
       </w:rPr>
     </w:lvl>
   </w:abstractNum>
-  <w:abstractNum w:abstractNumId="9">
+  <w:abstractNum w:abstractNumId="10">
     <w:nsid w:val="7A8ED6B8"/>
     <w:multiLevelType w:val="singleLevel"/>
     <w:tmpl w:val="7A8ED6B8"/>
@@ -24721,34 +24862,37 @@
     </w:lvl>
   </w:abstractNum>
   <w:num w:numId="1">
-    <w:abstractNumId w:val="4"/>
+    <w:abstractNumId w:val="5"/>
   </w:num>
   <w:num w:numId="2">
-    <w:abstractNumId w:val="5"/>
+    <w:abstractNumId w:val="6"/>
   </w:num>
   <w:num w:numId="3">
     <w:abstractNumId w:val="0"/>
   </w:num>
   <w:num w:numId="4">
-    <w:abstractNumId w:val="6"/>
+    <w:abstractNumId w:val="7"/>
   </w:num>
   <w:num w:numId="5">
-    <w:abstractNumId w:val="7"/>
+    <w:abstractNumId w:val="8"/>
   </w:num>
   <w:num w:numId="6">
+    <w:abstractNumId w:val="4"/>
+  </w:num>
+  <w:num w:numId="7">
     <w:abstractNumId w:val="3"/>
   </w:num>
-  <w:num w:numId="7">
+  <w:num w:numId="8">
     <w:abstractNumId w:val="2"/>
   </w:num>
-  <w:num w:numId="8">
-    <w:abstractNumId w:val="1"/>
+  <w:num w:numId="9">
+    <w:abstractNumId w:val="10"/>
   </w:num>
-  <w:num w:numId="9">
+  <w:num w:numId="10">
     <w:abstractNumId w:val="9"/>
   </w:num>
-  <w:num w:numId="10">
-    <w:abstractNumId w:val="8"/>
+  <w:num w:numId="11">
+    <w:abstractNumId w:val="1"/>
   </w:num>
 </w:numbering>
 </file>

--- a/毕业论文/毕业论文终版.docx
+++ b/毕业论文/毕业论文终版.docx
@@ -5594,9 +5594,16 @@
       </w:pPr>
       <w:r>
         <w:rPr>
+          <w:rFonts w:hint="eastAsia" w:ascii="Times New Roman" w:hAnsi="Times New Roman"/>
+          <w:lang w:val="en-US" w:eastAsia="zh-CN"/>
+        </w:rPr>
+        <w:t>市场上已经有许多的即时通讯的产品，但是大部分都不是开源的，不适合大家去学习即时通讯的应用，而且大部分即时通讯应用商业化严重，所以需要一个简介的聊天应用，并且可以跨平台</w:t>
+      </w:r>
+      <w:r>
+        <w:rPr>
           <w:rFonts w:ascii="Times New Roman" w:hAnsi="Times New Roman"/>
         </w:rPr>
-        <w:t>虽然市场上已经存在许多知名的即时通讯应用，但仍然存在一些不足之处。例如，部分应用在功能上过于复杂，导致操作不够简洁；一些应用在跨平台使用时存在兼容性问题，影响用户体验；还有一些应用在安全性和隐私保护方面存在隐患。因此，开发一款功能实用、操作便捷、跨平台性能良好且安全可靠的即时通讯应用具有重要的现实意义。</w:t>
+        <w:t>。</w:t>
       </w:r>
     </w:p>
     <w:p>
@@ -5735,9 +5742,16 @@
       <w:bookmarkStart w:id="38" w:name="_Toc134820369"/>
       <w:r>
         <w:rPr>
+          <w:rFonts w:hint="eastAsia" w:ascii="Times New Roman" w:hAnsi="Times New Roman"/>
+          <w:lang w:val="en-US" w:eastAsia="zh-CN"/>
+        </w:rPr>
+        <w:t>国内即时通讯产品已经趋于成熟，微信、QQ等聊天应用完善。不仅满足了人们日常的通讯需求，还集成了支付、购物、生活服务等多种功能，成为了一个综合性的生活平台</w:t>
+      </w:r>
+      <w:r>
+        <w:rPr>
           <w:rFonts w:ascii="Times New Roman" w:hAnsi="Times New Roman"/>
         </w:rPr>
-        <w:t>国内即时通讯市场呈现出寡头垄断的局面，微信和 QQ 凭借庞大的用户基础和丰富的功能生态占据主导地位。微信作为国民级社交应用，不仅满足了人们日常的通讯需求，还集成了支付、购物、生活服务等多种功能，成为了一个综合性的生活平台。QQ 则在年轻用户群体中拥有较高的人气，其丰富的个性化功能和社交玩法深受年轻人喜爱。</w:t>
+        <w:t>。</w:t>
       </w:r>
     </w:p>
     <w:p>
@@ -6431,22 +6445,15 @@
       <w:bookmarkStart w:id="79" w:name="_Toc134820375"/>
       <w:r>
         <w:rPr>
+          <w:rFonts w:hint="eastAsia" w:ascii="Times New Roman" w:hAnsi="Times New Roman"/>
+        </w:rPr>
+        <w:t>Oracle的MySQL是一种数据库管理系统，提供了在不同平台（如Linux、Microsoft Windows、macOS、Solaris等）上安装和配置软件的各种方法。MySQL的安装过程可以通过下载通用软件包或从源代码编译来完成。还可以选择使用Docker Hub的社区版或My Oracle Container Registry进行安装</w:t>
+      </w:r>
+      <w:r>
+        <w:rPr>
           <w:rFonts w:ascii="Times New Roman" w:hAnsi="Times New Roman"/>
         </w:rPr>
-        <w:t xml:space="preserve">MySQL </w:t>
-      </w:r>
-      <w:r>
-        <w:rPr>
-          <w:rFonts w:hint="eastAsia" w:ascii="Times New Roman" w:hAnsi="Times New Roman"/>
-          <w:lang w:val="en-US" w:eastAsia="zh-CN"/>
-        </w:rPr>
-        <w:t>是一款关系型数据库</w:t>
-      </w:r>
-      <w:r>
-        <w:rPr>
-          <w:rFonts w:ascii="Times New Roman" w:hAnsi="Times New Roman"/>
-        </w:rPr>
-        <w:t>。它具有高可靠性、高性能和易用性等特点。采用标准的 SQL 语言进行数据管理和操作，支持多用户、多线程，能高效处理大量数据。提供了丰富的数据类型，可满足不同场景的数据存储需求。同时，它拥有良好的跨平台性，可在多种操作系统上运行。此外，MySQL 还具备安全的权限管理机制，保障数据的安全性。由于其开源免费，很多中小型网站和项目都将其作为首选数据库，并且在大型企业级应用中也有广泛应用。</w:t>
+        <w:t>。</w:t>
       </w:r>
     </w:p>
     <w:p>
@@ -6537,13 +6544,13 @@
           <w:rFonts w:hint="eastAsia"/>
           <w:lang w:val="en-US" w:eastAsia="zh-CN"/>
         </w:rPr>
-        <w:t>本系统前后端完全分离，BS架构，</w:t>
-      </w:r>
-      <w:r>
-        <w:rPr>
-          <w:rFonts w:hint="eastAsia"/>
-        </w:rPr>
-        <w:t>在这种架构下，核心业务逻辑和数据处理主要在服务器端完成，而用户界面的展示则由浏览器负责，客户端通常只需安装一个通用的网页浏览器即可访问应用服务。简化了客户端的维护工作，并且使得软件更新和部署更加便捷，因为所有的更新操作只需要在服务器端执行即可对所有用户生效。这种架构非常适合用于构建需要跨平台支持、易于维护及扩展的应用程序，如在线办公软件、电子商务网站等。</w:t>
+        <w:t>本系统采用B/S架构，前后端完全分离，易于维护和扩展</w:t>
+      </w:r>
+      <w:r>
+        <w:rPr>
+          <w:rFonts w:hint="eastAsia"/>
+        </w:rPr>
+        <w:t>。</w:t>
       </w:r>
     </w:p>
     <w:p>
@@ -18849,15 +18856,7 @@
         <w:rPr>
           <w:rFonts w:hint="eastAsia"/>
         </w:rPr>
-        <w:t>消息发送的逻辑：使用最常用的长连接协议wss进行客户端与服务端的连接，使用websocket库加快开发效率，应用在开始加载页面之前，会向服务端发送wss连接，连接成功后，才能进行后续操作，用户每次发送消息都会带上发送者ID和接收者ID，服务端根据ID去判断这个消息的去向，然后客户端接收这个消息，展示在页面中。那么服务端是如何存储这个ID的呢，其实每次建立wss连接，都会有一个唯一的连接ID，</w:t>
-      </w:r>
-      <w:bookmarkStart w:id="189" w:name="_GoBack"/>
-      <w:bookmarkEnd w:id="189"/>
-      <w:r>
-        <w:rPr>
-          <w:rFonts w:hint="eastAsia"/>
-        </w:rPr>
-        <w:t>把这个连接ID作为value，而用户ID作为key，就可以完全区分聊天消息的去向了</w:t>
+        <w:t>消息发送的逻辑：使用最常用的长连接协议wss进行客户端与服务端的连接，使用websocket库加快开发效率，应用在开始加载页面之前，会向服务端发送wss连接，连接成功后，才能进行后续操作，用户每次发送消息都会带上发送者ID和接收者ID，服务端根据ID去判断这个消息的去向，然后客户端接收这个消息，展示在页面中。那么服务端是如何存储这个ID的呢，其实每次建立wss连接，都会有一个唯一的连接ID，把这个连接ID作为value，而用户ID作为key，就可以完全区分聊天消息的去向了</w:t>
       </w:r>
       <w:r>
         <w:rPr>
@@ -20513,20 +20512,6 @@
           <w:rFonts w:ascii="Times New Roman" w:hAnsi="Times New Roman"/>
         </w:rPr>
         <w:t>。</w:t>
-      </w:r>
-    </w:p>
-    <w:p>
-      <w:pPr>
-        <w:pStyle w:val="13"/>
-        <w:rPr>
-          <w:rFonts w:ascii="Times New Roman" w:hAnsi="Times New Roman"/>
-        </w:rPr>
-      </w:pPr>
-      <w:r>
-        <w:rPr>
-          <w:rFonts w:ascii="Times New Roman" w:hAnsi="Times New Roman"/>
-        </w:rPr>
-        <w:t>系统功能测试通常是软件测试过程中最重要的测试方法之一，因为它能够检查系统是否满足用户的需求和期望，并确保系统的各个功能能够正常工作。</w:t>
       </w:r>
     </w:p>
     <w:p>
@@ -22656,8 +22641,10 @@
         <w:rPr>
           <w:rFonts w:ascii="Times New Roman" w:hAnsi="Times New Roman"/>
         </w:rPr>
-        <w:t>功能测试凭借精心设计的用例，对用户注册登录、好友管理、消息收发等核心功能逐一核验，确保了用户操作的流畅性与功能实现的准确性。黑盒测试从用户视角出发，不探究内部逻辑，以等价类划分、边界值分析等方法，验证系统在不同输入输出场景下的表现；白盒测试则深入代码内部，通过语句覆盖、判定覆盖等手段，排查逻辑结构与代码实现中的潜在问题，二者相辅相成，全方位保障了软件质量。性能测试则通过响应时间、吞吐量、并发用户数及资源利用率等关键指标，模拟正常与峰值负载场景，精准定位性能瓶颈，为系统优化提供有力支撑。</w:t>
-      </w:r>
+        <w:t>功能测试凭借精心设计的用例，对用户注册登录、好友管理、消息收发等核心功能逐一核验，确保了用户操作的流畅性与功能实现的准确性。</w:t>
+      </w:r>
+      <w:bookmarkStart w:id="189" w:name="_GoBack"/>
+      <w:bookmarkEnd w:id="189"/>
     </w:p>
     <w:p>
       <w:pPr>
